--- a/downloads/workbook/ai-5-week-20.docx
+++ b/downloads/workbook/ai-5-week-20.docx
@@ -992,6 +992,178 @@
         <w:t>Project connection: For your Image-pattern Network Investigation, save the input, procedure, observed result and limitation of this check. Label this worked example as practice; use a different, previously unreviewed case when checking independent understanding.</w:t>
       </w:r>
     </w:p>
+    <w:p>
+      <w:pPr>
+        <w:pStyle w:val="Heading1"/>
+      </w:pPr>
+      <w:r>
+        <w:t>13. Project portfolio milestone</w:t>
+      </w:r>
+    </w:p>
+    <w:p>
+      <w:r>
+        <w:t>Project: Image-pattern Network Investigation</w:t>
+      </w:r>
+    </w:p>
+    <w:p>
+      <w:r>
+        <w:t>Current milestone: Evaluate and revise. Compare with your starting method, explain errors and record a justified revision.</w:t>
+      </w:r>
+    </w:p>
+    <w:p>
+      <w:r>
+        <w:t>For your Image-pattern Network Investigation, save the input, procedure, observed result and limitation of this check. Label this worked example as practice; use a different, previously unreviewed case when checking independent understanding.</w:t>
+      </w:r>
+    </w:p>
+    <w:tbl>
+      <w:tblPr>
+        <w:tblStyle w:val="LightShading-Accent1"/>
+        <w:tblW w:type="auto" w:w="0"/>
+        <w:tblLook w:firstColumn="1" w:firstRow="1" w:lastColumn="0" w:lastRow="0" w:noHBand="0" w:noVBand="1" w:val="04A0"/>
+      </w:tblPr>
+      <w:tblGrid>
+        <w:gridCol w:w="5112"/>
+        <w:gridCol w:w="5112"/>
+      </w:tblGrid>
+      <w:tr>
+        <w:trPr>
+          <w:tblHeader/>
+        </w:trPr>
+        <w:tc>
+          <w:tcPr>
+            <w:tcW w:type="dxa" w:w="5112"/>
+          </w:tcPr>
+          <w:p>
+            <w:r>
+              <w:t>Evidence to keep</w:t>
+            </w:r>
+          </w:p>
+        </w:tc>
+        <w:tc>
+          <w:tcPr>
+            <w:tcW w:type="dxa" w:w="5112"/>
+          </w:tcPr>
+          <w:p>
+            <w:r>
+              <w:t>My record</w:t>
+            </w:r>
+          </w:p>
+        </w:tc>
+      </w:tr>
+      <w:tr>
+        <w:tc>
+          <w:tcPr>
+            <w:tcW w:type="dxa" w:w="5112"/>
+          </w:tcPr>
+          <w:p>
+            <w:r>
+              <w:t>This week’s input and deciding step</w:t>
+            </w:r>
+          </w:p>
+        </w:tc>
+        <w:tc>
+          <w:tcPr>
+            <w:tcW w:type="dxa" w:w="5112"/>
+          </w:tcPr>
+          <w:p>
+            <w:r/>
+          </w:p>
+        </w:tc>
+      </w:tr>
+      <w:tr>
+        <w:tc>
+          <w:tcPr>
+            <w:tcW w:type="dxa" w:w="5112"/>
+          </w:tcPr>
+          <w:p>
+            <w:r>
+              <w:t>Prediction and actual result (or labelled paper trace)</w:t>
+            </w:r>
+          </w:p>
+        </w:tc>
+        <w:tc>
+          <w:tcPr>
+            <w:tcW w:type="dxa" w:w="5112"/>
+          </w:tcPr>
+          <w:p>
+            <w:r/>
+          </w:p>
+        </w:tc>
+      </w:tr>
+      <w:tr>
+        <w:tc>
+          <w:tcPr>
+            <w:tcW w:type="dxa" w:w="5112"/>
+          </w:tcPr>
+          <w:p>
+            <w:r>
+              <w:t>One change since the previous checkpoint and why</w:t>
+            </w:r>
+          </w:p>
+        </w:tc>
+        <w:tc>
+          <w:tcPr>
+            <w:tcW w:type="dxa" w:w="5112"/>
+          </w:tcPr>
+          <w:p>
+            <w:r/>
+          </w:p>
+        </w:tc>
+      </w:tr>
+      <w:tr>
+        <w:tc>
+          <w:tcPr>
+            <w:tcW w:type="dxa" w:w="5112"/>
+          </w:tcPr>
+          <w:p>
+            <w:r>
+              <w:t>One error or limit and the next test</w:t>
+            </w:r>
+          </w:p>
+        </w:tc>
+        <w:tc>
+          <w:tcPr>
+            <w:tcW w:type="dxa" w:w="5112"/>
+          </w:tcPr>
+          <w:p>
+            <w:r/>
+          </w:p>
+        </w:tc>
+      </w:tr>
+    </w:tbl>
+    <w:p>
+      <w:pPr>
+        <w:pStyle w:val="Heading3"/>
+      </w:pPr>
+      <w:r>
+        <w:t>Explain what this week adds to your project. Reuse last week’s record rather than starting again.</w:t>
+      </w:r>
+    </w:p>
+    <w:p>
+      <w:r>
+        <w:t>________________________________________________________________</w:t>
+      </w:r>
+    </w:p>
+    <w:p>
+      <w:r>
+        <w:t>________________________________________________________________</w:t>
+      </w:r>
+    </w:p>
+    <w:p>
+      <w:r>
+        <w:t>________________________________________________________________</w:t>
+      </w:r>
+    </w:p>
+    <w:p>
+      <w:r>
+        <w:t>________________________________________________________________</w:t>
+      </w:r>
+    </w:p>
+    <w:p>
+      <w:r>
+        <w:t>________________________________________________________________</w:t>
+      </w:r>
+    </w:p>
     <w:sectPr>
       <w:pgSz w:w="12240" w:h="15840"/>
       <w:pgMar w:top="936" w:right="1008" w:bottom="936" w:left="1008" w:header="720" w:footer="720" w:gutter="0"/>

--- a/downloads/workbook/ai-5-week-20.docx
+++ b/downloads/workbook/ai-5-week-20.docx
@@ -1164,6 +1164,248 @@
         <w:t>________________________________________________________________</w:t>
       </w:r>
     </w:p>
+    <w:p>
+      <w:pPr>
+        <w:pStyle w:val="Heading1"/>
+      </w:pPr>
+      <w:r>
+        <w:t>14. Supported practice and learning evidence</w:t>
+      </w:r>
+    </w:p>
+    <w:p>
+      <w:r>
+        <w:t>Use this supported practice once, in the browser or on paper. Keep the reserved independent assessment for a separate first attempt before teacher feedback.</w:t>
+      </w:r>
+    </w:p>
+    <w:p>
+      <w:r>
+        <w:t>Move colour values between tensor layouts without changing the pixels.</w:t>
+      </w:r>
+    </w:p>
+    <w:p>
+      <w:pPr>
+        <w:pStyle w:val="Heading3"/>
+      </w:pPr>
+      <w:r>
+        <w:t>Practice 1: explain the deciding evidence</w:t>
+      </w:r>
+    </w:p>
+    <w:p>
+      <w:r>
+        <w:t>Which labelled step matches this detail? Bottom green is HWC [1, 0, 1]=5 and CHW [1, 1, 0]=5.</w:t>
+      </w:r>
+    </w:p>
+    <w:p>
+      <w:r>
+        <w:t>1. Record HWC shape</w:t>
+      </w:r>
+    </w:p>
+    <w:p>
+      <w:r>
+        <w:t>2. Reorder to CHW</w:t>
+      </w:r>
+    </w:p>
+    <w:p>
+      <w:r>
+        <w:t>3. Check same pixel</w:t>
+      </w:r>
+    </w:p>
+    <w:p>
+      <w:pPr>
+        <w:pStyle w:val="Heading3"/>
+      </w:pPr>
+      <w:r>
+        <w:t>My selected conclusion, deciding fact and explanation</w:t>
+      </w:r>
+    </w:p>
+    <w:p>
+      <w:r>
+        <w:t>________________________________________________________________</w:t>
+      </w:r>
+    </w:p>
+    <w:p>
+      <w:r>
+        <w:t>________________________________________________________________</w:t>
+      </w:r>
+    </w:p>
+    <w:p>
+      <w:r>
+        <w:t>________________________________________________________________</w:t>
+      </w:r>
+    </w:p>
+    <w:p>
+      <w:r>
+        <w:t>________________________________________________________________</w:t>
+      </w:r>
+    </w:p>
+    <w:p>
+      <w:r>
+        <w:t>________________________________________________________________</w:t>
+      </w:r>
+    </w:p>
+    <w:p>
+      <w:r>
+        <w:t>Hint if needed: Read the steps in the pictorial case. Match the supplied detail to the stage that performs or records it.</w:t>
+      </w:r>
+    </w:p>
+    <w:p>
+      <w:r>
+        <w:t>After your attempt, compare with the supported explanation: Check same pixel Bottom green is HWC [1, 0, 1]=5 and CHW [1, 1, 0]=5. A tensor is an array with named dimensions. HWC orders height, width and colour; CHW puts colour first. Rearranging the layout changes where values are stored, not the colour measurement itself. Trace a named pixel through both layouts using zero-based indices. Adding a batch dimension counts images and does not add a new colour channel.</w:t>
+      </w:r>
+    </w:p>
+    <w:p>
+      <w:pPr>
+        <w:pStyle w:val="Heading3"/>
+      </w:pPr>
+      <w:r>
+        <w:t>Practice 2: explain the deciding evidence</w:t>
+      </w:r>
+    </w:p>
+    <w:p>
+      <w:r>
+        <w:t>Changed-case practice: Add a batch containing three identical images in NHWC layout. Which conclusion is supported by the supplied facts?</w:t>
+      </w:r>
+    </w:p>
+    <w:p>
+      <w:r>
+        <w:t>1. Batch shape is [3, 2, 1, 3].</w:t>
+      </w:r>
+    </w:p>
+    <w:p>
+      <w:r>
+        <w:t>2. We can decide the result without examining the changed input or the procedure.</w:t>
+      </w:r>
+    </w:p>
+    <w:p>
+      <w:r>
+        <w:t>3. This one example guarantees correct results for every future input.</w:t>
+      </w:r>
+    </w:p>
+    <w:p>
+      <w:pPr>
+        <w:pStyle w:val="Heading3"/>
+      </w:pPr>
+      <w:r>
+        <w:t>My selected conclusion, deciding fact and explanation</w:t>
+      </w:r>
+    </w:p>
+    <w:p>
+      <w:r>
+        <w:t>________________________________________________________________</w:t>
+      </w:r>
+    </w:p>
+    <w:p>
+      <w:r>
+        <w:t>________________________________________________________________</w:t>
+      </w:r>
+    </w:p>
+    <w:p>
+      <w:r>
+        <w:t>________________________________________________________________</w:t>
+      </w:r>
+    </w:p>
+    <w:p>
+      <w:r>
+        <w:t>________________________________________________________________</w:t>
+      </w:r>
+    </w:p>
+    <w:p>
+      <w:r>
+        <w:t>________________________________________________________________</w:t>
+      </w:r>
+    </w:p>
+    <w:p>
+      <w:r>
+        <w:t>Hint if needed: Use the changed condition and the deciding step in the pictorial trace. The answer must say what follows from those facts.</w:t>
+      </w:r>
+    </w:p>
+    <w:p>
+      <w:r>
+        <w:t>After your attempt, compare with the supported explanation: Batch shape is [3, 2, 1, 3]. The new first dimension counts images; it does not add a fourth colour channel.</w:t>
+      </w:r>
+    </w:p>
+    <w:p>
+      <w:pPr>
+        <w:pStyle w:val="Heading3"/>
+      </w:pPr>
+      <w:r>
+        <w:t>Repair a missing building block</w:t>
+      </w:r>
+    </w:p>
+    <w:p>
+      <w:r>
+        <w:t>Review Learned representations (ai-5/19). Goal: Trace an input through a hidden representation and a decision rule. Short practice: Why can no deterministic head using only the sum classify both correctly? Point to the relevant step in the picture, then write the changed result and the rule or evidence that supports it.. Return to this week and explain what you changed.</w:t>
+      </w:r>
+    </w:p>
+    <w:p>
+      <w:r>
+        <w:t>Review Initialisation and reproducibility (ai-5/17). Goal: Trace how starting values affect a fixed training budget. Short practice: Does the matching final loss mean the parameter values are equal? Point to the relevant step in the picture, then write the changed result and the rule or evidence that supports it.. Return to this week and explain what you changed.</w:t>
+      </w:r>
+    </w:p>
+    <w:p>
+      <w:r>
+        <w:t>Review Learning rate experiments (ai-5/14). Goal: Run a controlled comparison of learning rates. Short practice: What should a fair rate comparison hold fixed? Point to the relevant step in the picture, then write the changed result and the rule or evidence that supports it.. Return to this week and explain what you changed.</w:t>
+      </w:r>
+    </w:p>
+    <w:p>
+      <w:pPr>
+        <w:pStyle w:val="Heading3"/>
+      </w:pPr>
+      <w:r>
+        <w:t>Predict, run and debug</w:t>
+      </w:r>
+    </w:p>
+    <w:p>
+      <w:r>
+        <w:t>The browser lab lets you edit the supported Python examples already included in this lesson. Predict first, run, inspect the actual output or error, change one input, then run again. Keep code, predictions, actual results and a reasoned revision together. On paper, label your result as a trace rather than an execution.</w:t>
+      </w:r>
+    </w:p>
+    <w:p>
+      <w:pPr>
+        <w:pStyle w:val="Heading3"/>
+      </w:pPr>
+      <w:r>
+        <w:t>Keep your completed work</w:t>
+      </w:r>
+    </w:p>
+    <w:p>
+      <w:r>
+        <w:t>Use Download completed work in the hosted lesson to export your answers, reflections, practice feedback and code-run evidence. Open the HTML copy to read or print it. Drafts stay in this browser when storage is available; clear drafts on a shared device.</w:t>
+      </w:r>
+    </w:p>
+    <w:p>
+      <w:pPr>
+        <w:pStyle w:val="Heading3"/>
+      </w:pPr>
+      <w:r>
+        <w:t>What I repaired, the evidence I kept and the next test</w:t>
+      </w:r>
+    </w:p>
+    <w:p>
+      <w:r>
+        <w:t>________________________________________________________________</w:t>
+      </w:r>
+    </w:p>
+    <w:p>
+      <w:r>
+        <w:t>________________________________________________________________</w:t>
+      </w:r>
+    </w:p>
+    <w:p>
+      <w:r>
+        <w:t>________________________________________________________________</w:t>
+      </w:r>
+    </w:p>
+    <w:p>
+      <w:r>
+        <w:t>________________________________________________________________</w:t>
+      </w:r>
+    </w:p>
+    <w:p>
+      <w:r>
+        <w:t>________________________________________________________________</w:t>
+      </w:r>
+    </w:p>
     <w:sectPr>
       <w:pgSz w:w="12240" w:h="15840"/>
       <w:pgMar w:top="936" w:right="1008" w:bottom="936" w:left="1008" w:header="720" w:footer="720" w:gutter="0"/>

--- a/downloads/workbook/ai-5-week-20.docx
+++ b/downloads/workbook/ai-5-week-20.docx
@@ -30,33 +30,45 @@
     </w:p>
     <w:p>
       <w:r>
-        <w:t>Try the recall before opening notes. Then use a different colour or a labelled second line to correct your explanation.</w:t>
+        <w:t>Record your starting explanation for Image tensors and channels before opening notes. Show any later correction separately.</w:t>
       </w:r>
     </w:p>
     <w:p>
       <w:pPr>
-        <w:pStyle w:val="Heading3"/>
-      </w:pPr>
-      <w:r>
-        <w:t>Learned representations</w:t>
+        <w:spacing w:line="336" w:lineRule="auto" w:after="180"/>
+      </w:pPr>
+      <w:r>
+        <w:rPr>
+          <w:b w:val="0"/>
+        </w:rPr>
+        <w:t>Try the recall before opening notes. Then use a different colour or a labelled second line to correct your explanation.</w:t>
       </w:r>
     </w:p>
     <w:p>
-      <w:r>
-        <w:t>Without opening the old lesson, explain one key idea from Learned representations. Give an example and a mistake that the idea helps you avoid.</w:t>
+      <w:pPr>
+        <w:pStyle w:val="Heading3"/>
+      </w:pPr>
+      <w:r>
+        <w:t>Learned representations</w:t>
       </w:r>
     </w:p>
     <w:p>
       <w:pPr>
-        <w:pStyle w:val="Heading3"/>
-      </w:pPr>
-      <w:r>
-        <w:t>My remembered idea, example and correction</w:t>
+        <w:spacing w:line="336" w:lineRule="auto" w:after="180"/>
+      </w:pPr>
+      <w:r>
+        <w:rPr>
+          <w:b w:val="0"/>
+        </w:rPr>
+        <w:t>Without opening the old lesson, explain one key idea from Learned representations. Give an example and a mistake that the idea helps you avoid.</w:t>
       </w:r>
     </w:p>
     <w:p>
-      <w:r>
-        <w:t>________________________________________________________________</w:t>
+      <w:pPr>
+        <w:pStyle w:val="Heading3"/>
+      </w:pPr>
+      <w:r>
+        <w:t>My remembered idea, example and correction</w:t>
       </w:r>
     </w:p>
     <w:p>
@@ -70,29 +82,35 @@
       </w:r>
     </w:p>
     <w:p>
-      <w:pPr>
-        <w:pStyle w:val="Heading3"/>
-      </w:pPr>
-      <w:r>
-        <w:t>Initialisation and reproducibility</w:t>
+      <w:r>
+        <w:t>________________________________________________________________</w:t>
       </w:r>
     </w:p>
     <w:p>
-      <w:r>
-        <w:t>Without opening the old lesson, explain one key idea from Initialisation and reproducibility. Give an example and a mistake that the idea helps you avoid.</w:t>
+      <w:pPr>
+        <w:pStyle w:val="Heading3"/>
+      </w:pPr>
+      <w:r>
+        <w:t>Initialisation and reproducibility</w:t>
       </w:r>
     </w:p>
     <w:p>
       <w:pPr>
-        <w:pStyle w:val="Heading3"/>
-      </w:pPr>
-      <w:r>
-        <w:t>My remembered idea, example and correction</w:t>
+        <w:spacing w:line="336" w:lineRule="auto" w:after="180"/>
+      </w:pPr>
+      <w:r>
+        <w:rPr>
+          <w:b w:val="0"/>
+        </w:rPr>
+        <w:t>Without opening the old lesson, explain one key idea from Initialisation and reproducibility. Give an example and a mistake that the idea helps you avoid.</w:t>
       </w:r>
     </w:p>
     <w:p>
-      <w:r>
-        <w:t>________________________________________________________________</w:t>
+      <w:pPr>
+        <w:pStyle w:val="Heading3"/>
+      </w:pPr>
+      <w:r>
+        <w:t>My remembered idea, example and correction</w:t>
       </w:r>
     </w:p>
     <w:p>
@@ -106,29 +124,35 @@
       </w:r>
     </w:p>
     <w:p>
-      <w:pPr>
-        <w:pStyle w:val="Heading3"/>
-      </w:pPr>
-      <w:r>
-        <w:t>Learning rate experiments</w:t>
+      <w:r>
+        <w:t>________________________________________________________________</w:t>
       </w:r>
     </w:p>
     <w:p>
-      <w:r>
-        <w:t>Without opening the old lesson, explain one key idea from Learning rate experiments. Give an example and a mistake that the idea helps you avoid.</w:t>
+      <w:pPr>
+        <w:pStyle w:val="Heading3"/>
+      </w:pPr>
+      <w:r>
+        <w:t>Learning rate experiments</w:t>
       </w:r>
     </w:p>
     <w:p>
       <w:pPr>
-        <w:pStyle w:val="Heading3"/>
-      </w:pPr>
-      <w:r>
-        <w:t>My remembered idea, example and correction</w:t>
+        <w:spacing w:line="336" w:lineRule="auto" w:after="180"/>
+      </w:pPr>
+      <w:r>
+        <w:rPr>
+          <w:b w:val="0"/>
+        </w:rPr>
+        <w:t>Without opening the old lesson, explain one key idea from Learning rate experiments. Give an example and a mistake that the idea helps you avoid.</w:t>
       </w:r>
     </w:p>
     <w:p>
-      <w:r>
-        <w:t>________________________________________________________________</w:t>
+      <w:pPr>
+        <w:pStyle w:val="Heading3"/>
+      </w:pPr>
+      <w:r>
+        <w:t>My remembered idea, example and correction</w:t>
       </w:r>
     </w:p>
     <w:p>
@@ -142,16 +166,56 @@
       </w:r>
     </w:p>
     <w:p>
-      <w:pPr>
-        <w:pStyle w:val="Heading1"/>
-      </w:pPr>
-      <w:r>
-        <w:t>02. Practise with fading help</w:t>
+      <w:r>
+        <w:t>________________________________________________________________</w:t>
       </w:r>
     </w:p>
     <w:p>
-      <w:r>
-        <w:t>Use W2: Audit an axis conversion for Image tensors and channels. Record the answer once; the lesson and workbook refer to the same attempt.</w:t>
+      <w:pPr>
+        <w:pStyle w:val="Heading1"/>
+      </w:pPr>
+      <w:r>
+        <w:t>02. Practise with fading help</w:t>
+      </w:r>
+    </w:p>
+    <w:p>
+      <w:r>
+        <w:t>Complete the supported Image tensors and channels trace and record the first step you can explain without help.</w:t>
+      </w:r>
+    </w:p>
+    <w:p>
+      <w:pPr>
+        <w:spacing w:line="336" w:lineRule="auto" w:after="180"/>
+      </w:pPr>
+      <w:r>
+        <w:rPr>
+          <w:b w:val="0"/>
+        </w:rPr>
+        <w:t xml:space="preserve">Use W2: Audit an axis conversion for Image </w:t>
+      </w:r>
+      <w:r>
+        <w:rPr>
+          <w:b/>
+        </w:rPr>
+        <w:t>tensor</w:t>
+      </w:r>
+      <w:r>
+        <w:rPr>
+          <w:b w:val="0"/>
+        </w:rPr>
+        <w:t xml:space="preserve">s and </w:t>
+      </w:r>
+      <w:r>
+        <w:rPr>
+          <w:b/>
+        </w:rPr>
+        <w:t>channel</w:t>
+      </w:r>
+      <w:r>
+        <w:rPr>
+          <w:b w:val="0"/>
+        </w:rPr>
+        <w:t>s. Record the answer once; the lesson and workbook refer to the same attempt.</w:t>
       </w:r>
     </w:p>
     <w:tbl>
@@ -279,25 +343,73 @@
     </w:p>
     <w:p>
       <w:r>
-        <w:t>Use the worked case for Image tensors and channels. Proposed explanation: “Three channels mean three images”. Decide whether this explanation is supported. Point to the step or supplied fact that decides; explain your repair if needed.</w:t>
+        <w:t>Check the proposed Image tensors and channels explanation against the supplied facts before discussing it.</w:t>
       </w:r>
     </w:p>
     <w:p>
       <w:pPr>
-        <w:pStyle w:val="Heading3"/>
-      </w:pPr>
-      <w:r>
-        <w:t>My explanation before partner discussion</w:t>
+        <w:spacing w:line="336" w:lineRule="auto" w:after="180"/>
+      </w:pPr>
+      <w:r>
+        <w:rPr>
+          <w:b w:val="0"/>
+        </w:rPr>
+        <w:t xml:space="preserve">Use the worked case for Image </w:t>
+      </w:r>
+      <w:r>
+        <w:rPr>
+          <w:b/>
+        </w:rPr>
+        <w:t>tensor</w:t>
+      </w:r>
+      <w:r>
+        <w:rPr>
+          <w:b w:val="0"/>
+        </w:rPr>
+        <w:t xml:space="preserve">s and </w:t>
+      </w:r>
+      <w:r>
+        <w:rPr>
+          <w:b/>
+        </w:rPr>
+        <w:t>channel</w:t>
+      </w:r>
+      <w:r>
+        <w:rPr>
+          <w:b w:val="0"/>
+        </w:rPr>
+        <w:t xml:space="preserve">s. Proposed explanation: “Three </w:t>
+      </w:r>
+      <w:r>
+        <w:rPr>
+          <w:b/>
+        </w:rPr>
+        <w:t>channel</w:t>
+      </w:r>
+      <w:r>
+        <w:rPr>
+          <w:b w:val="0"/>
+        </w:rPr>
+        <w:t>s mean three images”. Decide whether this explanation is supported.</w:t>
       </w:r>
     </w:p>
     <w:p>
-      <w:r>
-        <w:t>________________________________________________________________</w:t>
+      <w:pPr>
+        <w:spacing w:line="336" w:lineRule="auto" w:after="180"/>
+      </w:pPr>
+      <w:r>
+        <w:rPr>
+          <w:b w:val="0"/>
+        </w:rPr>
+        <w:t>Point to the step or supplied fact that decides; explain your repair if needed.</w:t>
       </w:r>
     </w:p>
     <w:p>
-      <w:r>
-        <w:t>________________________________________________________________</w:t>
+      <w:pPr>
+        <w:pStyle w:val="Heading3"/>
+      </w:pPr>
+      <w:r>
+        <w:t>My explanation before partner discussion</w:t>
       </w:r>
     </w:p>
     <w:p>
@@ -311,52 +423,76 @@
       </w:r>
     </w:p>
     <w:p>
-      <w:pPr>
-        <w:pStyle w:val="Heading1"/>
-      </w:pPr>
-      <w:r>
-        <w:t>04. Independent transfer case</w:t>
+      <w:r>
+        <w:t>________________________________________________________________</w:t>
       </w:r>
     </w:p>
     <w:p>
-      <w:pPr>
-        <w:pStyle w:val="Heading3"/>
-      </w:pPr>
-      <w:r>
-        <w:t>Independent case: Convert a new image independently</w:t>
+      <w:r>
+        <w:t>________________________________________________________________</w:t>
       </w:r>
     </w:p>
     <w:p>
-      <w:r>
-        <w:t>A one-row two-column RGB image has pixels [10, 20, 30] then [40, 50, 60]. State its HWC shape and all three CHW planes. Give the green value at row 0 column 1 in both layouts. A batch contains four copies: give its NHWC shape and total channel-value count.</w:t>
+      <w:pPr>
+        <w:pStyle w:val="Heading1"/>
+      </w:pPr>
+      <w:r>
+        <w:t>04. Independent transfer case</w:t>
       </w:r>
     </w:p>
     <w:p>
-      <w:pPr>
-        <w:pStyle w:val="Heading3"/>
-      </w:pPr>
-      <w:r>
-        <w:t>My independent explanation, trace and limits</w:t>
+      <w:r>
+        <w:t>Write one first attempt at the reserved independent case before feedback. Repeated copies of that case refer to the same recorded attempt.</w:t>
       </w:r>
     </w:p>
     <w:p>
-      <w:r>
-        <w:t>________________________________________________________________</w:t>
+      <w:pPr>
+        <w:pStyle w:val="Heading3"/>
+      </w:pPr>
+      <w:r>
+        <w:t>Independent case: Convert a new image independently</w:t>
       </w:r>
     </w:p>
     <w:p>
-      <w:r>
-        <w:t>________________________________________________________________</w:t>
+      <w:pPr>
+        <w:spacing w:line="336" w:lineRule="auto" w:after="180"/>
+      </w:pPr>
+      <w:r>
+        <w:rPr>
+          <w:b w:val="0"/>
+        </w:rPr>
+        <w:t>A one-row two-column RGB image has pixels [10, 20, 30] then [40, 50, 60]. State its HWC shape and all three CHW planes. Give the green value at row 0 column 1 in both layouts.</w:t>
       </w:r>
     </w:p>
     <w:p>
-      <w:r>
-        <w:t>________________________________________________________________</w:t>
+      <w:pPr>
+        <w:spacing w:line="336" w:lineRule="auto" w:after="180"/>
+      </w:pPr>
+      <w:r>
+        <w:rPr>
+          <w:b w:val="0"/>
+        </w:rPr>
+        <w:t xml:space="preserve">A batch contains four copies: give its NHWC shape and total </w:t>
+      </w:r>
+      <w:r>
+        <w:rPr>
+          <w:b/>
+        </w:rPr>
+        <w:t>channel</w:t>
+      </w:r>
+      <w:r>
+        <w:rPr>
+          <w:b w:val="0"/>
+        </w:rPr>
+        <w:t>-value count.</w:t>
       </w:r>
     </w:p>
     <w:p>
-      <w:r>
-        <w:t>________________________________________________________________</w:t>
+      <w:pPr>
+        <w:pStyle w:val="Heading3"/>
+      </w:pPr>
+      <w:r>
+        <w:t>My independent explanation, trace and limits</w:t>
       </w:r>
     </w:p>
     <w:p>
@@ -376,53 +512,77 @@
     </w:p>
     <w:p>
       <w:r>
-        <w:t>Attempt this case before feedback. Record any help. Earlier examples below are further practice; a case already practised with feedback cannot establish fresh transfer.</w:t>
+        <w:t>________________________________________________________________</w:t>
       </w:r>
     </w:p>
     <w:p>
-      <w:pPr>
-        <w:pStyle w:val="Heading1"/>
-      </w:pPr>
-      <w:r>
-        <w:t>05. W1 Read a pixel precisely</w:t>
+      <w:r>
+        <w:t>________________________________________________________________</w:t>
       </w:r>
     </w:p>
     <w:p>
       <w:r>
-        <w:t>For the lesson image, give image[1][0], image[1][0][2], the HWC shape, pixel count and number of channel values.</w:t>
+        <w:t>________________________________________________________________</w:t>
       </w:r>
     </w:p>
     <w:p>
-      <w:pPr>
-        <w:pStyle w:val="Heading3"/>
-      </w:pPr>
-      <w:r>
-        <w:t>My reasoning and evidence</w:t>
+      <w:r>
+        <w:t>________________________________________________________________</w:t>
       </w:r>
     </w:p>
     <w:p>
-      <w:r>
-        <w:t>________________________________________________________________</w:t>
+      <w:pPr>
+        <w:spacing w:line="336" w:lineRule="auto" w:after="180"/>
+      </w:pPr>
+      <w:r>
+        <w:rPr>
+          <w:b w:val="0"/>
+        </w:rPr>
+        <w:t>Attempt this case before feedback. Record any help. Earlier examples below are further practice; a case already practised with feedback cannot establish fresh transfer.</w:t>
       </w:r>
     </w:p>
     <w:p>
-      <w:r>
-        <w:t>________________________________________________________________</w:t>
+      <w:pPr>
+        <w:pStyle w:val="Heading1"/>
+      </w:pPr>
+      <w:r>
+        <w:t>05. W1 Read a pixel precisely</w:t>
       </w:r>
     </w:p>
     <w:p>
       <w:r>
-        <w:t>________________________________________________________________</w:t>
+        <w:t>Read a pixel precisely. Apply the supplied Image tensors and channels facts and keep your reasoning.</w:t>
       </w:r>
     </w:p>
     <w:p>
-      <w:r>
-        <w:t>________________________________________________________________</w:t>
+      <w:pPr>
+        <w:spacing w:line="336" w:lineRule="auto" w:after="180"/>
+      </w:pPr>
+      <w:r>
+        <w:rPr>
+          <w:b w:val="0"/>
+        </w:rPr>
+        <w:t xml:space="preserve">For the lesson image, give image[1][0], image[1][0][2], the HWC shape, pixel count and number of </w:t>
+      </w:r>
+      <w:r>
+        <w:rPr>
+          <w:b/>
+        </w:rPr>
+        <w:t>channel</w:t>
+      </w:r>
+      <w:r>
+        <w:rPr>
+          <w:b w:val="0"/>
+        </w:rPr>
+        <w:t xml:space="preserve"> values.</w:t>
       </w:r>
     </w:p>
     <w:p>
-      <w:r>
-        <w:t>________________________________________________________________</w:t>
+      <w:pPr>
+        <w:pStyle w:val="Heading3"/>
+      </w:pPr>
+      <w:r>
+        <w:t>My reasoning and evidence</w:t>
       </w:r>
     </w:p>
     <w:p>
@@ -431,24 +591,18 @@
       </w:r>
     </w:p>
     <w:p>
-      <w:pPr>
-        <w:pStyle w:val="Heading1"/>
-      </w:pPr>
-      <w:r>
-        <w:t>06. W2 Audit an axis conversion</w:t>
+      <w:r>
+        <w:t>________________________________________________________________</w:t>
       </w:r>
     </w:p>
     <w:p>
       <w:r>
-        <w:t>A program flattens the lesson HWC array and groups the first four values into a 2 by 2 red plane. Give that incorrect plane and the correct plane. Identify a position where they disagree.</w:t>
+        <w:t>________________________________________________________________</w:t>
       </w:r>
     </w:p>
     <w:p>
-      <w:pPr>
-        <w:pStyle w:val="Heading3"/>
-      </w:pPr>
-      <w:r>
-        <w:t>My reasoning and evidence</w:t>
+      <w:r>
+        <w:t>________________________________________________________________</w:t>
       </w:r>
     </w:p>
     <w:p>
@@ -462,44 +616,50 @@
       </w:r>
     </w:p>
     <w:p>
-      <w:r>
-        <w:t>________________________________________________________________</w:t>
+      <w:pPr>
+        <w:pStyle w:val="Heading1"/>
+      </w:pPr>
+      <w:r>
+        <w:t>06. W2 Audit an axis conversion</w:t>
       </w:r>
     </w:p>
     <w:p>
       <w:r>
-        <w:t>________________________________________________________________</w:t>
+        <w:t>Audit an axis conversion. Apply the supplied Image tensors and channels facts and keep your reasoning.</w:t>
       </w:r>
     </w:p>
     <w:p>
-      <w:r>
-        <w:t>________________________________________________________________</w:t>
+      <w:pPr>
+        <w:spacing w:line="336" w:lineRule="auto" w:after="180"/>
+      </w:pPr>
+      <w:r>
+        <w:rPr>
+          <w:b w:val="0"/>
+        </w:rPr>
+        <w:t>A program flattens the lesson HWC array and groups the first four values into a 2 by 2 red plane. Give that incorrect plane and the correct plane. Identify a position where they disagree.</w:t>
       </w:r>
     </w:p>
     <w:p>
-      <w:r>
-        <w:t>________________________________________________________________</w:t>
+      <w:pPr>
+        <w:pStyle w:val="Heading3"/>
+      </w:pPr>
+      <w:r>
+        <w:t>My reasoning and evidence</w:t>
       </w:r>
     </w:p>
     <w:p>
-      <w:pPr>
-        <w:pStyle w:val="Heading1"/>
-      </w:pPr>
-      <w:r>
-        <w:t>07. W3 Check scaling and lost colour</w:t>
+      <w:r>
+        <w:t>________________________________________________________________</w:t>
       </w:r>
     </w:p>
     <w:p>
       <w:r>
-        <w:t>Scale [255, 128, 0] by 255, keeping the middle value as a fraction. Then calculate the classroom RGB means of pure red and pure green. Which operation loses the distinction between those colours?</w:t>
+        <w:t>________________________________________________________________</w:t>
       </w:r>
     </w:p>
     <w:p>
-      <w:pPr>
-        <w:pStyle w:val="Heading3"/>
-      </w:pPr>
-      <w:r>
-        <w:t>My reasoning and evidence</w:t>
+      <w:r>
+        <w:t>________________________________________________________________</w:t>
       </w:r>
     </w:p>
     <w:p>
@@ -518,39 +678,46 @@
       </w:r>
     </w:p>
     <w:p>
-      <w:r>
-        <w:t>________________________________________________________________</w:t>
+      <w:pPr>
+        <w:pStyle w:val="Heading1"/>
+      </w:pPr>
+      <w:r>
+        <w:t>07. W3 Check scaling and lost colour</w:t>
       </w:r>
     </w:p>
     <w:p>
       <w:r>
-        <w:t>________________________________________________________________</w:t>
+        <w:t>Check scaling and lost colour. Apply the supplied Image tensors and channels facts and keep your reasoning.</w:t>
       </w:r>
     </w:p>
     <w:p>
-      <w:r>
-        <w:t>________________________________________________________________</w:t>
+      <w:pPr>
+        <w:spacing w:line="336" w:lineRule="auto" w:after="180"/>
+        <w:shd w:fill="F5F1FB"/>
+      </w:pPr>
+      <w:r>
+        <w:rPr>
+          <w:b w:val="0"/>
+        </w:rPr>
+        <w:t>Scale [255, 128, 0] by 255, keeping the middle value as a fraction. Then calculate the classroom RGB means of pure red and pure green. Which operation loses the distinction between those colours?</w:t>
       </w:r>
     </w:p>
     <w:p>
       <w:pPr>
-        <w:pStyle w:val="Heading1"/>
-      </w:pPr>
-      <w:r>
-        <w:t>08. W4 Convert a new image independently</w:t>
+        <w:pStyle w:val="Heading3"/>
+      </w:pPr>
+      <w:r>
+        <w:t>My reasoning and evidence</w:t>
       </w:r>
     </w:p>
     <w:p>
       <w:r>
-        <w:t>A one-row two-column RGB image has pixels [10, 20, 30] then [40, 50, 60]. State its HWC shape and all three CHW planes. Give the green value at row 0 column 1 in both layouts. A batch contains four copies: give its NHWC shape and total channel-value count.</w:t>
+        <w:t>________________________________________________________________</w:t>
       </w:r>
     </w:p>
     <w:p>
-      <w:pPr>
-        <w:pStyle w:val="Heading3"/>
-      </w:pPr>
-      <w:r>
-        <w:t>My reasoning and evidence</w:t>
+      <w:r>
+        <w:t>________________________________________________________________</w:t>
       </w:r>
     </w:p>
     <w:p>
@@ -574,44 +741,68 @@
       </w:r>
     </w:p>
     <w:p>
-      <w:r>
-        <w:t>________________________________________________________________</w:t>
+      <w:pPr>
+        <w:pStyle w:val="Heading1"/>
+      </w:pPr>
+      <w:r>
+        <w:t>08. W4 Convert a new image independently</w:t>
       </w:r>
     </w:p>
     <w:p>
       <w:r>
-        <w:t>________________________________________________________________</w:t>
+        <w:t>Attempt before feedback. If this repeats the selected independent case, reuse that first attempt; otherwise keep a separate record. Convert a new image independently. Apply the supplied Image tensors and channels facts and keep your reasoning.</w:t>
       </w:r>
     </w:p>
     <w:p>
-      <w:r>
-        <w:t>________________________________________________________________</w:t>
+      <w:pPr>
+        <w:spacing w:line="336" w:lineRule="auto" w:after="180"/>
+      </w:pPr>
+      <w:r>
+        <w:rPr>
+          <w:b w:val="0"/>
+        </w:rPr>
+        <w:t>A one-row two-column RGB image has pixels [10, 20, 30] then [40, 50, 60]. State its HWC shape and all three CHW planes. Give the green value at row 0 column 1 in both layouts.</w:t>
       </w:r>
     </w:p>
     <w:p>
-      <w:r>
-        <w:t>________________________________________________________________</w:t>
+      <w:pPr>
+        <w:spacing w:line="336" w:lineRule="auto" w:after="180"/>
+      </w:pPr>
+      <w:r>
+        <w:rPr>
+          <w:b w:val="0"/>
+        </w:rPr>
+        <w:t xml:space="preserve">A batch contains four copies: give its NHWC shape and total </w:t>
+      </w:r>
+      <w:r>
+        <w:rPr>
+          <w:b/>
+        </w:rPr>
+        <w:t>channel</w:t>
+      </w:r>
+      <w:r>
+        <w:rPr>
+          <w:b w:val="0"/>
+        </w:rPr>
+        <w:t>-value count.</w:t>
       </w:r>
     </w:p>
     <w:p>
       <w:pPr>
-        <w:pStyle w:val="Heading1"/>
-      </w:pPr>
-      <w:r>
-        <w:t>09. W5 Design revealing pipeline checks</w:t>
+        <w:pStyle w:val="Heading3"/>
+      </w:pPr>
+      <w:r>
+        <w:t>My reasoning and evidence</w:t>
       </w:r>
     </w:p>
     <w:p>
       <w:r>
-        <w:t>The lesson image is loaded with red and blue exchanged, then scaled twice. Give two expected checks that would expose these errors even though the shape is correct.</w:t>
+        <w:t>________________________________________________________________</w:t>
       </w:r>
     </w:p>
     <w:p>
-      <w:pPr>
-        <w:pStyle w:val="Heading3"/>
-      </w:pPr>
-      <w:r>
-        <w:t>My reasoning and evidence</w:t>
+      <w:r>
+        <w:t>________________________________________________________________</w:t>
       </w:r>
     </w:p>
     <w:p>
@@ -649,25 +840,31 @@
         <w:pStyle w:val="Heading1"/>
       </w:pPr>
       <w:r>
-        <w:t>10. Project checkpoint and reflection</w:t>
+        <w:t>09. W5 Design revealing pipeline checks</w:t>
       </w:r>
     </w:p>
     <w:p>
       <w:r>
-        <w:t>Add a labelled image tensors and channels evidence sheet to Image-pattern Network Investigation. Show how you can read a pixel using declared row column and channel axes. Use the supplied fictional case and keep its inputs, intermediate steps, calculation or prediction, and limitation. Connect this record to last week’s record; a matching answer without a trace is insufficient.</w:t>
+        <w:t>Design revealing pipeline checks. Apply the supplied Image tensors and channels facts and keep your reasoning.</w:t>
       </w:r>
     </w:p>
     <w:p>
       <w:pPr>
-        <w:pStyle w:val="Heading3"/>
-      </w:pPr>
-      <w:r>
-        <w:t>My project change, supporting evidence and remaining limit</w:t>
+        <w:spacing w:line="336" w:lineRule="auto" w:after="180"/>
+      </w:pPr>
+      <w:r>
+        <w:rPr>
+          <w:b w:val="0"/>
+        </w:rPr>
+        <w:t>The lesson image is loaded with red and blue exchanged, then scaled twice. Give two expected checks that would expose these errors even though the shape is correct.</w:t>
       </w:r>
     </w:p>
     <w:p>
-      <w:r>
-        <w:t>________________________________________________________________</w:t>
+      <w:pPr>
+        <w:pStyle w:val="Heading3"/>
+      </w:pPr>
+      <w:r>
+        <w:t>My reasoning and evidence</w:t>
       </w:r>
     </w:p>
     <w:p>
@@ -696,11 +893,166 @@
       </w:r>
     </w:p>
     <w:p>
+      <w:r>
+        <w:t>________________________________________________________________</w:t>
+      </w:r>
+    </w:p>
+    <w:p>
       <w:pPr>
         <w:pStyle w:val="Heading1"/>
       </w:pPr>
       <w:r>
+        <w:t>10. Project checkpoint and reflection</w:t>
+      </w:r>
+    </w:p>
+    <w:p>
+      <w:r>
+        <w:t>Connect Image tensors and channels to Image-pattern Network Investigation, identify a limit and choose the next useful test.</w:t>
+      </w:r>
+    </w:p>
+    <w:p>
+      <w:pPr>
+        <w:spacing w:line="336" w:lineRule="auto" w:after="180"/>
+      </w:pPr>
+      <w:r>
+        <w:rPr>
+          <w:b w:val="0"/>
+        </w:rPr>
+        <w:t xml:space="preserve">Add a labelled image </w:t>
+      </w:r>
+      <w:r>
+        <w:rPr>
+          <w:b/>
+        </w:rPr>
+        <w:t>tensor</w:t>
+      </w:r>
+      <w:r>
+        <w:rPr>
+          <w:b w:val="0"/>
+        </w:rPr>
+        <w:t xml:space="preserve">s and </w:t>
+      </w:r>
+      <w:r>
+        <w:rPr>
+          <w:b/>
+        </w:rPr>
+        <w:t>channel</w:t>
+      </w:r>
+      <w:r>
+        <w:rPr>
+          <w:b w:val="0"/>
+        </w:rPr>
+        <w:t xml:space="preserve">s </w:t>
+      </w:r>
+      <w:r>
+        <w:rPr>
+          <w:b/>
+        </w:rPr>
+        <w:t>evidence</w:t>
+      </w:r>
+      <w:r>
+        <w:rPr>
+          <w:b w:val="0"/>
+        </w:rPr>
+        <w:t xml:space="preserve"> sheet to Image-pattern Network Investigation. Show how you can read a pixel using declared row column and </w:t>
+      </w:r>
+      <w:r>
+        <w:rPr>
+          <w:b/>
+        </w:rPr>
+        <w:t>channel</w:t>
+      </w:r>
+      <w:r>
+        <w:rPr>
+          <w:b w:val="0"/>
+        </w:rPr>
+        <w:t xml:space="preserve"> axes.</w:t>
+      </w:r>
+    </w:p>
+    <w:p>
+      <w:pPr>
+        <w:spacing w:line="336" w:lineRule="auto" w:after="180"/>
+      </w:pPr>
+      <w:r>
+        <w:rPr>
+          <w:b w:val="0"/>
+        </w:rPr>
+        <w:t xml:space="preserve">Use the supplied fictional case and keep its </w:t>
+      </w:r>
+      <w:r>
+        <w:rPr>
+          <w:b/>
+        </w:rPr>
+        <w:t>input</w:t>
+      </w:r>
+      <w:r>
+        <w:rPr>
+          <w:b w:val="0"/>
+        </w:rPr>
+        <w:t xml:space="preserve">s, intermediate steps, calculation or </w:t>
+      </w:r>
+      <w:r>
+        <w:rPr>
+          <w:b/>
+        </w:rPr>
+        <w:t>prediction</w:t>
+      </w:r>
+      <w:r>
+        <w:rPr>
+          <w:b w:val="0"/>
+        </w:rPr>
+        <w:t>, and limitation. Connect this record to last week’s record; a matching answer without a trace is insufficient.</w:t>
+      </w:r>
+    </w:p>
+    <w:p>
+      <w:pPr>
+        <w:pStyle w:val="Heading3"/>
+      </w:pPr>
+      <w:r>
+        <w:t>My project change, supporting evidence and remaining limit</w:t>
+      </w:r>
+    </w:p>
+    <w:p>
+      <w:r>
+        <w:t>________________________________________________________________</w:t>
+      </w:r>
+    </w:p>
+    <w:p>
+      <w:r>
+        <w:t>________________________________________________________________</w:t>
+      </w:r>
+    </w:p>
+    <w:p>
+      <w:r>
+        <w:t>________________________________________________________________</w:t>
+      </w:r>
+    </w:p>
+    <w:p>
+      <w:r>
+        <w:t>________________________________________________________________</w:t>
+      </w:r>
+    </w:p>
+    <w:p>
+      <w:r>
+        <w:t>________________________________________________________________</w:t>
+      </w:r>
+    </w:p>
+    <w:p>
+      <w:r>
+        <w:t>________________________________________________________________</w:t>
+      </w:r>
+    </w:p>
+    <w:p>
+      <w:pPr>
+        <w:pStyle w:val="Heading1"/>
+      </w:pPr>
+      <w:r>
         <w:t>11. Feedback, return check and learning record</w:t>
+      </w:r>
+    </w:p>
+    <w:p>
+      <w:r>
+        <w:t>Record the first repaired step and a different case to revisit after a delay.</w:t>
       </w:r>
     </w:p>
     <w:tbl>
@@ -840,7 +1192,13 @@
       </w:tr>
     </w:tbl>
     <w:p>
-      <w:r>
+      <w:pPr>
+        <w:spacing w:line="336" w:lineRule="auto" w:after="180"/>
+      </w:pPr>
+      <w:r>
+        <w:rPr>
+          <w:b w:val="0"/>
+        </w:rPr>
         <w:t>Revisit this idea with your teacher after a delay. Familiarity is different from explaining and using it on a changed case.</w:t>
       </w:r>
     </w:p>
@@ -854,17 +1212,76 @@
     </w:p>
     <w:p>
       <w:r>
-        <w:t>Move colour values between tensor layouts without changing the pixels.</w:t>
+        <w:t>Move colour values between tensor layouts without changing the pixels. Explain the labelled step before checking the changed condition.</w:t>
       </w:r>
     </w:p>
     <w:p>
-      <w:r>
-        <w:t>Toy RGB image has 2 rows, 1 column. Top pixel [1, 4, 7]; bottom [2, 5, 8]. HWC means height, width, channel.</w:t>
+      <w:pPr>
+        <w:spacing w:line="336" w:lineRule="auto" w:after="180"/>
+      </w:pPr>
+      <w:r>
+        <w:rPr>
+          <w:b w:val="0"/>
+        </w:rPr>
+        <w:t xml:space="preserve">Move colour values between </w:t>
+      </w:r>
+      <w:r>
+        <w:rPr>
+          <w:b/>
+        </w:rPr>
+        <w:t>tensor</w:t>
+      </w:r>
+      <w:r>
+        <w:rPr>
+          <w:b w:val="0"/>
+        </w:rPr>
+        <w:t xml:space="preserve"> layouts without changing the pixels.</w:t>
       </w:r>
     </w:p>
     <w:p>
-      <w:r>
-        <w:t>All inputs and outcomes in this worked example are invented classroom data; no real model run is claimed.</w:t>
+      <w:pPr>
+        <w:spacing w:line="336" w:lineRule="auto" w:after="180"/>
+      </w:pPr>
+      <w:r>
+        <w:rPr>
+          <w:b w:val="0"/>
+        </w:rPr>
+        <w:t xml:space="preserve">Toy RGB image has 2 rows, 1 column. Top pixel [1, 4, 7]; bottom [2, 5, 8]. HWC means height, width, </w:t>
+      </w:r>
+      <w:r>
+        <w:rPr>
+          <w:b/>
+        </w:rPr>
+        <w:t>channel</w:t>
+      </w:r>
+      <w:r>
+        <w:rPr>
+          <w:b w:val="0"/>
+        </w:rPr>
+        <w:t>.</w:t>
+      </w:r>
+    </w:p>
+    <w:p>
+      <w:pPr>
+        <w:spacing w:line="336" w:lineRule="auto" w:after="180"/>
+      </w:pPr>
+      <w:r>
+        <w:rPr>
+          <w:b w:val="0"/>
+        </w:rPr>
+        <w:t xml:space="preserve">All </w:t>
+      </w:r>
+      <w:r>
+        <w:rPr>
+          <w:b/>
+        </w:rPr>
+        <w:t>input</w:t>
+      </w:r>
+      <w:r>
+        <w:rPr>
+          <w:b w:val="0"/>
+        </w:rPr>
+        <w:t>s and outcomes in this worked example are invented classroom data; no real model run is claimed.</w:t>
       </w:r>
     </w:p>
     <w:p>
@@ -940,8 +1357,26 @@
       </w:r>
     </w:p>
     <w:p>
-      <w:r>
-        <w:t>Where is the bottom green pixel in the first batched image? Point to the relevant step in the picture, then write the changed result and the rule or evidence that supports it.</w:t>
+      <w:pPr>
+        <w:spacing w:line="336" w:lineRule="auto" w:after="180"/>
+      </w:pPr>
+      <w:r>
+        <w:rPr>
+          <w:b w:val="0"/>
+        </w:rPr>
+        <w:t xml:space="preserve">Where is the bottom green pixel in the first batched image? Point to the relevant step in the picture, then write the changed result and the rule or </w:t>
+      </w:r>
+      <w:r>
+        <w:rPr>
+          <w:b/>
+        </w:rPr>
+        <w:t>evidence</w:t>
+      </w:r>
+      <w:r>
+        <w:rPr>
+          <w:b w:val="0"/>
+        </w:rPr>
+        <w:t xml:space="preserve"> that supports it.</w:t>
       </w:r>
     </w:p>
     <w:p>
@@ -983,36 +1418,138 @@
       </w:r>
     </w:p>
     <w:p>
-      <w:r>
-        <w:t>Support used: alone / hint / worked example. This record is practice evidence.</w:t>
+      <w:pPr>
+        <w:pStyle w:val="Heading3"/>
+      </w:pPr>
+      <w:r>
+        <w:t>Record the help used</w:t>
       </w:r>
     </w:p>
     <w:p>
-      <w:r>
-        <w:t>Project connection: For your Image-pattern Network Investigation, save the input, procedure, observed result and limitation of this check. Label this worked example as practice; use a different, previously unreviewed case when checking independent understanding.</w:t>
+      <w:pPr>
+        <w:spacing w:line="336" w:lineRule="auto" w:after="180"/>
+        <w:shd w:fill="F1F6F8"/>
+      </w:pPr>
+      <w:r>
+        <w:rPr>
+          <w:b w:val="0"/>
+        </w:rPr>
+        <w:t xml:space="preserve">Support used: alone / hint / worked example. This record is practice </w:t>
+      </w:r>
+      <w:r>
+        <w:rPr>
+          <w:b/>
+        </w:rPr>
+        <w:t>evidence</w:t>
+      </w:r>
+      <w:r>
+        <w:rPr>
+          <w:b w:val="0"/>
+        </w:rPr>
+        <w:t>.</w:t>
       </w:r>
     </w:p>
     <w:p>
       <w:pPr>
-        <w:pStyle w:val="Heading1"/>
-      </w:pPr>
-      <w:r>
-        <w:t>13. Project portfolio milestone</w:t>
+        <w:spacing w:line="336" w:lineRule="auto" w:after="180"/>
+      </w:pPr>
+      <w:r>
+        <w:rPr>
+          <w:b w:val="0"/>
+        </w:rPr>
+        <w:t xml:space="preserve">Project connection: For your Image-pattern Network Investigation, save the </w:t>
+      </w:r>
+      <w:r>
+        <w:rPr>
+          <w:b/>
+        </w:rPr>
+        <w:t>input</w:t>
+      </w:r>
+      <w:r>
+        <w:rPr>
+          <w:b w:val="0"/>
+        </w:rPr>
+        <w:t>, procedure, observed result and limitation of this check.</w:t>
       </w:r>
     </w:p>
     <w:p>
-      <w:r>
-        <w:t>Project: Image-pattern Network Investigation</w:t>
+      <w:pPr>
+        <w:spacing w:line="336" w:lineRule="auto" w:after="180"/>
+      </w:pPr>
+      <w:r>
+        <w:rPr>
+          <w:b w:val="0"/>
+        </w:rPr>
+        <w:t>Label this worked example as practice; use a different, previously unreviewed case when checking independent understanding.</w:t>
       </w:r>
     </w:p>
     <w:p>
-      <w:r>
-        <w:t>Current milestone: Evaluate and revise. Compare with your starting method, explain errors and record a justified revision.</w:t>
+      <w:pPr>
+        <w:pStyle w:val="Heading1"/>
+      </w:pPr>
+      <w:r>
+        <w:t>13. Project portfolio milestone</w:t>
       </w:r>
     </w:p>
     <w:p>
       <w:r>
-        <w:t>For your Image-pattern Network Investigation, save the input, procedure, observed result and limitation of this check. Label this worked example as practice; use a different, previously unreviewed case when checking independent understanding.</w:t>
+        <w:t>Keep this week’s input, deciding step, result and limit together in the Image-pattern Network Investigation record.</w:t>
+      </w:r>
+    </w:p>
+    <w:p>
+      <w:pPr>
+        <w:spacing w:line="336" w:lineRule="auto" w:after="180"/>
+      </w:pPr>
+      <w:r>
+        <w:rPr>
+          <w:b w:val="0"/>
+        </w:rPr>
+        <w:t>Project: Image-pattern Network Investigation</w:t>
+      </w:r>
+    </w:p>
+    <w:p>
+      <w:pPr>
+        <w:spacing w:line="336" w:lineRule="auto" w:after="180"/>
+      </w:pPr>
+      <w:r>
+        <w:rPr>
+          <w:b w:val="0"/>
+        </w:rPr>
+        <w:t>Current milestone: Evaluate and revise. Compare with your starting method, explain errors and record a justified revision.</w:t>
+      </w:r>
+    </w:p>
+    <w:p>
+      <w:pPr>
+        <w:spacing w:line="336" w:lineRule="auto" w:after="180"/>
+      </w:pPr>
+      <w:r>
+        <w:rPr>
+          <w:b w:val="0"/>
+        </w:rPr>
+        <w:t xml:space="preserve">For your Image-pattern Network Investigation, save the </w:t>
+      </w:r>
+      <w:r>
+        <w:rPr>
+          <w:b/>
+        </w:rPr>
+        <w:t>input</w:t>
+      </w:r>
+      <w:r>
+        <w:rPr>
+          <w:b w:val="0"/>
+        </w:rPr>
+        <w:t>, procedure, observed result and limitation of this check.</w:t>
+      </w:r>
+    </w:p>
+    <w:p>
+      <w:pPr>
+        <w:spacing w:line="336" w:lineRule="auto" w:after="180"/>
+      </w:pPr>
+      <w:r>
+        <w:rPr>
+          <w:b w:val="0"/>
+        </w:rPr>
+        <w:t>Label this worked example as practice; use a different, previously unreviewed case when checking independent understanding.</w:t>
       </w:r>
     </w:p>
     <w:tbl>
@@ -1174,53 +1711,104 @@
     </w:p>
     <w:p>
       <w:r>
-        <w:t>Use this supported practice once, in the browser or on paper. Keep the reserved independent assessment for a separate first attempt before teacher feedback.</w:t>
+        <w:t>Try the supported questions before comparing with hints and feedback. Record what you repaired and the evidence you retained.</w:t>
       </w:r>
     </w:p>
     <w:p>
-      <w:r>
-        <w:t>Move colour values between tensor layouts without changing the pixels.</w:t>
+      <w:pPr>
+        <w:spacing w:line="336" w:lineRule="auto" w:after="180"/>
+      </w:pPr>
+      <w:r>
+        <w:rPr>
+          <w:b w:val="0"/>
+        </w:rPr>
+        <w:t>Use this supported practice once, in the browser or on paper. Keep the reserved independent assessment for a separate first attempt before teacher feedback.</w:t>
       </w:r>
     </w:p>
     <w:p>
       <w:pPr>
-        <w:pStyle w:val="Heading3"/>
-      </w:pPr>
-      <w:r>
-        <w:t>Practice 1: explain the deciding evidence</w:t>
+        <w:spacing w:line="336" w:lineRule="auto" w:after="180"/>
+      </w:pPr>
+      <w:r>
+        <w:rPr>
+          <w:b w:val="0"/>
+        </w:rPr>
+        <w:t xml:space="preserve">Move colour values between </w:t>
+      </w:r>
+      <w:r>
+        <w:rPr>
+          <w:b/>
+        </w:rPr>
+        <w:t>tensor</w:t>
+      </w:r>
+      <w:r>
+        <w:rPr>
+          <w:b w:val="0"/>
+        </w:rPr>
+        <w:t xml:space="preserve"> layouts without changing the pixels.</w:t>
       </w:r>
     </w:p>
     <w:p>
-      <w:r>
-        <w:t>Which labelled step matches this detail? Bottom green is HWC [1, 0, 1]=5 and CHW [1, 1, 0]=5.</w:t>
+      <w:pPr>
+        <w:pStyle w:val="Heading3"/>
+      </w:pPr>
+      <w:r>
+        <w:t>Practice 1: explain the deciding evidence</w:t>
       </w:r>
     </w:p>
     <w:p>
-      <w:r>
-        <w:t>1. Record HWC shape</w:t>
+      <w:pPr>
+        <w:spacing w:line="336" w:lineRule="auto" w:after="180"/>
+      </w:pPr>
+      <w:r>
+        <w:rPr>
+          <w:b w:val="0"/>
+        </w:rPr>
+        <w:t>Which labelled step matches this detail? Bottom green is HWC [1, 0, 1]=5 and CHW [1, 1, 0]=5.</w:t>
       </w:r>
     </w:p>
     <w:p>
-      <w:r>
-        <w:t>2. Reorder to CHW</w:t>
+      <w:pPr>
+        <w:spacing w:line="336" w:lineRule="auto" w:after="180"/>
+        <w:shd w:fill="F4F9FC"/>
+      </w:pPr>
+      <w:r>
+        <w:rPr>
+          <w:b w:val="0"/>
+        </w:rPr>
+        <w:t>1. Record HWC shape</w:t>
       </w:r>
     </w:p>
     <w:p>
-      <w:r>
-        <w:t>3. Check same pixel</w:t>
+      <w:pPr>
+        <w:spacing w:line="336" w:lineRule="auto" w:after="180"/>
+        <w:shd w:fill="F4F9FC"/>
+      </w:pPr>
+      <w:r>
+        <w:rPr>
+          <w:b w:val="0"/>
+        </w:rPr>
+        <w:t>2. Reorder to CHW</w:t>
       </w:r>
     </w:p>
     <w:p>
       <w:pPr>
-        <w:pStyle w:val="Heading3"/>
-      </w:pPr>
-      <w:r>
-        <w:t>My selected conclusion, deciding fact and explanation</w:t>
+        <w:spacing w:line="336" w:lineRule="auto" w:after="180"/>
+        <w:shd w:fill="F4F9FC"/>
+      </w:pPr>
+      <w:r>
+        <w:rPr>
+          <w:b w:val="0"/>
+        </w:rPr>
+        <w:t>3. Check same pixel</w:t>
       </w:r>
     </w:p>
     <w:p>
-      <w:r>
-        <w:t>________________________________________________________________</w:t>
+      <w:pPr>
+        <w:pStyle w:val="Heading3"/>
+      </w:pPr>
+      <w:r>
+        <w:t>My selected conclusion, deciding fact and explanation</w:t>
       </w:r>
     </w:p>
     <w:p>
@@ -1245,40 +1833,95 @@
     </w:p>
     <w:p>
       <w:r>
-        <w:t>Hint if needed: Read the steps in the pictorial case. Match the supplied detail to the stage that performs or records it.</w:t>
+        <w:t>________________________________________________________________</w:t>
       </w:r>
     </w:p>
     <w:p>
-      <w:r>
-        <w:t>After your attempt, compare with the supported explanation: Check same pixel Bottom green is HWC [1, 0, 1]=5 and CHW [1, 1, 0]=5. A tensor is an array with named dimensions. HWC orders height, width and colour; CHW puts colour first. Rearranging the layout changes where values are stored, not the colour measurement itself. Trace a named pixel through both layouts using zero-based indices. Adding a batch dimension counts images and does not add a new colour channel.</w:t>
+      <w:pPr>
+        <w:pStyle w:val="Heading3"/>
+      </w:pPr>
+      <w:r>
+        <w:t>Hint · try first</w:t>
       </w:r>
     </w:p>
     <w:p>
       <w:pPr>
-        <w:pStyle w:val="Heading3"/>
-      </w:pPr>
-      <w:r>
-        <w:t>Practice 2: explain the deciding evidence</w:t>
+        <w:spacing w:line="336" w:lineRule="auto" w:after="180"/>
+        <w:shd w:fill="F1F6F8"/>
+      </w:pPr>
+      <w:r>
+        <w:rPr>
+          <w:b w:val="0"/>
+        </w:rPr>
+        <w:t>Hint if needed: Read the steps in the pictorial case. Match the supplied detail to the stage that performs or records it.</w:t>
       </w:r>
     </w:p>
     <w:p>
-      <w:r>
-        <w:t>Changed-case practice: Add a batch containing three identical images in NHWC layout. Which conclusion is supported by the supplied facts?</w:t>
+      <w:pPr>
+        <w:pStyle w:val="Heading3"/>
+      </w:pPr>
+      <w:r>
+        <w:t>Feedback · compare after trying</w:t>
       </w:r>
     </w:p>
     <w:p>
-      <w:r>
-        <w:t>1. Batch shape is [3, 2, 1, 3].</w:t>
+      <w:pPr>
+        <w:spacing w:line="336" w:lineRule="auto" w:after="180"/>
+        <w:shd w:fill="F1F6FC"/>
+      </w:pPr>
+      <w:r>
+        <w:rPr>
+          <w:b w:val="0"/>
+        </w:rPr>
+        <w:t xml:space="preserve">After your attempt, compare with the supported explanation: Check same pixel Bottom green is HWC [1, 0, 1]=5 and CHW [1, 1, 0]=5. A </w:t>
+      </w:r>
+      <w:r>
+        <w:rPr>
+          <w:b/>
+        </w:rPr>
+        <w:t>tensor</w:t>
+      </w:r>
+      <w:r>
+        <w:rPr>
+          <w:b w:val="0"/>
+        </w:rPr>
+        <w:t xml:space="preserve"> is an array with named dimensions.</w:t>
       </w:r>
     </w:p>
     <w:p>
-      <w:r>
-        <w:t>2. We can decide the result without examining the changed input or the procedure.</w:t>
+      <w:pPr>
+        <w:spacing w:line="336" w:lineRule="auto" w:after="180"/>
+        <w:shd w:fill="F1F6FC"/>
+      </w:pPr>
+      <w:r>
+        <w:rPr>
+          <w:b w:val="0"/>
+        </w:rPr>
+        <w:t>HWC orders height, width and colour; CHW puts colour first. Rearranging the layout changes where values are stored, not the colour measurement itself. Trace a named pixel through both layouts using zero-based indices.</w:t>
       </w:r>
     </w:p>
     <w:p>
-      <w:r>
-        <w:t>3. This one example guarantees correct results for every future input.</w:t>
+      <w:pPr>
+        <w:spacing w:line="336" w:lineRule="auto" w:after="180"/>
+        <w:shd w:fill="F1F6FC"/>
+      </w:pPr>
+      <w:r>
+        <w:rPr>
+          <w:b w:val="0"/>
+        </w:rPr>
+        <w:t xml:space="preserve">Adding a batch dimension counts images and does not add a new colour </w:t>
+      </w:r>
+      <w:r>
+        <w:rPr>
+          <w:b/>
+        </w:rPr>
+        <w:t>channel</w:t>
+      </w:r>
+      <w:r>
+        <w:rPr>
+          <w:b w:val="0"/>
+        </w:rPr>
+        <w:t>.</w:t>
       </w:r>
     </w:p>
     <w:p>
@@ -1286,65 +1929,120 @@
         <w:pStyle w:val="Heading3"/>
       </w:pPr>
       <w:r>
-        <w:t>My selected conclusion, deciding fact and explanation</w:t>
+        <w:t>Practice 2: explain the deciding evidence</w:t>
       </w:r>
     </w:p>
     <w:p>
-      <w:r>
-        <w:t>________________________________________________________________</w:t>
+      <w:pPr>
+        <w:pStyle w:val="Heading3"/>
+      </w:pPr>
+      <w:r>
+        <w:t>Changed case · predict first</w:t>
       </w:r>
     </w:p>
     <w:p>
-      <w:r>
-        <w:t>________________________________________________________________</w:t>
+      <w:pPr>
+        <w:spacing w:line="336" w:lineRule="auto" w:after="180"/>
+        <w:shd w:fill="F5F1FB"/>
+      </w:pPr>
+      <w:r>
+        <w:rPr>
+          <w:b w:val="0"/>
+        </w:rPr>
+        <w:t>Changed-case practice: Add a batch containing three identical images in NHWC layout. Which conclusion is supported by the supplied facts?</w:t>
       </w:r>
     </w:p>
     <w:p>
-      <w:r>
-        <w:t>________________________________________________________________</w:t>
+      <w:pPr>
+        <w:spacing w:line="336" w:lineRule="auto" w:after="180"/>
+        <w:shd w:fill="F4F9FC"/>
+      </w:pPr>
+      <w:r>
+        <w:rPr>
+          <w:b w:val="0"/>
+        </w:rPr>
+        <w:t>1. Batch shape is [3, 2, 1, 3].</w:t>
       </w:r>
     </w:p>
     <w:p>
-      <w:r>
-        <w:t>________________________________________________________________</w:t>
+      <w:pPr>
+        <w:spacing w:line="336" w:lineRule="auto" w:after="180"/>
+        <w:shd w:fill="F4F9FC"/>
+      </w:pPr>
+      <w:r>
+        <w:rPr>
+          <w:b w:val="0"/>
+        </w:rPr>
+        <w:t xml:space="preserve">2. We can decide the result without examining the changed </w:t>
+      </w:r>
+      <w:r>
+        <w:rPr>
+          <w:b/>
+        </w:rPr>
+        <w:t>input</w:t>
+      </w:r>
+      <w:r>
+        <w:rPr>
+          <w:b w:val="0"/>
+        </w:rPr>
+        <w:t xml:space="preserve"> or the procedure.</w:t>
       </w:r>
     </w:p>
     <w:p>
-      <w:r>
-        <w:t>________________________________________________________________</w:t>
+      <w:pPr>
+        <w:spacing w:line="336" w:lineRule="auto" w:after="180"/>
+        <w:shd w:fill="F4F9FC"/>
+      </w:pPr>
+      <w:r>
+        <w:rPr>
+          <w:b w:val="0"/>
+        </w:rPr>
+        <w:t xml:space="preserve">3. This one example guarantees correct results for every future </w:t>
+      </w:r>
+      <w:r>
+        <w:rPr>
+          <w:b/>
+        </w:rPr>
+        <w:t>input</w:t>
+      </w:r>
+      <w:r>
+        <w:rPr>
+          <w:b w:val="0"/>
+        </w:rPr>
+        <w:t>.</w:t>
       </w:r>
     </w:p>
     <w:p>
-      <w:r>
-        <w:t>Hint if needed: Use the changed condition and the deciding step in the pictorial trace. The answer must say what follows from those facts.</w:t>
+      <w:pPr>
+        <w:pStyle w:val="Heading3"/>
+      </w:pPr>
+      <w:r>
+        <w:t>My selected conclusion, deciding fact and explanation</w:t>
       </w:r>
     </w:p>
     <w:p>
       <w:r>
-        <w:t>After your attempt, compare with the supported explanation: Batch shape is [3, 2, 1, 3]. The new first dimension counts images; it does not add a fourth colour channel.</w:t>
+        <w:t>________________________________________________________________</w:t>
       </w:r>
     </w:p>
     <w:p>
-      <w:pPr>
-        <w:pStyle w:val="Heading3"/>
-      </w:pPr>
-      <w:r>
-        <w:t>Repair a missing building block</w:t>
+      <w:r>
+        <w:t>________________________________________________________________</w:t>
       </w:r>
     </w:p>
     <w:p>
       <w:r>
-        <w:t>Review Learned representations (ai-5/19). Goal: Trace an input through a hidden representation and a decision rule. Short practice: Why can no deterministic head using only the sum classify both correctly? Point to the relevant step in the picture, then write the changed result and the rule or evidence that supports it.. Return to this week and explain what you changed.</w:t>
+        <w:t>________________________________________________________________</w:t>
       </w:r>
     </w:p>
     <w:p>
       <w:r>
-        <w:t>Review Initialisation and reproducibility (ai-5/17). Goal: Trace how starting values affect a fixed training budget. Short practice: Does the matching final loss mean the parameter values are equal? Point to the relevant step in the picture, then write the changed result and the rule or evidence that supports it.. Return to this week and explain what you changed.</w:t>
+        <w:t>________________________________________________________________</w:t>
       </w:r>
     </w:p>
     <w:p>
       <w:r>
-        <w:t>Review Learning rate experiments (ai-5/14). Goal: Run a controlled comparison of learning rates. Short practice: What should a fair rate comparison hold fixed? Point to the relevant step in the picture, then write the changed result and the rule or evidence that supports it.. Return to this week and explain what you changed.</w:t>
+        <w:t>________________________________________________________________</w:t>
       </w:r>
     </w:p>
     <w:p>
@@ -1352,12 +2050,19 @@
         <w:pStyle w:val="Heading3"/>
       </w:pPr>
       <w:r>
-        <w:t>Predict, run and debug</w:t>
+        <w:t>Hint · try first</w:t>
       </w:r>
     </w:p>
     <w:p>
-      <w:r>
-        <w:t>The browser lab lets you edit the supported Python examples already included in this lesson. Predict first, run, inspect the actual output or error, change one input, then run again. Keep code, predictions, actual results and a reasoned revision together. On paper, label your result as a trace rather than an execution.</w:t>
+      <w:pPr>
+        <w:spacing w:line="336" w:lineRule="auto" w:after="180"/>
+        <w:shd w:fill="F1F6F8"/>
+      </w:pPr>
+      <w:r>
+        <w:rPr>
+          <w:b w:val="0"/>
+        </w:rPr>
+        <w:t>Hint if needed: Use the changed condition and the deciding step in the pictorial trace. The answer must say what follows from those facts.</w:t>
       </w:r>
     </w:p>
     <w:p>
@@ -1365,12 +2070,31 @@
         <w:pStyle w:val="Heading3"/>
       </w:pPr>
       <w:r>
-        <w:t>Keep your completed work</w:t>
+        <w:t>Feedback · compare after trying</w:t>
       </w:r>
     </w:p>
     <w:p>
-      <w:r>
-        <w:t>Use Download completed work in the hosted lesson to export your answers, reflections, practice feedback and code-run evidence. Open the HTML copy to read or print it. Drafts stay in this browser when storage is available; clear drafts on a shared device.</w:t>
+      <w:pPr>
+        <w:spacing w:line="336" w:lineRule="auto" w:after="180"/>
+        <w:shd w:fill="F1F6FC"/>
+      </w:pPr>
+      <w:r>
+        <w:rPr>
+          <w:b w:val="0"/>
+        </w:rPr>
+        <w:t xml:space="preserve">After your attempt, compare with the supported explanation: Batch shape is [3, 2, 1, 3]. The new first dimension counts images; it does not add a fourth colour </w:t>
+      </w:r>
+      <w:r>
+        <w:rPr>
+          <w:b/>
+        </w:rPr>
+        <w:t>channel</w:t>
+      </w:r>
+      <w:r>
+        <w:rPr>
+          <w:b w:val="0"/>
+        </w:rPr>
+        <w:t>.</w:t>
       </w:r>
     </w:p>
     <w:p>
@@ -1378,12 +2102,1059 @@
         <w:pStyle w:val="Heading3"/>
       </w:pPr>
       <w:r>
-        <w:t>What I repaired, the evidence I kept and the next test</w:t>
+        <w:t>Repair a missing building block</w:t>
       </w:r>
     </w:p>
     <w:p>
+      <w:pPr>
+        <w:spacing w:line="336" w:lineRule="auto" w:after="180"/>
+      </w:pPr>
+      <w:r>
+        <w:rPr>
+          <w:b w:val="0"/>
+        </w:rPr>
+        <w:t xml:space="preserve">Review Learned representations (ai-5/19). Goal: Trace an </w:t>
+      </w:r>
+      <w:r>
+        <w:rPr>
+          <w:b/>
+        </w:rPr>
+        <w:t>input</w:t>
+      </w:r>
+      <w:r>
+        <w:rPr>
+          <w:b w:val="0"/>
+        </w:rPr>
+        <w:t xml:space="preserve"> through a hidden representation and a decision rule. Short practice: Why can no deterministic head using only the sum classify both correctly?</w:t>
+      </w:r>
+    </w:p>
+    <w:p>
+      <w:pPr>
+        <w:spacing w:line="336" w:lineRule="auto" w:after="180"/>
+      </w:pPr>
+      <w:r>
+        <w:rPr>
+          <w:b w:val="0"/>
+        </w:rPr>
+        <w:t xml:space="preserve">Point to the relevant step in the picture, then write the changed result and the rule or </w:t>
+      </w:r>
+      <w:r>
+        <w:rPr>
+          <w:b/>
+        </w:rPr>
+        <w:t>evidence</w:t>
+      </w:r>
+      <w:r>
+        <w:rPr>
+          <w:b w:val="0"/>
+        </w:rPr>
+        <w:t xml:space="preserve"> that supports it.. Return to this week and explain what you changed.</w:t>
+      </w:r>
+    </w:p>
+    <w:p>
+      <w:pPr>
+        <w:spacing w:line="336" w:lineRule="auto" w:after="180"/>
+      </w:pPr>
+      <w:r>
+        <w:rPr>
+          <w:b w:val="0"/>
+        </w:rPr>
+        <w:t xml:space="preserve">Review Initialisation and reproducibility (ai-5/17). Goal: Trace how starting values affect a fixed </w:t>
+      </w:r>
+      <w:r>
+        <w:rPr>
+          <w:b/>
+        </w:rPr>
+        <w:t>training</w:t>
+      </w:r>
+      <w:r>
+        <w:rPr>
+          <w:b w:val="0"/>
+        </w:rPr>
+        <w:t xml:space="preserve"> budget. Short practice: Does the matching final loss mean the parameter values are equal?</w:t>
+      </w:r>
+    </w:p>
+    <w:p>
+      <w:pPr>
+        <w:spacing w:line="336" w:lineRule="auto" w:after="180"/>
+      </w:pPr>
+      <w:r>
+        <w:rPr>
+          <w:b w:val="0"/>
+        </w:rPr>
+        <w:t xml:space="preserve">Point to the relevant step in the picture, then write the changed result and the rule or </w:t>
+      </w:r>
+      <w:r>
+        <w:rPr>
+          <w:b/>
+        </w:rPr>
+        <w:t>evidence</w:t>
+      </w:r>
+      <w:r>
+        <w:rPr>
+          <w:b w:val="0"/>
+        </w:rPr>
+        <w:t xml:space="preserve"> that supports it.. Return to this week and explain what you changed.</w:t>
+      </w:r>
+    </w:p>
+    <w:p>
+      <w:pPr>
+        <w:spacing w:line="336" w:lineRule="auto" w:after="180"/>
+      </w:pPr>
+      <w:r>
+        <w:rPr>
+          <w:b w:val="0"/>
+        </w:rPr>
+        <w:t>Review Learning rate experiments (ai-5/14). Goal: Run a controlled comparison of learning rates. Short practice: What should a fair rate comparison hold fixed?</w:t>
+      </w:r>
+    </w:p>
+    <w:p>
+      <w:pPr>
+        <w:spacing w:line="336" w:lineRule="auto" w:after="180"/>
+      </w:pPr>
+      <w:r>
+        <w:rPr>
+          <w:b w:val="0"/>
+        </w:rPr>
+        <w:t xml:space="preserve">Point to the relevant step in the picture, then write the changed result and the rule or </w:t>
+      </w:r>
+      <w:r>
+        <w:rPr>
+          <w:b/>
+        </w:rPr>
+        <w:t>evidence</w:t>
+      </w:r>
+      <w:r>
+        <w:rPr>
+          <w:b w:val="0"/>
+        </w:rPr>
+        <w:t xml:space="preserve"> that supports it.. Return to this week and explain what you changed.</w:t>
+      </w:r>
+    </w:p>
+    <w:p>
+      <w:pPr>
+        <w:pStyle w:val="Heading3"/>
+      </w:pPr>
+      <w:r>
+        <w:t>Predict, run and debug</w:t>
+      </w:r>
+    </w:p>
+    <w:p>
+      <w:pPr>
+        <w:spacing w:line="336" w:lineRule="auto" w:after="180"/>
+      </w:pPr>
+      <w:r>
+        <w:rPr>
+          <w:b w:val="0"/>
+        </w:rPr>
+        <w:t xml:space="preserve">The browser lab lets you edit the supported Python examples already included in this lesson. Predict first, run, inspect the actual </w:t>
+      </w:r>
+      <w:r>
+        <w:rPr>
+          <w:b/>
+        </w:rPr>
+        <w:t>output</w:t>
+      </w:r>
+      <w:r>
+        <w:rPr>
+          <w:b w:val="0"/>
+        </w:rPr>
+        <w:t xml:space="preserve"> or error, change one </w:t>
+      </w:r>
+      <w:r>
+        <w:rPr>
+          <w:b/>
+        </w:rPr>
+        <w:t>input</w:t>
+      </w:r>
+      <w:r>
+        <w:rPr>
+          <w:b w:val="0"/>
+        </w:rPr>
+        <w:t>, then run again.</w:t>
+      </w:r>
+    </w:p>
+    <w:p>
+      <w:pPr>
+        <w:spacing w:line="336" w:lineRule="auto" w:after="180"/>
+      </w:pPr>
+      <w:r>
+        <w:rPr>
+          <w:b w:val="0"/>
+        </w:rPr>
+        <w:t xml:space="preserve">Keep code, </w:t>
+      </w:r>
+      <w:r>
+        <w:rPr>
+          <w:b/>
+        </w:rPr>
+        <w:t>prediction</w:t>
+      </w:r>
+      <w:r>
+        <w:rPr>
+          <w:b w:val="0"/>
+        </w:rPr>
+        <w:t>s, actual results and a reasoned revision together. On paper, label your result as a trace rather than an execution.</w:t>
+      </w:r>
+    </w:p>
+    <w:p>
+      <w:pPr>
+        <w:pStyle w:val="Heading3"/>
+      </w:pPr>
+      <w:r>
+        <w:t>Keep your completed work</w:t>
+      </w:r>
+    </w:p>
+    <w:p>
+      <w:pPr>
+        <w:spacing w:line="336" w:lineRule="auto" w:after="180"/>
+      </w:pPr>
+      <w:r>
+        <w:rPr>
+          <w:b w:val="0"/>
+        </w:rPr>
+        <w:t xml:space="preserve">Use Download completed work in the hosted lesson to export your answers, reflections, practice feedback and code-run </w:t>
+      </w:r>
+      <w:r>
+        <w:rPr>
+          <w:b/>
+        </w:rPr>
+        <w:t>evidence</w:t>
+      </w:r>
+      <w:r>
+        <w:rPr>
+          <w:b w:val="0"/>
+        </w:rPr>
+        <w:t>. Open the HTML copy to read or print it.</w:t>
+      </w:r>
+    </w:p>
+    <w:p>
+      <w:pPr>
+        <w:spacing w:line="336" w:lineRule="auto" w:after="180"/>
+      </w:pPr>
+      <w:r>
+        <w:rPr>
+          <w:b w:val="0"/>
+        </w:rPr>
+        <w:t>Drafts stay in this browser when storage is available; clear drafts on a shared device.</w:t>
+      </w:r>
+    </w:p>
+    <w:p>
+      <w:pPr>
+        <w:pStyle w:val="Heading3"/>
+      </w:pPr>
+      <w:r>
+        <w:t>What I repaired, the evidence I kept and the next test</w:t>
+      </w:r>
+    </w:p>
+    <w:p>
       <w:r>
         <w:t>________________________________________________________________</w:t>
+      </w:r>
+    </w:p>
+    <w:p>
+      <w:r>
+        <w:t>________________________________________________________________</w:t>
+      </w:r>
+    </w:p>
+    <w:p>
+      <w:r>
+        <w:t>________________________________________________________________</w:t>
+      </w:r>
+    </w:p>
+    <w:p>
+      <w:r>
+        <w:t>________________________________________________________________</w:t>
+      </w:r>
+    </w:p>
+    <w:p>
+      <w:r>
+        <w:t>________________________________________________________________</w:t>
+      </w:r>
+    </w:p>
+    <w:p>
+      <w:pPr>
+        <w:pStyle w:val="Heading1"/>
+      </w:pPr>
+      <w:r>
+        <w:t>15. Visual concept journey</w:t>
+      </w:r>
+    </w:p>
+    <w:p>
+      <w:r>
+        <w:t>Explain each Image tensors and channels picture from its labels, then record a relevant limit.</w:t>
+      </w:r>
+    </w:p>
+    <w:p>
+      <w:pPr>
+        <w:pStyle w:val="Heading3"/>
+      </w:pPr>
+      <w:r>
+        <w:t>01. Image tensors and channels: the case</w:t>
+      </w:r>
+    </w:p>
+    <w:p>
+      <w:r>
+        <w:drawing>
+          <wp:inline xmlns:a="http://schemas.openxmlformats.org/drawingml/2006/main" xmlns:pic="http://schemas.openxmlformats.org/drawingml/2006/picture">
+            <wp:extent cx="5486400" cy="3142488"/>
+            <wp:docPr id="3" name="Picture 3" descr="Move colour values between tensor layouts without changing the pixels. Supplied facts: Toy RGB image has 2 rows, 1 column. Top pixel [1, 4, 7]; bottom [2, 5, 8]. HWC means height, width, channel. All inputs and outcomes in this worked example are invented classroom data; no real model run is claimed."/>
+            <wp:cNvGraphicFramePr>
+              <a:graphicFrameLocks noChangeAspect="1"/>
+            </wp:cNvGraphicFramePr>
+            <a:graphic>
+              <a:graphicData uri="http://schemas.openxmlformats.org/drawingml/2006/picture">
+                <pic:pic>
+                  <pic:nvPicPr>
+                    <pic:cNvPr id="0" name="academy-story-ai-5-20-01.png"/>
+                    <pic:cNvPicPr/>
+                  </pic:nvPicPr>
+                  <pic:blipFill>
+                    <a:blip r:embed="rId11"/>
+                    <a:stretch>
+                      <a:fillRect/>
+                    </a:stretch>
+                  </pic:blipFill>
+                  <pic:spPr>
+                    <a:xfrm>
+                      <a:off x="0" y="0"/>
+                      <a:ext cx="5486400" cy="3142488"/>
+                    </a:xfrm>
+                    <a:prstGeom prst="rect"/>
+                  </pic:spPr>
+                </pic:pic>
+              </a:graphicData>
+            </a:graphic>
+          </wp:inline>
+        </w:drawing>
+      </w:r>
+    </w:p>
+    <w:p>
+      <w:pPr>
+        <w:spacing w:line="336" w:lineRule="auto" w:after="180"/>
+      </w:pPr>
+      <w:r>
+        <w:rPr>
+          <w:b w:val="0"/>
+        </w:rPr>
+        <w:t xml:space="preserve">Move colour values between </w:t>
+      </w:r>
+      <w:r>
+        <w:rPr>
+          <w:b/>
+        </w:rPr>
+        <w:t>tensor</w:t>
+      </w:r>
+      <w:r>
+        <w:rPr>
+          <w:b w:val="0"/>
+        </w:rPr>
+        <w:t xml:space="preserve"> layouts without changing the pixels. Supplied facts: Toy RGB image has 2 rows, 1 column. Top pixel [1, 4, 7]; bottom [2, 5, 8]. HWC means height, width, </w:t>
+      </w:r>
+      <w:r>
+        <w:rPr>
+          <w:b/>
+        </w:rPr>
+        <w:t>channel</w:t>
+      </w:r>
+      <w:r>
+        <w:rPr>
+          <w:b w:val="0"/>
+        </w:rPr>
+        <w:t>.</w:t>
+      </w:r>
+    </w:p>
+    <w:p>
+      <w:pPr>
+        <w:spacing w:line="336" w:lineRule="auto" w:after="180"/>
+      </w:pPr>
+      <w:r>
+        <w:rPr>
+          <w:b w:val="0"/>
+        </w:rPr>
+        <w:t xml:space="preserve">All </w:t>
+      </w:r>
+      <w:r>
+        <w:rPr>
+          <w:b/>
+        </w:rPr>
+        <w:t>input</w:t>
+      </w:r>
+      <w:r>
+        <w:rPr>
+          <w:b w:val="0"/>
+        </w:rPr>
+        <w:t>s and outcomes in this worked example are invented classroom data; no real model run is claimed.</w:t>
+      </w:r>
+    </w:p>
+    <w:p>
+      <w:pPr>
+        <w:spacing w:line="336" w:lineRule="auto" w:after="180"/>
+        <w:shd w:fill="F5F1FB"/>
+      </w:pPr>
+      <w:r>
+        <w:rPr>
+          <w:b w:val="0"/>
+        </w:rPr>
+        <w:t>Point to the given fact that matters most. Explain why it matters.</w:t>
+      </w:r>
+    </w:p>
+    <w:p>
+      <w:pPr>
+        <w:pStyle w:val="Heading3"/>
+      </w:pPr>
+      <w:r>
+        <w:t>My picture explanation, deciding evidence and one limit</w:t>
+      </w:r>
+    </w:p>
+    <w:p>
+      <w:r>
+        <w:t>________________________________________________________________</w:t>
+      </w:r>
+    </w:p>
+    <w:p>
+      <w:r>
+        <w:t>________________________________________________________________</w:t>
+      </w:r>
+    </w:p>
+    <w:p>
+      <w:r>
+        <w:t>________________________________________________________________</w:t>
+      </w:r>
+    </w:p>
+    <w:p>
+      <w:r>
+        <w:t>________________________________________________________________</w:t>
+      </w:r>
+    </w:p>
+    <w:p>
+      <w:pPr>
+        <w:pStyle w:val="Heading3"/>
+      </w:pPr>
+      <w:r>
+        <w:t>02. Follow the deciding steps</w:t>
+      </w:r>
+    </w:p>
+    <w:p>
+      <w:r>
+        <w:drawing>
+          <wp:inline xmlns:a="http://schemas.openxmlformats.org/drawingml/2006/main" xmlns:pic="http://schemas.openxmlformats.org/drawingml/2006/picture">
+            <wp:extent cx="5486400" cy="3182112"/>
+            <wp:docPr id="4" name="Picture 4" descr="Record HWC shape: Shape is [2, 1, 3]; top green is 4 and bottom green5. → Reorder to CHW: Shape [3, 2, 1]; red plane [[1],[2]], green [[4],[5]], blue [[7],[8]]. → Check same pixel: Bottom green is HWC [1, 0, 1]=5 and CHW [1, 1, 0]=5."/>
+            <wp:cNvGraphicFramePr>
+              <a:graphicFrameLocks noChangeAspect="1"/>
+            </wp:cNvGraphicFramePr>
+            <a:graphic>
+              <a:graphicData uri="http://schemas.openxmlformats.org/drawingml/2006/picture">
+                <pic:pic>
+                  <pic:nvPicPr>
+                    <pic:cNvPr id="0" name="academy-story-ai-5-20-02.png"/>
+                    <pic:cNvPicPr/>
+                  </pic:nvPicPr>
+                  <pic:blipFill>
+                    <a:blip r:embed="rId12"/>
+                    <a:stretch>
+                      <a:fillRect/>
+                    </a:stretch>
+                  </pic:blipFill>
+                  <pic:spPr>
+                    <a:xfrm>
+                      <a:off x="0" y="0"/>
+                      <a:ext cx="5486400" cy="3182112"/>
+                    </a:xfrm>
+                    <a:prstGeom prst="rect"/>
+                  </pic:spPr>
+                </pic:pic>
+              </a:graphicData>
+            </a:graphic>
+          </wp:inline>
+        </w:drawing>
+      </w:r>
+    </w:p>
+    <w:p>
+      <w:pPr>
+        <w:spacing w:line="336" w:lineRule="auto" w:after="180"/>
+      </w:pPr>
+      <w:r>
+        <w:rPr>
+          <w:b w:val="0"/>
+        </w:rPr>
+        <w:t>Record HWC shape: Shape is [2, 1, 3]; top green is 4 and bottom green5. → Reorder to CHW: Shape [3, 2, 1]; red plane [[1],[2]], green [[4],[5]], blue [[7],[8]]. → Check same pixel: Bottom green is HWC [1, 0, 1]=5 and CHW [1, 1, 0]=5.</w:t>
+      </w:r>
+    </w:p>
+    <w:p>
+      <w:pPr>
+        <w:spacing w:line="336" w:lineRule="auto" w:after="180"/>
+        <w:shd w:fill="F5F1FB"/>
+      </w:pPr>
+      <w:r>
+        <w:rPr>
+          <w:b w:val="0"/>
+        </w:rPr>
+        <w:t xml:space="preserve">Point to each numbered stage and explain which recorded </w:t>
+      </w:r>
+      <w:r>
+        <w:rPr>
+          <w:b/>
+        </w:rPr>
+        <w:t>input</w:t>
+      </w:r>
+      <w:r>
+        <w:rPr>
+          <w:b w:val="0"/>
+        </w:rPr>
+        <w:t xml:space="preserve"> it uses.</w:t>
+      </w:r>
+    </w:p>
+    <w:p>
+      <w:pPr>
+        <w:pStyle w:val="Heading3"/>
+      </w:pPr>
+      <w:r>
+        <w:t>My picture explanation, deciding evidence and one limit</w:t>
+      </w:r>
+    </w:p>
+    <w:p>
+      <w:r>
+        <w:t>________________________________________________________________</w:t>
+      </w:r>
+    </w:p>
+    <w:p>
+      <w:r>
+        <w:t>________________________________________________________________</w:t>
+      </w:r>
+    </w:p>
+    <w:p>
+      <w:r>
+        <w:t>________________________________________________________________</w:t>
+      </w:r>
+    </w:p>
+    <w:p>
+      <w:r>
+        <w:t>________________________________________________________________</w:t>
+      </w:r>
+    </w:p>
+    <w:p>
+      <w:pPr>
+        <w:pStyle w:val="Heading3"/>
+      </w:pPr>
+      <w:r>
+        <w:t>03. Two RGB pixels before layout conversion</w:t>
+      </w:r>
+    </w:p>
+    <w:p>
+      <w:r>
+        <w:drawing>
+          <wp:inline xmlns:a="http://schemas.openxmlformats.org/drawingml/2006/main" xmlns:pic="http://schemas.openxmlformats.org/drawingml/2006/picture">
+            <wp:extent cx="5486400" cy="3096768"/>
+            <wp:docPr id="5" name="Picture 5" descr="Two RGB pixels before layout conversion. top pixel: red = 1, green = 4, blue = 7. bottom pixel: red = 2, green = 5, blue = 8."/>
+            <wp:cNvGraphicFramePr>
+              <a:graphicFrameLocks noChangeAspect="1"/>
+            </wp:cNvGraphicFramePr>
+            <a:graphic>
+              <a:graphicData uri="http://schemas.openxmlformats.org/drawingml/2006/picture">
+                <pic:pic>
+                  <pic:nvPicPr>
+                    <pic:cNvPr id="0" name="academy-story-ai-5-20-03.png"/>
+                    <pic:cNvPicPr/>
+                  </pic:nvPicPr>
+                  <pic:blipFill>
+                    <a:blip r:embed="rId13"/>
+                    <a:stretch>
+                      <a:fillRect/>
+                    </a:stretch>
+                  </pic:blipFill>
+                  <pic:spPr>
+                    <a:xfrm>
+                      <a:off x="0" y="0"/>
+                      <a:ext cx="5486400" cy="3096768"/>
+                    </a:xfrm>
+                    <a:prstGeom prst="rect"/>
+                  </pic:spPr>
+                </pic:pic>
+              </a:graphicData>
+            </a:graphic>
+          </wp:inline>
+        </w:drawing>
+      </w:r>
+    </w:p>
+    <w:p>
+      <w:pPr>
+        <w:spacing w:line="336" w:lineRule="auto" w:after="180"/>
+      </w:pPr>
+      <w:r>
+        <w:rPr>
+          <w:b w:val="0"/>
+        </w:rPr>
+        <w:t>Two RGB pixels before layout conversion. top pixel: red = 1, green = 4, blue = 7. bottom pixel: red = 2, green = 5, blue = 8.</w:t>
+      </w:r>
+    </w:p>
+    <w:p>
+      <w:pPr>
+        <w:spacing w:line="336" w:lineRule="auto" w:after="180"/>
+        <w:shd w:fill="F5F1FB"/>
+      </w:pPr>
+      <w:r>
+        <w:rPr>
+          <w:b w:val="0"/>
+        </w:rPr>
+        <w:t>Read the labels and values. Explain the relationship the model shows.</w:t>
+      </w:r>
+    </w:p>
+    <w:p>
+      <w:pPr>
+        <w:pStyle w:val="Heading3"/>
+      </w:pPr>
+      <w:r>
+        <w:t>My picture explanation, deciding evidence and one limit</w:t>
+      </w:r>
+    </w:p>
+    <w:p>
+      <w:r>
+        <w:t>________________________________________________________________</w:t>
+      </w:r>
+    </w:p>
+    <w:p>
+      <w:r>
+        <w:t>________________________________________________________________</w:t>
+      </w:r>
+    </w:p>
+    <w:p>
+      <w:r>
+        <w:t>________________________________________________________________</w:t>
+      </w:r>
+    </w:p>
+    <w:p>
+      <w:r>
+        <w:t>________________________________________________________________</w:t>
+      </w:r>
+    </w:p>
+    <w:p>
+      <w:pPr>
+        <w:pStyle w:val="Heading3"/>
+      </w:pPr>
+      <w:r>
+        <w:t>04. Change one thing. Trace what follows.</w:t>
+      </w:r>
+    </w:p>
+    <w:p>
+      <w:r>
+        <w:drawing>
+          <wp:inline xmlns:a="http://schemas.openxmlformats.org/drawingml/2006/main" xmlns:pic="http://schemas.openxmlformats.org/drawingml/2006/picture">
+            <wp:extent cx="5486400" cy="3026664"/>
+            <wp:docPr id="6" name="Picture 6" descr="Original case: Bottom green is HWC [1, 0, 1]=5 and CHW [1, 1, 0]=5. Changed condition: Add a batch containing three identical images in NHWC layout. Expected result: Batch shape is [3, 2, 1, 3]. Reason: The new first dimension counts images; it does not add a fourth colour channel."/>
+            <wp:cNvGraphicFramePr>
+              <a:graphicFrameLocks noChangeAspect="1"/>
+            </wp:cNvGraphicFramePr>
+            <a:graphic>
+              <a:graphicData uri="http://schemas.openxmlformats.org/drawingml/2006/picture">
+                <pic:pic>
+                  <pic:nvPicPr>
+                    <pic:cNvPr id="0" name="academy-story-ai-5-20-04.png"/>
+                    <pic:cNvPicPr/>
+                  </pic:nvPicPr>
+                  <pic:blipFill>
+                    <a:blip r:embed="rId14"/>
+                    <a:stretch>
+                      <a:fillRect/>
+                    </a:stretch>
+                  </pic:blipFill>
+                  <pic:spPr>
+                    <a:xfrm>
+                      <a:off x="0" y="0"/>
+                      <a:ext cx="5486400" cy="3026664"/>
+                    </a:xfrm>
+                    <a:prstGeom prst="rect"/>
+                  </pic:spPr>
+                </pic:pic>
+              </a:graphicData>
+            </a:graphic>
+          </wp:inline>
+        </w:drawing>
+      </w:r>
+    </w:p>
+    <w:p>
+      <w:pPr>
+        <w:spacing w:line="336" w:lineRule="auto" w:after="180"/>
+      </w:pPr>
+      <w:r>
+        <w:rPr>
+          <w:b w:val="0"/>
+        </w:rPr>
+        <w:t>Original case: Bottom green is HWC [1, 0, 1]=5 and CHW [1, 1, 0]=5. Changed condition: Add a batch containing three identical images in NHWC layout. Expected result: Batch shape is [3, 2, 1, 3].</w:t>
+      </w:r>
+    </w:p>
+    <w:p>
+      <w:pPr>
+        <w:spacing w:line="336" w:lineRule="auto" w:after="180"/>
+      </w:pPr>
+      <w:r>
+        <w:rPr>
+          <w:b w:val="0"/>
+        </w:rPr>
+        <w:t xml:space="preserve">Reason: The new first dimension counts images; it does not add a fourth colour </w:t>
+      </w:r>
+      <w:r>
+        <w:rPr>
+          <w:b/>
+        </w:rPr>
+        <w:t>channel</w:t>
+      </w:r>
+      <w:r>
+        <w:rPr>
+          <w:b w:val="0"/>
+        </w:rPr>
+        <w:t>.</w:t>
+      </w:r>
+    </w:p>
+    <w:p>
+      <w:pPr>
+        <w:spacing w:line="336" w:lineRule="auto" w:after="180"/>
+        <w:shd w:fill="F5F1FB"/>
+      </w:pPr>
+      <w:r>
+        <w:rPr>
+          <w:b w:val="0"/>
+        </w:rPr>
+        <w:t>Predict before checking the worked changed-case result. Name what changed and what the supplied facts allow you to conclude.</w:t>
+      </w:r>
+    </w:p>
+    <w:p>
+      <w:pPr>
+        <w:pStyle w:val="Heading3"/>
+      </w:pPr>
+      <w:r>
+        <w:t>My picture explanation, deciding evidence and one limit</w:t>
+      </w:r>
+    </w:p>
+    <w:p>
+      <w:r>
+        <w:t>________________________________________________________________</w:t>
+      </w:r>
+    </w:p>
+    <w:p>
+      <w:r>
+        <w:t>________________________________________________________________</w:t>
+      </w:r>
+    </w:p>
+    <w:p>
+      <w:r>
+        <w:t>________________________________________________________________</w:t>
+      </w:r>
+    </w:p>
+    <w:p>
+      <w:r>
+        <w:t>________________________________________________________________</w:t>
+      </w:r>
+    </w:p>
+    <w:p>
+      <w:pPr>
+        <w:pStyle w:val="Heading3"/>
+      </w:pPr>
+      <w:r>
+        <w:t>05. Connect the explanation to its limit</w:t>
+      </w:r>
+    </w:p>
+    <w:p>
+      <w:r>
+        <w:drawing>
+          <wp:inline xmlns:a="http://schemas.openxmlformats.org/drawingml/2006/main" xmlns:pic="http://schemas.openxmlformats.org/drawingml/2006/picture">
+            <wp:extent cx="5486400" cy="2834640"/>
+            <wp:docPr id="7" name="Picture 7" descr="A tensor is an array with named dimensions. HWC orders height, width and colour; CHW puts colour first. Rearranging the layout changes where values are stored, not the colour measurement itself. Trace a named pixel through both layouts using zero-based indices. Adding a batch dimension counts images and does not add a new colour channel. Limit: Shape consistency does not prove correct colour order or value range; document channel names and preprocessing."/>
+            <wp:cNvGraphicFramePr>
+              <a:graphicFrameLocks noChangeAspect="1"/>
+            </wp:cNvGraphicFramePr>
+            <a:graphic>
+              <a:graphicData uri="http://schemas.openxmlformats.org/drawingml/2006/picture">
+                <pic:pic>
+                  <pic:nvPicPr>
+                    <pic:cNvPr id="0" name="academy-story-ai-5-20-05.png"/>
+                    <pic:cNvPicPr/>
+                  </pic:nvPicPr>
+                  <pic:blipFill>
+                    <a:blip r:embed="rId15"/>
+                    <a:stretch>
+                      <a:fillRect/>
+                    </a:stretch>
+                  </pic:blipFill>
+                  <pic:spPr>
+                    <a:xfrm>
+                      <a:off x="0" y="0"/>
+                      <a:ext cx="5486400" cy="2834640"/>
+                    </a:xfrm>
+                    <a:prstGeom prst="rect"/>
+                  </pic:spPr>
+                </pic:pic>
+              </a:graphicData>
+            </a:graphic>
+          </wp:inline>
+        </w:drawing>
+      </w:r>
+    </w:p>
+    <w:p>
+      <w:pPr>
+        <w:spacing w:line="336" w:lineRule="auto" w:after="180"/>
+      </w:pPr>
+      <w:r>
+        <w:rPr>
+          <w:b w:val="0"/>
+        </w:rPr>
+        <w:t xml:space="preserve">A </w:t>
+      </w:r>
+      <w:r>
+        <w:rPr>
+          <w:b/>
+        </w:rPr>
+        <w:t>tensor</w:t>
+      </w:r>
+      <w:r>
+        <w:rPr>
+          <w:b w:val="0"/>
+        </w:rPr>
+        <w:t xml:space="preserve"> is an array with named dimensions. HWC orders height, width and colour; CHW puts colour first. Rearranging the layout changes where values are stored, not the colour measurement itself.</w:t>
+      </w:r>
+    </w:p>
+    <w:p>
+      <w:pPr>
+        <w:spacing w:line="336" w:lineRule="auto" w:after="180"/>
+      </w:pPr>
+      <w:r>
+        <w:rPr>
+          <w:b w:val="0"/>
+        </w:rPr>
+        <w:t xml:space="preserve">Trace a named pixel through both layouts using zero-based indices. Adding a batch dimension counts images and does not add a new colour </w:t>
+      </w:r>
+      <w:r>
+        <w:rPr>
+          <w:b/>
+        </w:rPr>
+        <w:t>channel</w:t>
+      </w:r>
+      <w:r>
+        <w:rPr>
+          <w:b w:val="0"/>
+        </w:rPr>
+        <w:t>.</w:t>
+      </w:r>
+    </w:p>
+    <w:p>
+      <w:pPr>
+        <w:spacing w:line="336" w:lineRule="auto" w:after="180"/>
+      </w:pPr>
+      <w:r>
+        <w:rPr>
+          <w:b w:val="0"/>
+        </w:rPr>
+        <w:t xml:space="preserve">Limit: Shape consistency does not prove correct colour order or value range; document </w:t>
+      </w:r>
+      <w:r>
+        <w:rPr>
+          <w:b/>
+        </w:rPr>
+        <w:t>channel</w:t>
+      </w:r>
+      <w:r>
+        <w:rPr>
+          <w:b w:val="0"/>
+        </w:rPr>
+        <w:t xml:space="preserve"> names and pre</w:t>
+      </w:r>
+      <w:r>
+        <w:rPr>
+          <w:b/>
+        </w:rPr>
+        <w:t>process</w:t>
+      </w:r>
+      <w:r>
+        <w:rPr>
+          <w:b w:val="0"/>
+        </w:rPr>
+        <w:t>ing.</w:t>
+      </w:r>
+    </w:p>
+    <w:p>
+      <w:pPr>
+        <w:spacing w:line="336" w:lineRule="auto" w:after="180"/>
+        <w:shd w:fill="F5F1FB"/>
+      </w:pPr>
+      <w:r>
+        <w:rPr>
+          <w:b w:val="0"/>
+        </w:rPr>
+        <w:t>Explain the case, then point to a limit on the claim.</w:t>
+      </w:r>
+    </w:p>
+    <w:p>
+      <w:pPr>
+        <w:pStyle w:val="Heading3"/>
+      </w:pPr>
+      <w:r>
+        <w:t>My picture explanation, deciding evidence and one limit</w:t>
+      </w:r>
+    </w:p>
+    <w:p>
+      <w:r>
+        <w:t>________________________________________________________________</w:t>
+      </w:r>
+    </w:p>
+    <w:p>
+      <w:r>
+        <w:t>________________________________________________________________</w:t>
+      </w:r>
+    </w:p>
+    <w:p>
+      <w:r>
+        <w:t>________________________________________________________________</w:t>
+      </w:r>
+    </w:p>
+    <w:p>
+      <w:r>
+        <w:t>________________________________________________________________</w:t>
+      </w:r>
+    </w:p>
+    <w:p>
+      <w:pPr>
+        <w:pStyle w:val="Heading3"/>
+      </w:pPr>
+      <w:r>
+        <w:t>06. Make the idea visible in your project</w:t>
+      </w:r>
+    </w:p>
+    <w:p>
+      <w:r>
+        <w:drawing>
+          <wp:inline xmlns:a="http://schemas.openxmlformats.org/drawingml/2006/main" xmlns:pic="http://schemas.openxmlformats.org/drawingml/2006/picture">
+            <wp:extent cx="5486400" cy="3681984"/>
+            <wp:docPr id="8" name="Picture 8" descr="For your Image-pattern Network Investigation, save the input, procedure, observed result and limitation of this check. Label this worked example as practice; use a different, previously unreviewed case when checking independent understanding. Draw your input, deciding step, result and limit. Supported question: Where is the bottom green pixel in the first batched image? Point to the relevant step in the picture, then write the changed result and the rule or evidence that supports it."/>
+            <wp:cNvGraphicFramePr>
+              <a:graphicFrameLocks noChangeAspect="1"/>
+            </wp:cNvGraphicFramePr>
+            <a:graphic>
+              <a:graphicData uri="http://schemas.openxmlformats.org/drawingml/2006/picture">
+                <pic:pic>
+                  <pic:nvPicPr>
+                    <pic:cNvPr id="0" name="academy-story-ai-5-20-06.png"/>
+                    <pic:cNvPicPr/>
+                  </pic:nvPicPr>
+                  <pic:blipFill>
+                    <a:blip r:embed="rId16"/>
+                    <a:stretch>
+                      <a:fillRect/>
+                    </a:stretch>
+                  </pic:blipFill>
+                  <pic:spPr>
+                    <a:xfrm>
+                      <a:off x="0" y="0"/>
+                      <a:ext cx="5486400" cy="3681984"/>
+                    </a:xfrm>
+                    <a:prstGeom prst="rect"/>
+                  </pic:spPr>
+                </pic:pic>
+              </a:graphicData>
+            </a:graphic>
+          </wp:inline>
+        </w:drawing>
+      </w:r>
+    </w:p>
+    <w:p>
+      <w:pPr>
+        <w:spacing w:line="336" w:lineRule="auto" w:after="180"/>
+      </w:pPr>
+      <w:r>
+        <w:rPr>
+          <w:b w:val="0"/>
+        </w:rPr>
+        <w:t xml:space="preserve">For your Image-pattern Network Investigation, save the </w:t>
+      </w:r>
+      <w:r>
+        <w:rPr>
+          <w:b/>
+        </w:rPr>
+        <w:t>input</w:t>
+      </w:r>
+      <w:r>
+        <w:rPr>
+          <w:b w:val="0"/>
+        </w:rPr>
+        <w:t>, procedure, observed result and limitation of this check.</w:t>
+      </w:r>
+    </w:p>
+    <w:p>
+      <w:pPr>
+        <w:spacing w:line="336" w:lineRule="auto" w:after="180"/>
+      </w:pPr>
+      <w:r>
+        <w:rPr>
+          <w:b w:val="0"/>
+        </w:rPr>
+        <w:t xml:space="preserve">Label this worked example as practice; use a different, previously unreviewed case when checking independent understanding. Draw your </w:t>
+      </w:r>
+      <w:r>
+        <w:rPr>
+          <w:b/>
+        </w:rPr>
+        <w:t>input</w:t>
+      </w:r>
+      <w:r>
+        <w:rPr>
+          <w:b w:val="0"/>
+        </w:rPr>
+        <w:t>, deciding step, result and limit.</w:t>
+      </w:r>
+    </w:p>
+    <w:p>
+      <w:pPr>
+        <w:spacing w:line="336" w:lineRule="auto" w:after="180"/>
+      </w:pPr>
+      <w:r>
+        <w:rPr>
+          <w:b w:val="0"/>
+        </w:rPr>
+        <w:t xml:space="preserve">Supported question: Where is the bottom green pixel in the first batched image? Point to the relevant step in the picture, then write the changed result and the rule or </w:t>
+      </w:r>
+      <w:r>
+        <w:rPr>
+          <w:b/>
+        </w:rPr>
+        <w:t>evidence</w:t>
+      </w:r>
+      <w:r>
+        <w:rPr>
+          <w:b w:val="0"/>
+        </w:rPr>
+        <w:t xml:space="preserve"> that supports it.</w:t>
+      </w:r>
+    </w:p>
+    <w:p>
+      <w:pPr>
+        <w:spacing w:line="336" w:lineRule="auto" w:after="180"/>
+        <w:shd w:fill="F5F1FB"/>
+      </w:pPr>
+      <w:r>
+        <w:rPr>
+          <w:b w:val="0"/>
+        </w:rPr>
+        <w:t xml:space="preserve">Draw your project trace and justify the deciding step using </w:t>
+      </w:r>
+      <w:r>
+        <w:rPr>
+          <w:b/>
+        </w:rPr>
+        <w:t>evidence</w:t>
+      </w:r>
+      <w:r>
+        <w:rPr>
+          <w:b w:val="0"/>
+        </w:rPr>
+        <w:t>.</w:t>
+      </w:r>
+    </w:p>
+    <w:p>
+      <w:pPr>
+        <w:pStyle w:val="Heading3"/>
+      </w:pPr>
+      <w:r>
+        <w:t>My picture explanation, deciding evidence and one limit</w:t>
       </w:r>
     </w:p>
     <w:p>

--- a/downloads/workbook/ai-5-week-20.docx
+++ b/downloads/workbook/ai-5-week-20.docx
@@ -168,6 +168,351 @@
     <w:p>
       <w:r>
         <w:t>________________________________________________________________</w:t>
+      </w:r>
+    </w:p>
+    <w:p>
+      <w:pPr>
+        <w:pStyle w:val="Heading3"/>
+      </w:pPr>
+      <w:r>
+        <w:t>Lesson reference for workbook practice</w:t>
+      </w:r>
+    </w:p>
+    <w:p>
+      <w:pPr>
+        <w:spacing w:line="336" w:lineRule="auto" w:after="180"/>
+        <w:shd w:fill="F1F6F8"/>
+      </w:pPr>
+      <w:r>
+        <w:rPr>
+          <w:b w:val="0"/>
+        </w:rPr>
+        <w:t>Use this reference for the original W1–W3 and W5 exercises. The separately named independent case supplies its own changed facts; use those facts for that attempt before feedback.</w:t>
+      </w:r>
+    </w:p>
+    <w:p>
+      <w:pPr>
+        <w:spacing w:line="336" w:lineRule="auto" w:after="180"/>
+      </w:pPr>
+      <w:r>
+        <w:rPr>
+          <w:b w:val="0"/>
+        </w:rPr>
+        <w:t xml:space="preserve">A small fictional RGB image has height 2 pixels, width 2 pixels and three </w:t>
+      </w:r>
+      <w:r>
+        <w:rPr>
+          <w:b/>
+        </w:rPr>
+        <w:t>channel</w:t>
+      </w:r>
+      <w:r>
+        <w:rPr>
+          <w:b w:val="0"/>
+        </w:rPr>
+        <w:t>s ordered red, green, blue. Store it as image[row][column][</w:t>
+      </w:r>
+      <w:r>
+        <w:rPr>
+          <w:b/>
+        </w:rPr>
+        <w:t>channel</w:t>
+      </w:r>
+      <w:r>
+        <w:rPr>
+          <w:b w:val="0"/>
+        </w:rPr>
+        <w:t>], abbreviated HWC.</w:t>
+      </w:r>
+    </w:p>
+    <w:p>
+      <w:pPr>
+        <w:spacing w:line="336" w:lineRule="auto" w:after="180"/>
+      </w:pPr>
+      <w:r>
+        <w:rPr>
+          <w:b w:val="0"/>
+        </w:rPr>
+        <w:t xml:space="preserve">Use zero-based indices: the top row is 0, the left column is 0, and red, green and blue are </w:t>
+      </w:r>
+      <w:r>
+        <w:rPr>
+          <w:b/>
+        </w:rPr>
+        <w:t>channel</w:t>
+      </w:r>
+      <w:r>
+        <w:rPr>
+          <w:b w:val="0"/>
+        </w:rPr>
+        <w:t>s 0, 1 and 2. Each stored component is an integer from 0 to 255.</w:t>
+      </w:r>
+    </w:p>
+    <w:tbl>
+      <w:tblPr>
+        <w:tblStyle w:val="LightShading-Accent1"/>
+        <w:tblW w:type="auto" w:w="0"/>
+        <w:tblLook w:firstColumn="1" w:firstRow="1" w:lastColumn="0" w:lastRow="0" w:noHBand="0" w:noVBand="1" w:val="04A0"/>
+      </w:tblPr>
+      <w:tblGrid>
+        <w:gridCol w:w="3408"/>
+        <w:gridCol w:w="3408"/>
+        <w:gridCol w:w="3408"/>
+      </w:tblGrid>
+      <w:tr>
+        <w:trPr>
+          <w:tblHeader/>
+        </w:trPr>
+        <w:tc>
+          <w:tcPr>
+            <w:tcW w:type="dxa" w:w="3408"/>
+          </w:tcPr>
+          <w:p>
+            <w:r>
+              <w:t>Position</w:t>
+            </w:r>
+          </w:p>
+        </w:tc>
+        <w:tc>
+          <w:tcPr>
+            <w:tcW w:type="dxa" w:w="3408"/>
+          </w:tcPr>
+          <w:p>
+            <w:r>
+              <w:t>RGB triplet</w:t>
+            </w:r>
+          </w:p>
+        </w:tc>
+        <w:tc>
+          <w:tcPr>
+            <w:tcW w:type="dxa" w:w="3408"/>
+          </w:tcPr>
+          <w:p>
+            <w:r>
+              <w:t>Meaning</w:t>
+            </w:r>
+          </w:p>
+        </w:tc>
+      </w:tr>
+      <w:tr>
+        <w:tc>
+          <w:tcPr>
+            <w:tcW w:type="dxa" w:w="3408"/>
+          </w:tcPr>
+          <w:p>
+            <w:r>
+              <w:t>Row 0 column 0</w:t>
+            </w:r>
+          </w:p>
+        </w:tc>
+        <w:tc>
+          <w:tcPr>
+            <w:tcW w:type="dxa" w:w="3408"/>
+          </w:tcPr>
+          <w:p>
+            <w:r>
+              <w:t>[255, 0, 0]</w:t>
+            </w:r>
+          </w:p>
+        </w:tc>
+        <w:tc>
+          <w:tcPr>
+            <w:tcW w:type="dxa" w:w="3408"/>
+          </w:tcPr>
+          <w:p>
+            <w:r>
+              <w:t>Red</w:t>
+            </w:r>
+          </w:p>
+        </w:tc>
+      </w:tr>
+      <w:tr>
+        <w:tc>
+          <w:tcPr>
+            <w:tcW w:type="dxa" w:w="3408"/>
+          </w:tcPr>
+          <w:p>
+            <w:r>
+              <w:t>Row 0 column 1</w:t>
+            </w:r>
+          </w:p>
+        </w:tc>
+        <w:tc>
+          <w:tcPr>
+            <w:tcW w:type="dxa" w:w="3408"/>
+          </w:tcPr>
+          <w:p>
+            <w:r>
+              <w:t>[0, 255, 0]</w:t>
+            </w:r>
+          </w:p>
+        </w:tc>
+        <w:tc>
+          <w:tcPr>
+            <w:tcW w:type="dxa" w:w="3408"/>
+          </w:tcPr>
+          <w:p>
+            <w:r>
+              <w:t>Green</w:t>
+            </w:r>
+          </w:p>
+        </w:tc>
+      </w:tr>
+      <w:tr>
+        <w:tc>
+          <w:tcPr>
+            <w:tcW w:type="dxa" w:w="3408"/>
+          </w:tcPr>
+          <w:p>
+            <w:r>
+              <w:t>Row 1 column 0</w:t>
+            </w:r>
+          </w:p>
+        </w:tc>
+        <w:tc>
+          <w:tcPr>
+            <w:tcW w:type="dxa" w:w="3408"/>
+          </w:tcPr>
+          <w:p>
+            <w:r>
+              <w:t>[0, 0, 255]</w:t>
+            </w:r>
+          </w:p>
+        </w:tc>
+        <w:tc>
+          <w:tcPr>
+            <w:tcW w:type="dxa" w:w="3408"/>
+          </w:tcPr>
+          <w:p>
+            <w:r>
+              <w:t>Blue</w:t>
+            </w:r>
+          </w:p>
+        </w:tc>
+      </w:tr>
+      <w:tr>
+        <w:tc>
+          <w:tcPr>
+            <w:tcW w:type="dxa" w:w="3408"/>
+          </w:tcPr>
+          <w:p>
+            <w:r>
+              <w:t>Row 1 column 1</w:t>
+            </w:r>
+          </w:p>
+        </w:tc>
+        <w:tc>
+          <w:tcPr>
+            <w:tcW w:type="dxa" w:w="3408"/>
+          </w:tcPr>
+          <w:p>
+            <w:r>
+              <w:t>[255, 255, 255]</w:t>
+            </w:r>
+          </w:p>
+        </w:tc>
+        <w:tc>
+          <w:tcPr>
+            <w:tcW w:type="dxa" w:w="3408"/>
+          </w:tcPr>
+          <w:p>
+            <w:r>
+              <w:t>White</w:t>
+            </w:r>
+          </w:p>
+        </w:tc>
+      </w:tr>
+    </w:tbl>
+    <w:p>
+      <w:pPr>
+        <w:spacing w:line="336" w:lineRule="auto" w:after="180"/>
+      </w:pPr>
+      <w:r>
+        <w:rPr>
+          <w:b w:val="0"/>
+        </w:rPr>
+        <w:t xml:space="preserve">The shape is 2 by 2 by 3. There are four pixels and twelve </w:t>
+      </w:r>
+      <w:r>
+        <w:rPr>
+          <w:b/>
+        </w:rPr>
+        <w:t>channel</w:t>
+      </w:r>
+      <w:r>
+        <w:rPr>
+          <w:b w:val="0"/>
+        </w:rPr>
+        <w:t xml:space="preserve"> values. The blue component of the bottom-left pixel is image[1][0][2] = 255.</w:t>
+      </w:r>
+    </w:p>
+    <w:p>
+      <w:pPr>
+        <w:spacing w:line="336" w:lineRule="auto" w:after="180"/>
+      </w:pPr>
+      <w:r>
+        <w:rPr>
+          <w:b w:val="0"/>
+        </w:rPr>
+        <w:t xml:space="preserve">A single </w:t>
+      </w:r>
+      <w:r>
+        <w:rPr>
+          <w:b/>
+        </w:rPr>
+        <w:t>channel</w:t>
+      </w:r>
+      <w:r>
+        <w:rPr>
+          <w:b w:val="0"/>
+        </w:rPr>
+        <w:t xml:space="preserve"> is a plane of values across positions; it is not a separate photograph or a label.</w:t>
+      </w:r>
+    </w:p>
+    <w:p>
+      <w:pPr>
+        <w:spacing w:line="336" w:lineRule="auto" w:after="180"/>
+      </w:pPr>
+      <w:r>
+        <w:rPr>
+          <w:b w:val="0"/>
+        </w:rPr>
+        <w:t xml:space="preserve">Shape needs a schema. A grayscale image might be stored as H by W or H by W by 1. An RGB image uses three </w:t>
+      </w:r>
+      <w:r>
+        <w:rPr>
+          <w:b/>
+        </w:rPr>
+        <w:t>channel</w:t>
+      </w:r>
+      <w:r>
+        <w:rPr>
+          <w:b w:val="0"/>
+        </w:rPr>
+        <w:t xml:space="preserve">s here; other formats can include additional </w:t>
+      </w:r>
+      <w:r>
+        <w:rPr>
+          <w:b/>
+        </w:rPr>
+        <w:t>channel</w:t>
+      </w:r>
+      <w:r>
+        <w:rPr>
+          <w:b w:val="0"/>
+        </w:rPr>
+        <w:t>s.</w:t>
+      </w:r>
+    </w:p>
+    <w:p>
+      <w:pPr>
+        <w:spacing w:line="336" w:lineRule="auto" w:after="180"/>
+      </w:pPr>
+      <w:r>
+        <w:rPr>
+          <w:b w:val="0"/>
+        </w:rPr>
+        <w:t>Declare the format instead of assuming every three-dimensional array means the same thing.</w:t>
       </w:r>
     </w:p>
     <w:p>
@@ -1325,7 +1670,7 @@
         <w:drawing>
           <wp:inline xmlns:a="http://schemas.openxmlformats.org/drawingml/2006/main" xmlns:pic="http://schemas.openxmlformats.org/drawingml/2006/picture">
             <wp:extent cx="5486400" cy="5185229"/>
-            <wp:docPr id="2" name="Picture 2" descr="Image tensors and channels. Record HWC shape: Shape is [2, 1, 3]; top green is 4 and bottom green5.. Reorder to CHW: Shape [3, 2, 1]; red plane [[1],[2]], green [[4],[5]], blue [[7],[8]].. Check same pixel: Bottom green is HWC [1, 0, 1]=5 and CHW [1, 1, 0]=5."/>
+            <wp:docPr id="2" name="Picture 2" descr="Image tensors and channels. Record HWC shape: Shape is [2, 1, 3]; top green is 4 and bottom green 5.. Reorder to CHW: Shape [3, 2, 1]; red plane [[1],[2]], green [[4],[5]], blue [[7],[8]].. Check same pixel: Bottom green is HWC [1, 0, 1]=5 and CHW [1, 1, 0]=5."/>
             <wp:cNvGraphicFramePr>
               <a:graphicFrameLocks noChangeAspect="1"/>
             </wp:cNvGraphicFramePr>
@@ -2540,7 +2885,7 @@
         <w:drawing>
           <wp:inline xmlns:a="http://schemas.openxmlformats.org/drawingml/2006/main" xmlns:pic="http://schemas.openxmlformats.org/drawingml/2006/picture">
             <wp:extent cx="5486400" cy="3182112"/>
-            <wp:docPr id="4" name="Picture 4" descr="Record HWC shape: Shape is [2, 1, 3]; top green is 4 and bottom green5. → Reorder to CHW: Shape [3, 2, 1]; red plane [[1],[2]], green [[4],[5]], blue [[7],[8]]. → Check same pixel: Bottom green is HWC [1, 0, 1]=5 and CHW [1, 1, 0]=5."/>
+            <wp:docPr id="4" name="Picture 4" descr="Record HWC shape: Shape is [2, 1, 3]; top green is 4 and bottom green 5. → Reorder to CHW: Shape [3, 2, 1]; red plane [[1],[2]], green [[4],[5]], blue [[7],[8]]. → Check same pixel: Bottom green is HWC [1, 0, 1]=5 and CHW [1, 1, 0]=5."/>
             <wp:cNvGraphicFramePr>
               <a:graphicFrameLocks noChangeAspect="1"/>
             </wp:cNvGraphicFramePr>
@@ -2579,7 +2924,7 @@
         <w:rPr>
           <w:b w:val="0"/>
         </w:rPr>
-        <w:t>Record HWC shape: Shape is [2, 1, 3]; top green is 4 and bottom green5. → Reorder to CHW: Shape [3, 2, 1]; red plane [[1],[2]], green [[4],[5]], blue [[7],[8]]. → Check same pixel: Bottom green is HWC [1, 0, 1]=5 and CHW [1, 1, 0]=5.</w:t>
+        <w:t>Record HWC shape: Shape is [2, 1, 3]; top green is 4 and bottom green 5. → Reorder to CHW: Shape [3, 2, 1]; red plane [[1],[2]], green [[4],[5]], blue [[7],[8]]. → Check same pixel: Bottom green is HWC [1, 0, 1]=5 and CHW [1, 1, 0]=5.</w:t>
       </w:r>
     </w:p>
     <w:p>

--- a/downloads/workbook/ai-5-week-20.docx
+++ b/downloads/workbook/ai-5-week-20.docx
@@ -25,22 +25,45 @@
         <w:pStyle w:val="Heading1"/>
       </w:pPr>
       <w:r>
-        <w:t>01. Recall and choose your starting point</w:t>
-      </w:r>
-    </w:p>
-    <w:p>
-      <w:r>
-        <w:t>Record your starting explanation for Image tensors and channels before opening notes. Show any later correction separately.</w:t>
-      </w:r>
-    </w:p>
-    <w:p>
-      <w:pPr>
-        <w:spacing w:line="336" w:lineRule="auto" w:after="180"/>
-      </w:pPr>
-      <w:r>
-        <w:rPr>
-          <w:b w:val="0"/>
-        </w:rPr>
+        <w:t>One readable image-tensor and preprocessing record.</w:t>
+      </w:r>
+    </w:p>
+    <w:p>
+      <w:r>
+        <w:t>Trace values across axes,repair false reshapes and detect channel/double-scaling errors.</w:t>
+      </w:r>
+    </w:p>
+    <w:p>
+      <w:r>
+        <w:t>W1–W3/W5 → selected new image → project pixel ledger → changed-case return.</w:t>
+      </w:r>
+    </w:p>
+    <w:p>
+      <w:pPr>
+        <w:pStyle w:val="Heading1"/>
+      </w:pPr>
+      <w:r>
+        <w:t>01. Recall · Retrieve before notes</w:t>
+      </w:r>
+    </w:p>
+    <w:p>
+      <w:r>
+        <w:t>Keep this task’s inputs,rule and response together.</w:t>
+      </w:r>
+    </w:p>
+    <w:p>
+      <w:pPr>
+        <w:pStyle w:val="Heading2"/>
+      </w:pPr>
+      <w:r>
+        <w:t>Complete task and evidence</w:t>
+      </w:r>
+    </w:p>
+    <w:p>
+      <w:pPr>
+        <w:pStyle w:val="ListBullet"/>
+      </w:pPr>
+      <w:r>
         <w:t>Try the recall before opening notes. Then use a different colour or a labelled second line to correct your explanation.</w:t>
       </w:r>
     </w:p>
@@ -54,12 +77,9 @@
     </w:p>
     <w:p>
       <w:pPr>
-        <w:spacing w:line="336" w:lineRule="auto" w:after="180"/>
-      </w:pPr>
-      <w:r>
-        <w:rPr>
-          <w:b w:val="0"/>
-        </w:rPr>
+        <w:pStyle w:val="ListBullet"/>
+      </w:pPr>
+      <w:r>
         <w:t>Without opening the old lesson, explain one key idea from Learned representations. Give an example and a mistake that the idea helps you avoid.</w:t>
       </w:r>
     </w:p>
@@ -96,12 +116,9 @@
     </w:p>
     <w:p>
       <w:pPr>
-        <w:spacing w:line="336" w:lineRule="auto" w:after="180"/>
-      </w:pPr>
-      <w:r>
-        <w:rPr>
-          <w:b w:val="0"/>
-        </w:rPr>
+        <w:pStyle w:val="ListBullet"/>
+      </w:pPr>
+      <w:r>
         <w:t>Without opening the old lesson, explain one key idea from Initialisation and reproducibility. Give an example and a mistake that the idea helps you avoid.</w:t>
       </w:r>
     </w:p>
@@ -138,12 +155,9 @@
     </w:p>
     <w:p>
       <w:pPr>
-        <w:spacing w:line="336" w:lineRule="auto" w:after="180"/>
-      </w:pPr>
-      <w:r>
-        <w:rPr>
-          <w:b w:val="0"/>
-        </w:rPr>
+        <w:pStyle w:val="ListBullet"/>
+      </w:pPr>
+      <w:r>
         <w:t>Without opening the old lesson, explain one key idea from Learning rate experiments. Give an example and a mistake that the idea helps you avoid.</w:t>
       </w:r>
     </w:p>
@@ -180,72 +194,18 @@
     </w:p>
     <w:p>
       <w:pPr>
-        <w:spacing w:line="336" w:lineRule="auto" w:after="180"/>
-        <w:shd w:fill="F1F6F8"/>
-      </w:pPr>
-      <w:r>
-        <w:rPr>
-          <w:b w:val="0"/>
-        </w:rPr>
+        <w:pStyle w:val="ListBullet"/>
+      </w:pPr>
+      <w:r>
         <w:t>Use this reference for the original W1–W3 and W5 exercises. The separately named independent case supplies its own changed facts; use those facts for that attempt before feedback.</w:t>
       </w:r>
     </w:p>
     <w:p>
       <w:pPr>
-        <w:spacing w:line="336" w:lineRule="auto" w:after="180"/>
-      </w:pPr>
-      <w:r>
-        <w:rPr>
-          <w:b w:val="0"/>
-        </w:rPr>
-        <w:t xml:space="preserve">A small fictional RGB image has height 2 pixels, width 2 pixels and three </w:t>
-      </w:r>
-      <w:r>
-        <w:rPr>
-          <w:b/>
-        </w:rPr>
-        <w:t>channel</w:t>
-      </w:r>
-      <w:r>
-        <w:rPr>
-          <w:b w:val="0"/>
-        </w:rPr>
-        <w:t>s ordered red, green, blue. Store it as image[row][column][</w:t>
-      </w:r>
-      <w:r>
-        <w:rPr>
-          <w:b/>
-        </w:rPr>
-        <w:t>channel</w:t>
-      </w:r>
-      <w:r>
-        <w:rPr>
-          <w:b w:val="0"/>
-        </w:rPr>
-        <w:t>], abbreviated HWC.</w:t>
-      </w:r>
-    </w:p>
-    <w:p>
-      <w:pPr>
-        <w:spacing w:line="336" w:lineRule="auto" w:after="180"/>
-      </w:pPr>
-      <w:r>
-        <w:rPr>
-          <w:b w:val="0"/>
-        </w:rPr>
-        <w:t xml:space="preserve">Use zero-based indices: the top row is 0, the left column is 0, and red, green and blue are </w:t>
-      </w:r>
-      <w:r>
-        <w:rPr>
-          <w:b/>
-        </w:rPr>
-        <w:t>channel</w:t>
-      </w:r>
-      <w:r>
-        <w:rPr>
-          <w:b w:val="0"/>
-        </w:rPr>
-        <w:t>s 0, 1 and 2. Each stored component is an integer from 0 to 255.</w:t>
+        <w:pStyle w:val="ListBullet"/>
+      </w:pPr>
+      <w:r>
+        <w:t>A small fictional RGB image has height 2 pixels, width 2 pixels and three channels ordered red, green, blue. Store it as image[row][column][channel], abbreviated HWC. Use zero-based indices: the top row is 0, the left column is 0, and red, green and blue are channels 0, 1 and 2. Each stored component is an integer from 0 to 255.</w:t>
       </w:r>
     </w:p>
     <w:tbl>
@@ -425,94 +385,18 @@
     </w:tbl>
     <w:p>
       <w:pPr>
-        <w:spacing w:line="336" w:lineRule="auto" w:after="180"/>
-      </w:pPr>
-      <w:r>
-        <w:rPr>
-          <w:b w:val="0"/>
-        </w:rPr>
-        <w:t xml:space="preserve">The shape is 2 by 2 by 3. There are four pixels and twelve </w:t>
-      </w:r>
-      <w:r>
-        <w:rPr>
-          <w:b/>
-        </w:rPr>
-        <w:t>channel</w:t>
-      </w:r>
-      <w:r>
-        <w:rPr>
-          <w:b w:val="0"/>
-        </w:rPr>
-        <w:t xml:space="preserve"> values. The blue component of the bottom-left pixel is image[1][0][2] = 255.</w:t>
-      </w:r>
-    </w:p>
-    <w:p>
-      <w:pPr>
-        <w:spacing w:line="336" w:lineRule="auto" w:after="180"/>
-      </w:pPr>
-      <w:r>
-        <w:rPr>
-          <w:b w:val="0"/>
-        </w:rPr>
-        <w:t xml:space="preserve">A single </w:t>
-      </w:r>
-      <w:r>
-        <w:rPr>
-          <w:b/>
-        </w:rPr>
-        <w:t>channel</w:t>
-      </w:r>
-      <w:r>
-        <w:rPr>
-          <w:b w:val="0"/>
-        </w:rPr>
-        <w:t xml:space="preserve"> is a plane of values across positions; it is not a separate photograph or a label.</w:t>
-      </w:r>
-    </w:p>
-    <w:p>
-      <w:pPr>
-        <w:spacing w:line="336" w:lineRule="auto" w:after="180"/>
-      </w:pPr>
-      <w:r>
-        <w:rPr>
-          <w:b w:val="0"/>
-        </w:rPr>
-        <w:t xml:space="preserve">Shape needs a schema. A grayscale image might be stored as H by W or H by W by 1. An RGB image uses three </w:t>
-      </w:r>
-      <w:r>
-        <w:rPr>
-          <w:b/>
-        </w:rPr>
-        <w:t>channel</w:t>
-      </w:r>
-      <w:r>
-        <w:rPr>
-          <w:b w:val="0"/>
-        </w:rPr>
-        <w:t xml:space="preserve">s here; other formats can include additional </w:t>
-      </w:r>
-      <w:r>
-        <w:rPr>
-          <w:b/>
-        </w:rPr>
-        <w:t>channel</w:t>
-      </w:r>
-      <w:r>
-        <w:rPr>
-          <w:b w:val="0"/>
-        </w:rPr>
-        <w:t>s.</w:t>
-      </w:r>
-    </w:p>
-    <w:p>
-      <w:pPr>
-        <w:spacing w:line="336" w:lineRule="auto" w:after="180"/>
-      </w:pPr>
-      <w:r>
-        <w:rPr>
-          <w:b w:val="0"/>
-        </w:rPr>
-        <w:t>Declare the format instead of assuming every three-dimensional array means the same thing.</w:t>
+        <w:pStyle w:val="ListBullet"/>
+      </w:pPr>
+      <w:r>
+        <w:t>The shape is 2 by 2 by 3. There are four pixels and twelve channel values. The blue component of the bottom-left pixel is image[1][0][2] = 255. A single channel is a plane of values across positions; it is not a separate photograph or a label.</w:t>
+      </w:r>
+    </w:p>
+    <w:p>
+      <w:pPr>
+        <w:pStyle w:val="ListBullet"/>
+      </w:pPr>
+      <w:r>
+        <w:t>Shape needs a schema. A grayscale image might be stored as H by W or H by W by 1. An RGB image uses three channels here; other formats can include additional channels. Declare the format instead of assuming every three-dimensional array means the same thing.</w:t>
       </w:r>
     </w:p>
     <w:p>
@@ -520,147 +404,44 @@
         <w:pStyle w:val="Heading1"/>
       </w:pPr>
       <w:r>
-        <w:t>02. Practise with fading help</w:t>
-      </w:r>
-    </w:p>
-    <w:p>
-      <w:r>
-        <w:t>Complete the supported Image tensors and channels trace and record the first step you can explain without help.</w:t>
-      </w:r>
-    </w:p>
-    <w:p>
-      <w:pPr>
-        <w:spacing w:line="336" w:lineRule="auto" w:after="180"/>
-      </w:pPr>
-      <w:r>
-        <w:rPr>
-          <w:b w:val="0"/>
-        </w:rPr>
-        <w:t xml:space="preserve">Use W2: Audit an axis conversion for Image </w:t>
-      </w:r>
-      <w:r>
-        <w:rPr>
-          <w:b/>
-        </w:rPr>
-        <w:t>tensor</w:t>
-      </w:r>
-      <w:r>
-        <w:rPr>
-          <w:b w:val="0"/>
-        </w:rPr>
-        <w:t xml:space="preserve">s and </w:t>
-      </w:r>
-      <w:r>
-        <w:rPr>
-          <w:b/>
-        </w:rPr>
-        <w:t>channel</w:t>
-      </w:r>
-      <w:r>
-        <w:rPr>
-          <w:b w:val="0"/>
-        </w:rPr>
-        <w:t>s. Record the answer once; the lesson and workbook refer to the same attempt.</w:t>
-      </w:r>
-    </w:p>
-    <w:tbl>
-      <w:tblPr>
-        <w:tblStyle w:val="LightShading-Accent1"/>
-        <w:tblW w:type="auto" w:w="0"/>
-        <w:tblLook w:firstColumn="1" w:firstRow="1" w:lastColumn="0" w:lastRow="0" w:noHBand="0" w:noVBand="1" w:val="04A0"/>
-      </w:tblPr>
-      <w:tblGrid>
-        <w:gridCol w:w="2556"/>
-        <w:gridCol w:w="2556"/>
-        <w:gridCol w:w="2556"/>
-        <w:gridCol w:w="2556"/>
-      </w:tblGrid>
-      <w:tr>
-        <w:trPr>
-          <w:tblHeader/>
-        </w:trPr>
-        <w:tc>
-          <w:tcPr>
-            <w:tcW w:type="dxa" w:w="2556"/>
-          </w:tcPr>
-          <w:p>
-            <w:r>
-              <w:t>Given inputs</w:t>
-            </w:r>
-          </w:p>
-        </w:tc>
-        <w:tc>
-          <w:tcPr>
-            <w:tcW w:type="dxa" w:w="2556"/>
-          </w:tcPr>
-          <w:p>
-            <w:r>
-              <w:t>Procedure I chose</w:t>
-            </w:r>
-          </w:p>
-        </w:tc>
-        <w:tc>
-          <w:tcPr>
-            <w:tcW w:type="dxa" w:w="2556"/>
-          </w:tcPr>
-          <w:p>
-            <w:r>
-              <w:t>Middle steps</w:t>
-            </w:r>
-          </w:p>
-        </w:tc>
-        <w:tc>
-          <w:tcPr>
-            <w:tcW w:type="dxa" w:w="2556"/>
-          </w:tcPr>
-          <w:p>
-            <w:r>
-              <w:t>Result and check</w:t>
-            </w:r>
-          </w:p>
-        </w:tc>
-      </w:tr>
-      <w:tr>
-        <w:tc>
-          <w:tcPr>
-            <w:tcW w:type="dxa" w:w="2556"/>
-          </w:tcPr>
-          <w:p>
-            <w:r/>
-          </w:p>
-        </w:tc>
-        <w:tc>
-          <w:tcPr>
-            <w:tcW w:type="dxa" w:w="2556"/>
-          </w:tcPr>
-          <w:p>
-            <w:r/>
-          </w:p>
-        </w:tc>
-        <w:tc>
-          <w:tcPr>
-            <w:tcW w:type="dxa" w:w="2556"/>
-          </w:tcPr>
-          <w:p>
-            <w:r/>
-          </w:p>
-        </w:tc>
-        <w:tc>
-          <w:tcPr>
-            <w:tcW w:type="dxa" w:w="2556"/>
-          </w:tcPr>
-          <w:p>
-            <w:r/>
-          </w:p>
-        </w:tc>
-      </w:tr>
-    </w:tbl>
+        <w:t>05. W1 · Explain the current example</w:t>
+      </w:r>
+    </w:p>
+    <w:p>
+      <w:r>
+        <w:t>Keep this task’s inputs,rule and response together.</w:t>
+      </w:r>
+    </w:p>
+    <w:p>
+      <w:pPr>
+        <w:pStyle w:val="Heading2"/>
+      </w:pPr>
+      <w:r>
+        <w:t>Complete task and evidence</w:t>
+      </w:r>
+    </w:p>
+    <w:p>
+      <w:pPr>
+        <w:pStyle w:val="ListBullet"/>
+      </w:pPr>
+      <w:r>
+        <w:t>Main2×2RGB, HWC[row][column][channel], channelsR/G/B0/1/2, zero-basedindices. Pixelsrow0 red[255, 0, 0]/green[0, 255, 0], row 1 blue[0, 0, 255]/white[255, 255, 255]. CHWplanesR[[255, 0], [0, 255]], G[[0, 255], [0, 255]], B[[0, 0], [255, 255]]. chw[c][r][k]=hwc[r][k][c]. Top-rightgreenHWC[0][1][1]=CHW[1][0][1]=255. Fourpixels, twelvevalues; five-imageNHWC5×2×2×3=60. Wrongflattenred[[255, 0], [0, 0]]differsbottomright. Divideonce:[255, 128, 0]→[1, 128/255, 0]; twice 255→1/255. Red/greensimplemeans 85 losecolour. Picture2×1 pixels[1, 4, 7]/[2, 5, 8], bottomgreen 5; three-imageNHWC3×2×1×3, batch[0][1][0][1]=5.</w:t>
+      </w:r>
+    </w:p>
+    <w:p>
+      <w:pPr>
+        <w:pStyle w:val="ListBullet"/>
+      </w:pPr>
+      <w:r>
+        <w:t>For the lesson image, give image[1][0], image[1][0][2], the HWC shape, pixel count and number of channel values.</w:t>
+      </w:r>
+    </w:p>
     <w:p>
       <w:pPr>
         <w:pStyle w:val="Heading3"/>
       </w:pPr>
       <w:r>
-        <w:t>The step I completed without help, and the hint I needed</w:t>
+        <w:t>My reasoning and evidence</w:t>
       </w:r>
     </w:p>
     <w:p>
@@ -679,74 +460,55 @@
       </w:r>
     </w:p>
     <w:p>
+      <w:r>
+        <w:t>________________________________________________________________</w:t>
+      </w:r>
+    </w:p>
+    <w:p>
+      <w:r>
+        <w:t>________________________________________________________________</w:t>
+      </w:r>
+    </w:p>
+    <w:p>
+      <w:r>
+        <w:t>________________________________________________________________</w:t>
+      </w:r>
+    </w:p>
+    <w:p>
       <w:pPr>
         <w:pStyle w:val="Heading1"/>
       </w:pPr>
       <w:r>
-        <w:t>03. Individual reasoning check</w:t>
-      </w:r>
-    </w:p>
-    <w:p>
-      <w:r>
-        <w:t>Check the proposed Image tensors and channels explanation against the supplied facts before discussing it.</w:t>
-      </w:r>
-    </w:p>
-    <w:p>
-      <w:pPr>
-        <w:spacing w:line="336" w:lineRule="auto" w:after="180"/>
-      </w:pPr>
-      <w:r>
-        <w:rPr>
-          <w:b w:val="0"/>
-        </w:rPr>
-        <w:t xml:space="preserve">Use the worked case for Image </w:t>
-      </w:r>
-      <w:r>
-        <w:rPr>
-          <w:b/>
-        </w:rPr>
-        <w:t>tensor</w:t>
-      </w:r>
-      <w:r>
-        <w:rPr>
-          <w:b w:val="0"/>
-        </w:rPr>
-        <w:t xml:space="preserve">s and </w:t>
-      </w:r>
-      <w:r>
-        <w:rPr>
-          <w:b/>
-        </w:rPr>
-        <w:t>channel</w:t>
-      </w:r>
-      <w:r>
-        <w:rPr>
-          <w:b w:val="0"/>
-        </w:rPr>
-        <w:t xml:space="preserve">s. Proposed explanation: “Three </w:t>
-      </w:r>
-      <w:r>
-        <w:rPr>
-          <w:b/>
-        </w:rPr>
-        <w:t>channel</w:t>
-      </w:r>
-      <w:r>
-        <w:rPr>
-          <w:b w:val="0"/>
-        </w:rPr>
-        <w:t>s mean three images”. Decide whether this explanation is supported.</w:t>
-      </w:r>
-    </w:p>
-    <w:p>
-      <w:pPr>
-        <w:spacing w:line="336" w:lineRule="auto" w:after="180"/>
-      </w:pPr>
-      <w:r>
-        <w:rPr>
-          <w:b w:val="0"/>
-        </w:rPr>
-        <w:t>Point to the step or supplied fact that decides; explain your repair if needed.</w:t>
+        <w:t>06. W2 · Trace the calculation</w:t>
+      </w:r>
+    </w:p>
+    <w:p>
+      <w:r>
+        <w:t>Keep this task’s inputs,rule and response together.</w:t>
+      </w:r>
+    </w:p>
+    <w:p>
+      <w:pPr>
+        <w:pStyle w:val="Heading2"/>
+      </w:pPr>
+      <w:r>
+        <w:t>Complete task and evidence</w:t>
+      </w:r>
+    </w:p>
+    <w:p>
+      <w:pPr>
+        <w:pStyle w:val="ListBullet"/>
+      </w:pPr>
+      <w:r>
+        <w:t>Main2×2RGB, HWC[row][column][channel], channelsR/G/B0/1/2, zero-basedindices. Pixelsrow0 red[255, 0, 0]/green[0, 255, 0], row 1 blue[0, 0, 255]/white[255, 255, 255]. CHWplanesR[[255, 0], [0, 255]], G[[0, 255], [0, 255]], B[[0, 0], [255, 255]]. chw[c][r][k]=hwc[r][k][c]. Top-rightgreenHWC[0][1][1]=CHW[1][0][1]=255. Fourpixels, twelvevalues; five-imageNHWC5×2×2×3=60. Wrongflattenred[[255, 0], [0, 0]]differsbottomright. Divideonce:[255, 128, 0]→[1, 128/255, 0]; twice 255→1/255. Red/greensimplemeans 85 losecolour. Picture2×1 pixels[1, 4, 7]/[2, 5, 8], bottomgreen 5; three-imageNHWC3×2×1×3, batch[0][1][0][1]=5.</w:t>
+      </w:r>
+    </w:p>
+    <w:p>
+      <w:pPr>
+        <w:pStyle w:val="ListBullet"/>
+      </w:pPr>
+      <w:r>
+        <w:t>A program flattens the lesson HWC array and groups the first four values into a 2 by 2 red plane. Give that incorrect plane and the correct plane. Identify a position where they disagree.</w:t>
       </w:r>
     </w:p>
     <w:p>
@@ -754,7 +516,7 @@
         <w:pStyle w:val="Heading3"/>
       </w:pPr>
       <w:r>
-        <w:t>My explanation before partner discussion</w:t>
+        <w:t>My reasoning and evidence</w:t>
       </w:r>
     </w:p>
     <w:p>
@@ -778,16 +540,50 @@
       </w:r>
     </w:p>
     <w:p>
+      <w:r>
+        <w:t>________________________________________________________________</w:t>
+      </w:r>
+    </w:p>
+    <w:p>
+      <w:r>
+        <w:t>________________________________________________________________</w:t>
+      </w:r>
+    </w:p>
+    <w:p>
       <w:pPr>
         <w:pStyle w:val="Heading1"/>
       </w:pPr>
       <w:r>
-        <w:t>04. Independent transfer case</w:t>
-      </w:r>
-    </w:p>
-    <w:p>
-      <w:r>
-        <w:t>Write one first attempt at the reserved independent case before feedback. Repeated copies of that case refer to the same recorded attempt.</w:t>
+        <w:t>07. W3 · Repair a misconception</w:t>
+      </w:r>
+    </w:p>
+    <w:p>
+      <w:r>
+        <w:t>Keep this task’s inputs,rule and response together.</w:t>
+      </w:r>
+    </w:p>
+    <w:p>
+      <w:pPr>
+        <w:pStyle w:val="Heading2"/>
+      </w:pPr>
+      <w:r>
+        <w:t>Complete task and evidence</w:t>
+      </w:r>
+    </w:p>
+    <w:p>
+      <w:pPr>
+        <w:pStyle w:val="ListBullet"/>
+      </w:pPr>
+      <w:r>
+        <w:t>Main2×2RGB, HWC[row][column][channel], channelsR/G/B0/1/2, zero-basedindices. Pixelsrow0 red[255, 0, 0]/green[0, 255, 0], row 1 blue[0, 0, 255]/white[255, 255, 255]. CHWplanesR[[255, 0], [0, 255]], G[[0, 255], [0, 255]], B[[0, 0], [255, 255]]. chw[c][r][k]=hwc[r][k][c]. Top-rightgreenHWC[0][1][1]=CHW[1][0][1]=255. Fourpixels, twelvevalues; five-imageNHWC5×2×2×3=60. Wrongflattenred[[255, 0], [0, 0]]differsbottomright. Divideonce:[255, 128, 0]→[1, 128/255, 0]; twice 255→1/255. Red/greensimplemeans 85 losecolour. Picture2×1 pixels[1, 4, 7]/[2, 5, 8], bottomgreen 5; three-imageNHWC3×2×1×3, batch[0][1][0][1]=5.</w:t>
+      </w:r>
+    </w:p>
+    <w:p>
+      <w:pPr>
+        <w:pStyle w:val="ListBullet"/>
+      </w:pPr>
+      <w:r>
+        <w:t>Scale [255, 128, 0] by 255, keeping the middle value as a fraction. Then calculate the classroom RGB means of pure red and pure green. Which operation loses the distinction between those colours?</w:t>
       </w:r>
     </w:p>
     <w:p>
@@ -795,41 +591,149 @@
         <w:pStyle w:val="Heading3"/>
       </w:pPr>
       <w:r>
+        <w:t>My reasoning and evidence</w:t>
+      </w:r>
+    </w:p>
+    <w:p>
+      <w:r>
+        <w:t>________________________________________________________________</w:t>
+      </w:r>
+    </w:p>
+    <w:p>
+      <w:r>
+        <w:t>________________________________________________________________</w:t>
+      </w:r>
+    </w:p>
+    <w:p>
+      <w:r>
+        <w:t>________________________________________________________________</w:t>
+      </w:r>
+    </w:p>
+    <w:p>
+      <w:r>
+        <w:t>________________________________________________________________</w:t>
+      </w:r>
+    </w:p>
+    <w:p>
+      <w:r>
+        <w:t>________________________________________________________________</w:t>
+      </w:r>
+    </w:p>
+    <w:p>
+      <w:r>
+        <w:t>________________________________________________________________</w:t>
+      </w:r>
+    </w:p>
+    <w:p>
+      <w:pPr>
+        <w:pStyle w:val="Heading1"/>
+      </w:pPr>
+      <w:r>
+        <w:t>09. W5 · Explain the limitation</w:t>
+      </w:r>
+    </w:p>
+    <w:p>
+      <w:r>
+        <w:t>Keep this task’s inputs,rule and response together.</w:t>
+      </w:r>
+    </w:p>
+    <w:p>
+      <w:pPr>
+        <w:pStyle w:val="Heading2"/>
+      </w:pPr>
+      <w:r>
+        <w:t>Complete task and evidence</w:t>
+      </w:r>
+    </w:p>
+    <w:p>
+      <w:pPr>
+        <w:pStyle w:val="ListBullet"/>
+      </w:pPr>
+      <w:r>
+        <w:t>Main2×2RGB, HWC[row][column][channel], channelsR/G/B0/1/2, zero-basedindices. Pixelsrow0 red[255, 0, 0]/green[0, 255, 0], row 1 blue[0, 0, 255]/white[255, 255, 255]. CHWplanesR[[255, 0], [0, 255]], G[[0, 255], [0, 255]], B[[0, 0], [255, 255]]. chw[c][r][k]=hwc[r][k][c]. Top-rightgreenHWC[0][1][1]=CHW[1][0][1]=255. Fourpixels, twelvevalues; five-imageNHWC5×2×2×3=60. Wrongflattenred[[255, 0], [0, 0]]differsbottomright. Divideonce:[255, 128, 0]→[1, 128/255, 0]; twice 255→1/255. Red/greensimplemeans 85 losecolour. Picture2×1 pixels[1, 4, 7]/[2, 5, 8], bottomgreen 5; three-imageNHWC3×2×1×3, batch[0][1][0][1]=5.</w:t>
+      </w:r>
+    </w:p>
+    <w:p>
+      <w:pPr>
+        <w:pStyle w:val="ListBullet"/>
+      </w:pPr>
+      <w:r>
+        <w:t>The lesson image is loaded with red and blue exchanged, then scaled twice. Give two expected checks that would expose these errors even though the shape is correct.</w:t>
+      </w:r>
+    </w:p>
+    <w:p>
+      <w:pPr>
+        <w:pStyle w:val="Heading3"/>
+      </w:pPr>
+      <w:r>
+        <w:t>My reasoning and evidence</w:t>
+      </w:r>
+    </w:p>
+    <w:p>
+      <w:r>
+        <w:t>________________________________________________________________</w:t>
+      </w:r>
+    </w:p>
+    <w:p>
+      <w:r>
+        <w:t>________________________________________________________________</w:t>
+      </w:r>
+    </w:p>
+    <w:p>
+      <w:r>
+        <w:t>________________________________________________________________</w:t>
+      </w:r>
+    </w:p>
+    <w:p>
+      <w:r>
+        <w:t>________________________________________________________________</w:t>
+      </w:r>
+    </w:p>
+    <w:p>
+      <w:r>
+        <w:t>________________________________________________________________</w:t>
+      </w:r>
+    </w:p>
+    <w:p>
+      <w:r>
+        <w:t>________________________________________________________________</w:t>
+      </w:r>
+    </w:p>
+    <w:p>
+      <w:pPr>
+        <w:pStyle w:val="Heading1"/>
+      </w:pPr>
+      <w:r>
+        <w:t>04. Try alone · Selected transfer</w:t>
+      </w:r>
+    </w:p>
+    <w:p>
+      <w:r>
+        <w:t>Keep this task’s inputs,rule and response together.</w:t>
+      </w:r>
+    </w:p>
+    <w:p>
+      <w:pPr>
+        <w:pStyle w:val="Heading2"/>
+      </w:pPr>
+      <w:r>
+        <w:t>Complete task and evidence</w:t>
+      </w:r>
+    </w:p>
+    <w:p>
+      <w:pPr>
+        <w:pStyle w:val="Heading3"/>
+      </w:pPr>
+      <w:r>
         <w:t>Independent case: Convert a new image independently</w:t>
       </w:r>
     </w:p>
     <w:p>
       <w:pPr>
-        <w:spacing w:line="336" w:lineRule="auto" w:after="180"/>
-      </w:pPr>
-      <w:r>
-        <w:rPr>
-          <w:b w:val="0"/>
-        </w:rPr>
-        <w:t>A one-row two-column RGB image has pixels [10, 20, 30] then [40, 50, 60]. State its HWC shape and all three CHW planes. Give the green value at row 0 column 1 in both layouts.</w:t>
-      </w:r>
-    </w:p>
-    <w:p>
-      <w:pPr>
-        <w:spacing w:line="336" w:lineRule="auto" w:after="180"/>
-      </w:pPr>
-      <w:r>
-        <w:rPr>
-          <w:b w:val="0"/>
-        </w:rPr>
-        <w:t xml:space="preserve">A batch contains four copies: give its NHWC shape and total </w:t>
-      </w:r>
-      <w:r>
-        <w:rPr>
-          <w:b/>
-        </w:rPr>
-        <w:t>channel</w:t>
-      </w:r>
-      <w:r>
-        <w:rPr>
-          <w:b w:val="0"/>
-        </w:rPr>
-        <w:t>-value count.</w:t>
+        <w:pStyle w:val="ListBullet"/>
+      </w:pPr>
+      <w:r>
+        <w:t>A one-row two-column RGB image has pixels [10, 20, 30] then [40, 50, 60]. State its HWC shape and all three CHW planes. Give the green value at row 0 column 1 in both layouts. A batch contains four copies: give its NHWC shape and total channel-value count.</w:t>
       </w:r>
     </w:p>
     <w:p>
@@ -877,12 +781,9 @@
     </w:p>
     <w:p>
       <w:pPr>
-        <w:spacing w:line="336" w:lineRule="auto" w:after="180"/>
-      </w:pPr>
-      <w:r>
-        <w:rPr>
-          <w:b w:val="0"/>
-        </w:rPr>
+        <w:pStyle w:val="ListBullet"/>
+      </w:pPr>
+      <w:r>
         <w:t>Attempt this case before feedback. Record any help. Earlier examples below are further practice; a case already practised with feedback cannot establish fresh transfer.</w:t>
       </w:r>
     </w:p>
@@ -891,35 +792,28 @@
         <w:pStyle w:val="Heading1"/>
       </w:pPr>
       <w:r>
-        <w:t>05. W1 Read a pixel precisely</w:t>
-      </w:r>
-    </w:p>
-    <w:p>
-      <w:r>
-        <w:t>Read a pixel precisely. Apply the supplied Image tensors and channels facts and keep your reasoning.</w:t>
-      </w:r>
-    </w:p>
-    <w:p>
-      <w:pPr>
-        <w:spacing w:line="336" w:lineRule="auto" w:after="180"/>
-      </w:pPr>
-      <w:r>
-        <w:rPr>
-          <w:b w:val="0"/>
-        </w:rPr>
-        <w:t xml:space="preserve">For the lesson image, give image[1][0], image[1][0][2], the HWC shape, pixel count and number of </w:t>
-      </w:r>
-      <w:r>
-        <w:rPr>
-          <w:b/>
-        </w:rPr>
-        <w:t>channel</w:t>
-      </w:r>
-      <w:r>
-        <w:rPr>
-          <w:b w:val="0"/>
-        </w:rPr>
-        <w:t xml:space="preserve"> values.</w:t>
+        <w:t>10. Project · Keep the mathematical evidence</w:t>
+      </w:r>
+    </w:p>
+    <w:p>
+      <w:r>
+        <w:t>Keep this task’s inputs,rule and response together.</w:t>
+      </w:r>
+    </w:p>
+    <w:p>
+      <w:pPr>
+        <w:pStyle w:val="Heading2"/>
+      </w:pPr>
+      <w:r>
+        <w:t>Complete task and evidence</w:t>
+      </w:r>
+    </w:p>
+    <w:p>
+      <w:pPr>
+        <w:pStyle w:val="ListBullet"/>
+      </w:pPr>
+      <w:r>
+        <w:t>Add a labelled image tensors and channels evidence sheet to Image-pattern Network Investigation. Show how you can read a pixel using declared row column and channel axes. Use the supplied fictional case and keep its inputs, intermediate steps, calculation or prediction, and limitation. Connect this record to last week’s record; a matching answer without a trace is insufficient.</w:t>
       </w:r>
     </w:p>
     <w:p>
@@ -927,7 +821,7 @@
         <w:pStyle w:val="Heading3"/>
       </w:pPr>
       <w:r>
-        <w:t>My reasoning and evidence</w:t>
+        <w:t>My project change, supporting evidence and remaining limit</w:t>
       </w:r>
     </w:p>
     <w:p>
@@ -965,439 +859,20 @@
         <w:pStyle w:val="Heading1"/>
       </w:pPr>
       <w:r>
-        <w:t>06. W2 Audit an axis conversion</w:t>
-      </w:r>
-    </w:p>
-    <w:p>
-      <w:r>
-        <w:t>Audit an axis conversion. Apply the supplied Image tensors and channels facts and keep your reasoning.</w:t>
-      </w:r>
-    </w:p>
-    <w:p>
-      <w:pPr>
-        <w:spacing w:line="336" w:lineRule="auto" w:after="180"/>
-      </w:pPr>
-      <w:r>
-        <w:rPr>
-          <w:b w:val="0"/>
-        </w:rPr>
-        <w:t>A program flattens the lesson HWC array and groups the first four values into a 2 by 2 red plane. Give that incorrect plane and the correct plane. Identify a position where they disagree.</w:t>
-      </w:r>
-    </w:p>
-    <w:p>
-      <w:pPr>
-        <w:pStyle w:val="Heading3"/>
-      </w:pPr>
-      <w:r>
-        <w:t>My reasoning and evidence</w:t>
-      </w:r>
-    </w:p>
-    <w:p>
-      <w:r>
-        <w:t>________________________________________________________________</w:t>
-      </w:r>
-    </w:p>
-    <w:p>
-      <w:r>
-        <w:t>________________________________________________________________</w:t>
-      </w:r>
-    </w:p>
-    <w:p>
-      <w:r>
-        <w:t>________________________________________________________________</w:t>
-      </w:r>
-    </w:p>
-    <w:p>
-      <w:r>
-        <w:t>________________________________________________________________</w:t>
-      </w:r>
-    </w:p>
-    <w:p>
-      <w:r>
-        <w:t>________________________________________________________________</w:t>
-      </w:r>
-    </w:p>
-    <w:p>
-      <w:r>
-        <w:t>________________________________________________________________</w:t>
-      </w:r>
-    </w:p>
-    <w:p>
-      <w:pPr>
-        <w:pStyle w:val="Heading1"/>
-      </w:pPr>
-      <w:r>
-        <w:t>07. W3 Check scaling and lost colour</w:t>
-      </w:r>
-    </w:p>
-    <w:p>
-      <w:r>
-        <w:t>Check scaling and lost colour. Apply the supplied Image tensors and channels facts and keep your reasoning.</w:t>
-      </w:r>
-    </w:p>
-    <w:p>
-      <w:pPr>
-        <w:spacing w:line="336" w:lineRule="auto" w:after="180"/>
-        <w:shd w:fill="F5F1FB"/>
-      </w:pPr>
-      <w:r>
-        <w:rPr>
-          <w:b w:val="0"/>
-        </w:rPr>
-        <w:t>Scale [255, 128, 0] by 255, keeping the middle value as a fraction. Then calculate the classroom RGB means of pure red and pure green. Which operation loses the distinction between those colours?</w:t>
-      </w:r>
-    </w:p>
-    <w:p>
-      <w:pPr>
-        <w:pStyle w:val="Heading3"/>
-      </w:pPr>
-      <w:r>
-        <w:t>My reasoning and evidence</w:t>
-      </w:r>
-    </w:p>
-    <w:p>
-      <w:r>
-        <w:t>________________________________________________________________</w:t>
-      </w:r>
-    </w:p>
-    <w:p>
-      <w:r>
-        <w:t>________________________________________________________________</w:t>
-      </w:r>
-    </w:p>
-    <w:p>
-      <w:r>
-        <w:t>________________________________________________________________</w:t>
-      </w:r>
-    </w:p>
-    <w:p>
-      <w:r>
-        <w:t>________________________________________________________________</w:t>
-      </w:r>
-    </w:p>
-    <w:p>
-      <w:r>
-        <w:t>________________________________________________________________</w:t>
-      </w:r>
-    </w:p>
-    <w:p>
-      <w:r>
-        <w:t>________________________________________________________________</w:t>
-      </w:r>
-    </w:p>
-    <w:p>
-      <w:pPr>
-        <w:pStyle w:val="Heading1"/>
-      </w:pPr>
-      <w:r>
-        <w:t>08. W4 Convert a new image independently</w:t>
-      </w:r>
-    </w:p>
-    <w:p>
-      <w:r>
-        <w:t>Attempt before feedback. If this repeats the selected independent case, reuse that first attempt; otherwise keep a separate record. Convert a new image independently. Apply the supplied Image tensors and channels facts and keep your reasoning.</w:t>
-      </w:r>
-    </w:p>
-    <w:p>
-      <w:pPr>
-        <w:spacing w:line="336" w:lineRule="auto" w:after="180"/>
-      </w:pPr>
-      <w:r>
-        <w:rPr>
-          <w:b w:val="0"/>
-        </w:rPr>
-        <w:t>A one-row two-column RGB image has pixels [10, 20, 30] then [40, 50, 60]. State its HWC shape and all three CHW planes. Give the green value at row 0 column 1 in both layouts.</w:t>
-      </w:r>
-    </w:p>
-    <w:p>
-      <w:pPr>
-        <w:spacing w:line="336" w:lineRule="auto" w:after="180"/>
-      </w:pPr>
-      <w:r>
-        <w:rPr>
-          <w:b w:val="0"/>
-        </w:rPr>
-        <w:t xml:space="preserve">A batch contains four copies: give its NHWC shape and total </w:t>
-      </w:r>
-      <w:r>
-        <w:rPr>
-          <w:b/>
-        </w:rPr>
-        <w:t>channel</w:t>
-      </w:r>
-      <w:r>
-        <w:rPr>
-          <w:b w:val="0"/>
-        </w:rPr>
-        <w:t>-value count.</w:t>
-      </w:r>
-    </w:p>
-    <w:p>
-      <w:pPr>
-        <w:pStyle w:val="Heading3"/>
-      </w:pPr>
-      <w:r>
-        <w:t>My reasoning and evidence</w:t>
-      </w:r>
-    </w:p>
-    <w:p>
-      <w:r>
-        <w:t>________________________________________________________________</w:t>
-      </w:r>
-    </w:p>
-    <w:p>
-      <w:r>
-        <w:t>________________________________________________________________</w:t>
-      </w:r>
-    </w:p>
-    <w:p>
-      <w:r>
-        <w:t>________________________________________________________________</w:t>
-      </w:r>
-    </w:p>
-    <w:p>
-      <w:r>
-        <w:t>________________________________________________________________</w:t>
-      </w:r>
-    </w:p>
-    <w:p>
-      <w:r>
-        <w:t>________________________________________________________________</w:t>
-      </w:r>
-    </w:p>
-    <w:p>
-      <w:r>
-        <w:t>________________________________________________________________</w:t>
-      </w:r>
-    </w:p>
-    <w:p>
-      <w:r>
-        <w:t>________________________________________________________________</w:t>
-      </w:r>
-    </w:p>
-    <w:p>
-      <w:r>
-        <w:t>________________________________________________________________</w:t>
-      </w:r>
-    </w:p>
-    <w:p>
-      <w:pPr>
-        <w:pStyle w:val="Heading1"/>
-      </w:pPr>
-      <w:r>
-        <w:t>09. W5 Design revealing pipeline checks</w:t>
-      </w:r>
-    </w:p>
-    <w:p>
-      <w:r>
-        <w:t>Design revealing pipeline checks. Apply the supplied Image tensors and channels facts and keep your reasoning.</w:t>
-      </w:r>
-    </w:p>
-    <w:p>
-      <w:pPr>
-        <w:spacing w:line="336" w:lineRule="auto" w:after="180"/>
-      </w:pPr>
-      <w:r>
-        <w:rPr>
-          <w:b w:val="0"/>
-        </w:rPr>
-        <w:t>The lesson image is loaded with red and blue exchanged, then scaled twice. Give two expected checks that would expose these errors even though the shape is correct.</w:t>
-      </w:r>
-    </w:p>
-    <w:p>
-      <w:pPr>
-        <w:pStyle w:val="Heading3"/>
-      </w:pPr>
-      <w:r>
-        <w:t>My reasoning and evidence</w:t>
-      </w:r>
-    </w:p>
-    <w:p>
-      <w:r>
-        <w:t>________________________________________________________________</w:t>
-      </w:r>
-    </w:p>
-    <w:p>
-      <w:r>
-        <w:t>________________________________________________________________</w:t>
-      </w:r>
-    </w:p>
-    <w:p>
-      <w:r>
-        <w:t>________________________________________________________________</w:t>
-      </w:r>
-    </w:p>
-    <w:p>
-      <w:r>
-        <w:t>________________________________________________________________</w:t>
-      </w:r>
-    </w:p>
-    <w:p>
-      <w:r>
-        <w:t>________________________________________________________________</w:t>
-      </w:r>
-    </w:p>
-    <w:p>
-      <w:r>
-        <w:t>________________________________________________________________</w:t>
-      </w:r>
-    </w:p>
-    <w:p>
-      <w:pPr>
-        <w:pStyle w:val="Heading1"/>
-      </w:pPr>
-      <w:r>
-        <w:t>10. Project checkpoint and reflection</w:t>
-      </w:r>
-    </w:p>
-    <w:p>
-      <w:r>
-        <w:t>Connect Image tensors and channels to Image-pattern Network Investigation, identify a limit and choose the next useful test.</w:t>
-      </w:r>
-    </w:p>
-    <w:p>
-      <w:pPr>
-        <w:spacing w:line="336" w:lineRule="auto" w:after="180"/>
-      </w:pPr>
-      <w:r>
-        <w:rPr>
-          <w:b w:val="0"/>
-        </w:rPr>
-        <w:t xml:space="preserve">Add a labelled image </w:t>
-      </w:r>
-      <w:r>
-        <w:rPr>
-          <w:b/>
-        </w:rPr>
-        <w:t>tensor</w:t>
-      </w:r>
-      <w:r>
-        <w:rPr>
-          <w:b w:val="0"/>
-        </w:rPr>
-        <w:t xml:space="preserve">s and </w:t>
-      </w:r>
-      <w:r>
-        <w:rPr>
-          <w:b/>
-        </w:rPr>
-        <w:t>channel</w:t>
-      </w:r>
-      <w:r>
-        <w:rPr>
-          <w:b w:val="0"/>
-        </w:rPr>
-        <w:t xml:space="preserve">s </w:t>
-      </w:r>
-      <w:r>
-        <w:rPr>
-          <w:b/>
-        </w:rPr>
-        <w:t>evidence</w:t>
-      </w:r>
-      <w:r>
-        <w:rPr>
-          <w:b w:val="0"/>
-        </w:rPr>
-        <w:t xml:space="preserve"> sheet to Image-pattern Network Investigation. Show how you can read a pixel using declared row column and </w:t>
-      </w:r>
-      <w:r>
-        <w:rPr>
-          <w:b/>
-        </w:rPr>
-        <w:t>channel</w:t>
-      </w:r>
-      <w:r>
-        <w:rPr>
-          <w:b w:val="0"/>
-        </w:rPr>
-        <w:t xml:space="preserve"> axes.</w:t>
-      </w:r>
-    </w:p>
-    <w:p>
-      <w:pPr>
-        <w:spacing w:line="336" w:lineRule="auto" w:after="180"/>
-      </w:pPr>
-      <w:r>
-        <w:rPr>
-          <w:b w:val="0"/>
-        </w:rPr>
-        <w:t xml:space="preserve">Use the supplied fictional case and keep its </w:t>
-      </w:r>
-      <w:r>
-        <w:rPr>
-          <w:b/>
-        </w:rPr>
-        <w:t>input</w:t>
-      </w:r>
-      <w:r>
-        <w:rPr>
-          <w:b w:val="0"/>
-        </w:rPr>
-        <w:t xml:space="preserve">s, intermediate steps, calculation or </w:t>
-      </w:r>
-      <w:r>
-        <w:rPr>
-          <w:b/>
-        </w:rPr>
-        <w:t>prediction</w:t>
-      </w:r>
-      <w:r>
-        <w:rPr>
-          <w:b w:val="0"/>
-        </w:rPr>
-        <w:t>, and limitation. Connect this record to last week’s record; a matching answer without a trace is insufficient.</w:t>
-      </w:r>
-    </w:p>
-    <w:p>
-      <w:pPr>
-        <w:pStyle w:val="Heading3"/>
-      </w:pPr>
-      <w:r>
-        <w:t>My project change, supporting evidence and remaining limit</w:t>
-      </w:r>
-    </w:p>
-    <w:p>
-      <w:r>
-        <w:t>________________________________________________________________</w:t>
-      </w:r>
-    </w:p>
-    <w:p>
-      <w:r>
-        <w:t>________________________________________________________________</w:t>
-      </w:r>
-    </w:p>
-    <w:p>
-      <w:r>
-        <w:t>________________________________________________________________</w:t>
-      </w:r>
-    </w:p>
-    <w:p>
-      <w:r>
-        <w:t>________________________________________________________________</w:t>
-      </w:r>
-    </w:p>
-    <w:p>
-      <w:r>
-        <w:t>________________________________________________________________</w:t>
-      </w:r>
-    </w:p>
-    <w:p>
-      <w:r>
-        <w:t>________________________________________________________________</w:t>
-      </w:r>
-    </w:p>
-    <w:p>
-      <w:pPr>
-        <w:pStyle w:val="Heading1"/>
-      </w:pPr>
-      <w:r>
-        <w:t>11. Feedback, return check and learning record</w:t>
-      </w:r>
-    </w:p>
-    <w:p>
-      <w:r>
-        <w:t>Record the first repaired step and a different case to revisit after a delay.</w:t>
+        <w:t>11. Feedback · Repair and return</w:t>
+      </w:r>
+    </w:p>
+    <w:p>
+      <w:r>
+        <w:t>Keep this task’s inputs,rule and response together.</w:t>
+      </w:r>
+    </w:p>
+    <w:p>
+      <w:pPr>
+        <w:pStyle w:val="Heading2"/>
+      </w:pPr>
+      <w:r>
+        <w:t>Complete task and evidence</w:t>
       </w:r>
     </w:p>
     <w:tbl>
@@ -1538,12 +1013,9 @@
     </w:tbl>
     <w:p>
       <w:pPr>
-        <w:spacing w:line="336" w:lineRule="auto" w:after="180"/>
-      </w:pPr>
-      <w:r>
-        <w:rPr>
-          <w:b w:val="0"/>
-        </w:rPr>
+        <w:pStyle w:val="ListBullet"/>
+      </w:pPr>
+      <w:r>
         <w:t>Revisit this idea with your teacher after a delay. Familiarity is different from explaining and using it on a changed case.</w:t>
       </w:r>
     </w:p>
@@ -1552,81 +1024,330 @@
         <w:pStyle w:val="Heading1"/>
       </w:pPr>
       <w:r>
-        <w:t>12. Pictorial case practice: Image tensors and channels</w:t>
-      </w:r>
-    </w:p>
-    <w:p>
-      <w:r>
-        <w:t>Move colour values between tensor layouts without changing the pixels. Explain the labelled step before checking the changed condition.</w:t>
-      </w:r>
-    </w:p>
-    <w:p>
-      <w:pPr>
-        <w:spacing w:line="336" w:lineRule="auto" w:after="180"/>
-      </w:pPr>
-      <w:r>
-        <w:rPr>
-          <w:b w:val="0"/>
-        </w:rPr>
-        <w:t xml:space="preserve">Move colour values between </w:t>
-      </w:r>
-      <w:r>
-        <w:rPr>
-          <w:b/>
-        </w:rPr>
-        <w:t>tensor</w:t>
-      </w:r>
-      <w:r>
-        <w:rPr>
-          <w:b w:val="0"/>
-        </w:rPr>
-        <w:t xml:space="preserve"> layouts without changing the pixels.</w:t>
-      </w:r>
-    </w:p>
-    <w:p>
-      <w:pPr>
-        <w:spacing w:line="336" w:lineRule="auto" w:after="180"/>
-      </w:pPr>
-      <w:r>
-        <w:rPr>
-          <w:b w:val="0"/>
-        </w:rPr>
-        <w:t xml:space="preserve">Toy RGB image has 2 rows, 1 column. Top pixel [1, 4, 7]; bottom [2, 5, 8]. HWC means height, width, </w:t>
-      </w:r>
-      <w:r>
-        <w:rPr>
-          <w:b/>
-        </w:rPr>
-        <w:t>channel</w:t>
-      </w:r>
-      <w:r>
-        <w:rPr>
-          <w:b w:val="0"/>
-        </w:rPr>
-        <w:t>.</w:t>
-      </w:r>
-    </w:p>
-    <w:p>
-      <w:pPr>
-        <w:spacing w:line="336" w:lineRule="auto" w:after="180"/>
-      </w:pPr>
-      <w:r>
-        <w:rPr>
-          <w:b w:val="0"/>
-        </w:rPr>
-        <w:t xml:space="preserve">All </w:t>
-      </w:r>
-      <w:r>
-        <w:rPr>
-          <w:b/>
-        </w:rPr>
-        <w:t>input</w:t>
-      </w:r>
-      <w:r>
-        <w:rPr>
-          <w:b w:val="0"/>
-        </w:rPr>
-        <w:t>s and outcomes in this worked example are invented classroom data; no real model run is claimed.</w:t>
+        <w:t>Reference bank and extra practice</w:t>
+      </w:r>
+    </w:p>
+    <w:p>
+      <w:pPr>
+        <w:pStyle w:val="Heading1"/>
+      </w:pPr>
+      <w:r>
+        <w:t>02. Reference · Supported W2 record</w:t>
+      </w:r>
+    </w:p>
+    <w:p>
+      <w:r>
+        <w:t>Keep this task’s inputs,rule and response together.</w:t>
+      </w:r>
+    </w:p>
+    <w:p>
+      <w:pPr>
+        <w:pStyle w:val="Heading2"/>
+      </w:pPr>
+      <w:r>
+        <w:t>Complete task and evidence</w:t>
+      </w:r>
+    </w:p>
+    <w:p>
+      <w:pPr>
+        <w:pStyle w:val="ListBullet"/>
+      </w:pPr>
+      <w:r>
+        <w:t>Use W2: Audit an axis conversion for Image tensors and channels. Record the answer once; the lesson and workbook refer to the same attempt.</w:t>
+      </w:r>
+    </w:p>
+    <w:tbl>
+      <w:tblPr>
+        <w:tblStyle w:val="LightShading-Accent1"/>
+        <w:tblW w:type="auto" w:w="0"/>
+        <w:tblLook w:firstColumn="1" w:firstRow="1" w:lastColumn="0" w:lastRow="0" w:noHBand="0" w:noVBand="1" w:val="04A0"/>
+      </w:tblPr>
+      <w:tblGrid>
+        <w:gridCol w:w="2556"/>
+        <w:gridCol w:w="2556"/>
+        <w:gridCol w:w="2556"/>
+        <w:gridCol w:w="2556"/>
+      </w:tblGrid>
+      <w:tr>
+        <w:trPr>
+          <w:tblHeader/>
+        </w:trPr>
+        <w:tc>
+          <w:tcPr>
+            <w:tcW w:type="dxa" w:w="2556"/>
+          </w:tcPr>
+          <w:p>
+            <w:r>
+              <w:t>Given inputs</w:t>
+            </w:r>
+          </w:p>
+        </w:tc>
+        <w:tc>
+          <w:tcPr>
+            <w:tcW w:type="dxa" w:w="2556"/>
+          </w:tcPr>
+          <w:p>
+            <w:r>
+              <w:t>Procedure I chose</w:t>
+            </w:r>
+          </w:p>
+        </w:tc>
+        <w:tc>
+          <w:tcPr>
+            <w:tcW w:type="dxa" w:w="2556"/>
+          </w:tcPr>
+          <w:p>
+            <w:r>
+              <w:t>Middle steps</w:t>
+            </w:r>
+          </w:p>
+        </w:tc>
+        <w:tc>
+          <w:tcPr>
+            <w:tcW w:type="dxa" w:w="2556"/>
+          </w:tcPr>
+          <w:p>
+            <w:r>
+              <w:t>Result and check</w:t>
+            </w:r>
+          </w:p>
+        </w:tc>
+      </w:tr>
+      <w:tr>
+        <w:tc>
+          <w:tcPr>
+            <w:tcW w:type="dxa" w:w="2556"/>
+          </w:tcPr>
+          <w:p>
+            <w:r/>
+          </w:p>
+        </w:tc>
+        <w:tc>
+          <w:tcPr>
+            <w:tcW w:type="dxa" w:w="2556"/>
+          </w:tcPr>
+          <w:p>
+            <w:r/>
+          </w:p>
+        </w:tc>
+        <w:tc>
+          <w:tcPr>
+            <w:tcW w:type="dxa" w:w="2556"/>
+          </w:tcPr>
+          <w:p>
+            <w:r/>
+          </w:p>
+        </w:tc>
+        <w:tc>
+          <w:tcPr>
+            <w:tcW w:type="dxa" w:w="2556"/>
+          </w:tcPr>
+          <w:p>
+            <w:r/>
+          </w:p>
+        </w:tc>
+      </w:tr>
+    </w:tbl>
+    <w:p>
+      <w:pPr>
+        <w:pStyle w:val="Heading3"/>
+      </w:pPr>
+      <w:r>
+        <w:t>The step I completed without help, and the hint I needed</w:t>
+      </w:r>
+    </w:p>
+    <w:p>
+      <w:r>
+        <w:t>________________________________________________________________</w:t>
+      </w:r>
+    </w:p>
+    <w:p>
+      <w:r>
+        <w:t>________________________________________________________________</w:t>
+      </w:r>
+    </w:p>
+    <w:p>
+      <w:r>
+        <w:t>________________________________________________________________</w:t>
+      </w:r>
+    </w:p>
+    <w:p>
+      <w:pPr>
+        <w:pStyle w:val="Heading1"/>
+      </w:pPr>
+      <w:r>
+        <w:t>03. Extra practice · Individual reasoning check</w:t>
+      </w:r>
+    </w:p>
+    <w:p>
+      <w:r>
+        <w:t>Keep this task’s inputs,rule and response together.</w:t>
+      </w:r>
+    </w:p>
+    <w:p>
+      <w:pPr>
+        <w:pStyle w:val="Heading2"/>
+      </w:pPr>
+      <w:r>
+        <w:t>Complete task and evidence</w:t>
+      </w:r>
+    </w:p>
+    <w:p>
+      <w:pPr>
+        <w:pStyle w:val="ListBullet"/>
+      </w:pPr>
+      <w:r>
+        <w:t>Use the worked case for Image tensors and channels. Proposed explanation: “Three channels mean three images”. Decide whether this explanation is supported. Point to the step or supplied fact that decides; explain your repair if needed.</w:t>
+      </w:r>
+    </w:p>
+    <w:p>
+      <w:pPr>
+        <w:pStyle w:val="Heading3"/>
+      </w:pPr>
+      <w:r>
+        <w:t>My explanation before partner discussion</w:t>
+      </w:r>
+    </w:p>
+    <w:p>
+      <w:r>
+        <w:t>________________________________________________________________</w:t>
+      </w:r>
+    </w:p>
+    <w:p>
+      <w:r>
+        <w:t>________________________________________________________________</w:t>
+      </w:r>
+    </w:p>
+    <w:p>
+      <w:r>
+        <w:t>________________________________________________________________</w:t>
+      </w:r>
+    </w:p>
+    <w:p>
+      <w:r>
+        <w:t>________________________________________________________________</w:t>
+      </w:r>
+    </w:p>
+    <w:p>
+      <w:pPr>
+        <w:pStyle w:val="Heading1"/>
+      </w:pPr>
+      <w:r>
+        <w:t>08. Reference · Earlier W4 response copy</w:t>
+      </w:r>
+    </w:p>
+    <w:p>
+      <w:r>
+        <w:t>Keep this task’s inputs,rule and response together.</w:t>
+      </w:r>
+    </w:p>
+    <w:p>
+      <w:pPr>
+        <w:pStyle w:val="Heading2"/>
+      </w:pPr>
+      <w:r>
+        <w:t>Complete task and evidence</w:t>
+      </w:r>
+    </w:p>
+    <w:p>
+      <w:pPr>
+        <w:pStyle w:val="ListBullet"/>
+      </w:pPr>
+      <w:r>
+        <w:t>A one-row two-column RGB image has pixels [10, 20, 30] then [40, 50, 60]. State its HWC shape and all three CHW planes. Give the green value at row 0 column 1 in both layouts. A batch contains four copies: give its NHWC shape and total channel-value count.</w:t>
+      </w:r>
+    </w:p>
+    <w:p>
+      <w:pPr>
+        <w:pStyle w:val="Heading3"/>
+      </w:pPr>
+      <w:r>
+        <w:t>My reasoning and evidence</w:t>
+      </w:r>
+    </w:p>
+    <w:p>
+      <w:r>
+        <w:t>________________________________________________________________</w:t>
+      </w:r>
+    </w:p>
+    <w:p>
+      <w:r>
+        <w:t>________________________________________________________________</w:t>
+      </w:r>
+    </w:p>
+    <w:p>
+      <w:r>
+        <w:t>________________________________________________________________</w:t>
+      </w:r>
+    </w:p>
+    <w:p>
+      <w:r>
+        <w:t>________________________________________________________________</w:t>
+      </w:r>
+    </w:p>
+    <w:p>
+      <w:r>
+        <w:t>________________________________________________________________</w:t>
+      </w:r>
+    </w:p>
+    <w:p>
+      <w:r>
+        <w:t>________________________________________________________________</w:t>
+      </w:r>
+    </w:p>
+    <w:p>
+      <w:r>
+        <w:t>________________________________________________________________</w:t>
+      </w:r>
+    </w:p>
+    <w:p>
+      <w:r>
+        <w:t>________________________________________________________________</w:t>
+      </w:r>
+    </w:p>
+    <w:p>
+      <w:pPr>
+        <w:pStyle w:val="Heading1"/>
+      </w:pPr>
+      <w:r>
+        <w:t>12. Extra practice · Pictured case</w:t>
+      </w:r>
+    </w:p>
+    <w:p>
+      <w:r>
+        <w:t>Keep this task’s inputs,rule and response together.</w:t>
+      </w:r>
+    </w:p>
+    <w:p>
+      <w:pPr>
+        <w:pStyle w:val="Heading2"/>
+      </w:pPr>
+      <w:r>
+        <w:t>Complete task and evidence</w:t>
+      </w:r>
+    </w:p>
+    <w:p>
+      <w:pPr>
+        <w:pStyle w:val="ListBullet"/>
+      </w:pPr>
+      <w:r>
+        <w:t>Move colour values between tensor layouts without changing the pixels.</w:t>
+      </w:r>
+    </w:p>
+    <w:p>
+      <w:pPr>
+        <w:pStyle w:val="ListBullet"/>
+      </w:pPr>
+      <w:r>
+        <w:t>Toy RGB image has 2 rows, 1 column. Top pixel [1, 4, 7]; bottom [2, 5, 8]. HWC means height, width, channel.</w:t>
+      </w:r>
+    </w:p>
+    <w:p>
+      <w:pPr>
+        <w:pStyle w:val="ListBullet"/>
+      </w:pPr>
+      <w:r>
+        <w:t>All inputs and outcomes in this worked example are invented classroom data; no real model run is claimed.</w:t>
       </w:r>
     </w:p>
     <w:p>
@@ -1703,25 +1424,10 @@
     </w:p>
     <w:p>
       <w:pPr>
-        <w:spacing w:line="336" w:lineRule="auto" w:after="180"/>
-      </w:pPr>
-      <w:r>
-        <w:rPr>
-          <w:b w:val="0"/>
-        </w:rPr>
-        <w:t xml:space="preserve">Where is the bottom green pixel in the first batched image? Point to the relevant step in the picture, then write the changed result and the rule or </w:t>
-      </w:r>
-      <w:r>
-        <w:rPr>
-          <w:b/>
-        </w:rPr>
-        <w:t>evidence</w:t>
-      </w:r>
-      <w:r>
-        <w:rPr>
-          <w:b w:val="0"/>
-        </w:rPr>
-        <w:t xml:space="preserve"> that supports it.</w:t>
+        <w:pStyle w:val="ListBullet"/>
+      </w:pPr>
+      <w:r>
+        <w:t>Where is the bottom green pixel in the first batched image? Point to the relevant step in the picture, then write the changed result and the rule or evidence that supports it.</w:t>
       </w:r>
     </w:p>
     <w:p>
@@ -1764,68 +1470,18 @@
     </w:p>
     <w:p>
       <w:pPr>
-        <w:pStyle w:val="Heading3"/>
-      </w:pPr>
-      <w:r>
-        <w:t>Record the help used</w:t>
-      </w:r>
-    </w:p>
-    <w:p>
-      <w:pPr>
-        <w:spacing w:line="336" w:lineRule="auto" w:after="180"/>
-        <w:shd w:fill="F1F6F8"/>
-      </w:pPr>
-      <w:r>
-        <w:rPr>
-          <w:b w:val="0"/>
-        </w:rPr>
-        <w:t xml:space="preserve">Support used: alone / hint / worked example. This record is practice </w:t>
-      </w:r>
-      <w:r>
-        <w:rPr>
-          <w:b/>
-        </w:rPr>
-        <w:t>evidence</w:t>
-      </w:r>
-      <w:r>
-        <w:rPr>
-          <w:b w:val="0"/>
-        </w:rPr>
-        <w:t>.</w:t>
-      </w:r>
-    </w:p>
-    <w:p>
-      <w:pPr>
-        <w:spacing w:line="336" w:lineRule="auto" w:after="180"/>
-      </w:pPr>
-      <w:r>
-        <w:rPr>
-          <w:b w:val="0"/>
-        </w:rPr>
-        <w:t xml:space="preserve">Project connection: For your Image-pattern Network Investigation, save the </w:t>
-      </w:r>
-      <w:r>
-        <w:rPr>
-          <w:b/>
-        </w:rPr>
-        <w:t>input</w:t>
-      </w:r>
-      <w:r>
-        <w:rPr>
-          <w:b w:val="0"/>
-        </w:rPr>
-        <w:t>, procedure, observed result and limitation of this check.</w:t>
-      </w:r>
-    </w:p>
-    <w:p>
-      <w:pPr>
-        <w:spacing w:line="336" w:lineRule="auto" w:after="180"/>
-      </w:pPr>
-      <w:r>
-        <w:rPr>
-          <w:b w:val="0"/>
-        </w:rPr>
-        <w:t>Label this worked example as practice; use a different, previously unreviewed case when checking independent understanding.</w:t>
+        <w:pStyle w:val="ListBullet"/>
+      </w:pPr>
+      <w:r>
+        <w:t>Support used: alone / hint / worked example. This record is practice evidence.</w:t>
+      </w:r>
+    </w:p>
+    <w:p>
+      <w:pPr>
+        <w:pStyle w:val="ListBullet"/>
+      </w:pPr>
+      <w:r>
+        <w:t>Project connection: For your Image-pattern Network Investigation, save the input, procedure, observed result and limitation of this check. Label this worked example as practice; use a different, previously unreviewed case when checking independent understanding.</w:t>
       </w:r>
     </w:p>
     <w:p>
@@ -1833,68 +1489,44 @@
         <w:pStyle w:val="Heading1"/>
       </w:pPr>
       <w:r>
-        <w:t>13. Project portfolio milestone</w:t>
-      </w:r>
-    </w:p>
-    <w:p>
-      <w:r>
-        <w:t>Keep this week’s input, deciding step, result and limit together in the Image-pattern Network Investigation record.</w:t>
-      </w:r>
-    </w:p>
-    <w:p>
-      <w:pPr>
-        <w:spacing w:line="336" w:lineRule="auto" w:after="180"/>
-      </w:pPr>
-      <w:r>
-        <w:rPr>
-          <w:b w:val="0"/>
-        </w:rPr>
+        <w:t>13. Reference · Project milestone</w:t>
+      </w:r>
+    </w:p>
+    <w:p>
+      <w:r>
+        <w:t>Keep this task’s inputs,rule and response together.</w:t>
+      </w:r>
+    </w:p>
+    <w:p>
+      <w:pPr>
+        <w:pStyle w:val="Heading2"/>
+      </w:pPr>
+      <w:r>
+        <w:t>Complete task and evidence</w:t>
+      </w:r>
+    </w:p>
+    <w:p>
+      <w:pPr>
+        <w:pStyle w:val="ListBullet"/>
+      </w:pPr>
+      <w:r>
         <w:t>Project: Image-pattern Network Investigation</w:t>
       </w:r>
     </w:p>
     <w:p>
       <w:pPr>
-        <w:spacing w:line="336" w:lineRule="auto" w:after="180"/>
-      </w:pPr>
-      <w:r>
-        <w:rPr>
-          <w:b w:val="0"/>
-        </w:rPr>
+        <w:pStyle w:val="ListBullet"/>
+      </w:pPr>
+      <w:r>
         <w:t>Current milestone: Evaluate and revise. Compare with your starting method, explain errors and record a justified revision.</w:t>
       </w:r>
     </w:p>
     <w:p>
       <w:pPr>
-        <w:spacing w:line="336" w:lineRule="auto" w:after="180"/>
-      </w:pPr>
-      <w:r>
-        <w:rPr>
-          <w:b w:val="0"/>
-        </w:rPr>
-        <w:t xml:space="preserve">For your Image-pattern Network Investigation, save the </w:t>
-      </w:r>
-      <w:r>
-        <w:rPr>
-          <w:b/>
-        </w:rPr>
-        <w:t>input</w:t>
-      </w:r>
-      <w:r>
-        <w:rPr>
-          <w:b w:val="0"/>
-        </w:rPr>
-        <w:t>, procedure, observed result and limitation of this check.</w:t>
-      </w:r>
-    </w:p>
-    <w:p>
-      <w:pPr>
-        <w:spacing w:line="336" w:lineRule="auto" w:after="180"/>
-      </w:pPr>
-      <w:r>
-        <w:rPr>
-          <w:b w:val="0"/>
-        </w:rPr>
-        <w:t>Label this worked example as practice; use a different, previously unreviewed case when checking independent understanding.</w:t>
+        <w:pStyle w:val="ListBullet"/>
+      </w:pPr>
+      <w:r>
+        <w:t>For your Image-pattern Network Investigation, save the input, procedure, observed result and limitation of this check. Label this worked example as practice; use a different, previously unreviewed case when checking independent understanding.</w:t>
       </w:r>
     </w:p>
     <w:tbl>
@@ -2051,12 +1683,561 @@
         <w:pStyle w:val="Heading1"/>
       </w:pPr>
       <w:r>
-        <w:t>14. Supported practice and learning evidence</w:t>
-      </w:r>
-    </w:p>
-    <w:p>
-      <w:r>
-        <w:t>Try the supported questions before comparing with hints and feedback. Record what you repaired and the evidence you retained.</w:t>
+        <w:t>14. Extra practice · Predict,check and repair</w:t>
+      </w:r>
+    </w:p>
+    <w:p>
+      <w:r>
+        <w:t>Keep supported feedback separate from the independent case.</w:t>
+      </w:r>
+    </w:p>
+    <w:p>
+      <w:pPr>
+        <w:pStyle w:val="Heading2"/>
+      </w:pPr>
+      <w:r>
+        <w:t>First supported question and optional hint</w:t>
+      </w:r>
+    </w:p>
+    <w:p>
+      <w:pPr>
+        <w:pStyle w:val="ListBullet"/>
+      </w:pPr>
+      <w:r>
+        <w:t>Move colour values between tensor layouts without changing the pixels.</w:t>
+      </w:r>
+    </w:p>
+    <w:p>
+      <w:pPr>
+        <w:pStyle w:val="Heading3"/>
+      </w:pPr>
+      <w:r>
+        <w:t>Practice 1: explain the deciding evidence</w:t>
+      </w:r>
+    </w:p>
+    <w:p>
+      <w:pPr>
+        <w:pStyle w:val="ListBullet"/>
+      </w:pPr>
+      <w:r>
+        <w:t>Which labelled step matches this detail? Bottom green is HWC [1, 0, 1]=5 and CHW [1, 1, 0]=5.</w:t>
+      </w:r>
+    </w:p>
+    <w:p>
+      <w:pPr>
+        <w:pStyle w:val="ListBullet"/>
+      </w:pPr>
+      <w:r>
+        <w:t>1. Record HWC shape</w:t>
+      </w:r>
+    </w:p>
+    <w:p>
+      <w:pPr>
+        <w:pStyle w:val="ListBullet"/>
+      </w:pPr>
+      <w:r>
+        <w:t>2. Reorder to CHW</w:t>
+      </w:r>
+    </w:p>
+    <w:p>
+      <w:pPr>
+        <w:pStyle w:val="ListBullet"/>
+      </w:pPr>
+      <w:r>
+        <w:t>3. Check same pixel</w:t>
+      </w:r>
+    </w:p>
+    <w:p>
+      <w:pPr>
+        <w:pStyle w:val="Heading3"/>
+      </w:pPr>
+      <w:r>
+        <w:t>My selected conclusion, deciding fact and explanation</w:t>
+      </w:r>
+    </w:p>
+    <w:p>
+      <w:r>
+        <w:t>________________________________________________________________</w:t>
+      </w:r>
+    </w:p>
+    <w:p>
+      <w:r>
+        <w:t>________________________________________________________________</w:t>
+      </w:r>
+    </w:p>
+    <w:p>
+      <w:r>
+        <w:t>________________________________________________________________</w:t>
+      </w:r>
+    </w:p>
+    <w:p>
+      <w:r>
+        <w:t>________________________________________________________________</w:t>
+      </w:r>
+    </w:p>
+    <w:p>
+      <w:r>
+        <w:t>________________________________________________________________</w:t>
+      </w:r>
+    </w:p>
+    <w:p>
+      <w:pPr>
+        <w:pStyle w:val="ListBullet"/>
+      </w:pPr>
+      <w:r>
+        <w:t>Hint if needed: Read the steps in the pictorial case. Match the supplied detail to the stage that performs or records it.</w:t>
+      </w:r>
+    </w:p>
+    <w:p>
+      <w:pPr>
+        <w:pStyle w:val="Heading2"/>
+      </w:pPr>
+      <w:r>
+        <w:t>Check after the first attempt · reference / check after trying</w:t>
+      </w:r>
+    </w:p>
+    <w:p>
+      <w:pPr>
+        <w:spacing w:line="336" w:lineRule="auto" w:after="180"/>
+      </w:pPr>
+      <w:r>
+        <w:rPr>
+          <w:b w:val="0"/>
+        </w:rPr>
+        <w:t xml:space="preserve">After your attempt, compare with the supported explanation: Check same pixel Bottom green is HWC [1, 0, 1]=5 and CHW [1, 1, 0]=5. A </w:t>
+      </w:r>
+      <w:r>
+        <w:rPr>
+          <w:b/>
+        </w:rPr>
+        <w:t>tensor</w:t>
+      </w:r>
+      <w:r>
+        <w:rPr>
+          <w:b w:val="0"/>
+        </w:rPr>
+        <w:t xml:space="preserve"> is an array with named dimensions.</w:t>
+      </w:r>
+    </w:p>
+    <w:p>
+      <w:pPr>
+        <w:spacing w:line="336" w:lineRule="auto" w:after="180"/>
+      </w:pPr>
+      <w:r>
+        <w:rPr>
+          <w:b w:val="0"/>
+        </w:rPr>
+        <w:t>HWC orders height, width and colour; CHW puts colour first. Rearranging the layout changes where values are stored, not the colour measurement itself. Trace a named pixel through both layouts using zero-based indices.</w:t>
+      </w:r>
+    </w:p>
+    <w:p>
+      <w:pPr>
+        <w:spacing w:line="336" w:lineRule="auto" w:after="180"/>
+      </w:pPr>
+      <w:r>
+        <w:rPr>
+          <w:b w:val="0"/>
+        </w:rPr>
+        <w:t xml:space="preserve">Adding a batch dimension counts images and does not add a new colour </w:t>
+      </w:r>
+      <w:r>
+        <w:rPr>
+          <w:b/>
+        </w:rPr>
+        <w:t>channel</w:t>
+      </w:r>
+      <w:r>
+        <w:rPr>
+          <w:b w:val="0"/>
+        </w:rPr>
+        <w:t>.</w:t>
+      </w:r>
+    </w:p>
+    <w:p>
+      <w:pPr>
+        <w:pStyle w:val="Heading2"/>
+      </w:pPr>
+      <w:r>
+        <w:t>Changed-case question and optional hint</w:t>
+      </w:r>
+    </w:p>
+    <w:p>
+      <w:pPr>
+        <w:pStyle w:val="Heading3"/>
+      </w:pPr>
+      <w:r>
+        <w:t>Practice 2: explain the deciding evidence</w:t>
+      </w:r>
+    </w:p>
+    <w:p>
+      <w:pPr>
+        <w:pStyle w:val="ListBullet"/>
+      </w:pPr>
+      <w:r>
+        <w:t>Changed-case practice: Add a batch containing three identical images in NHWC layout. Which conclusion is supported by the supplied facts?</w:t>
+      </w:r>
+    </w:p>
+    <w:p>
+      <w:pPr>
+        <w:pStyle w:val="ListBullet"/>
+      </w:pPr>
+      <w:r>
+        <w:t>1. Batch shape is [3, 2, 1, 3].</w:t>
+      </w:r>
+    </w:p>
+    <w:p>
+      <w:pPr>
+        <w:pStyle w:val="ListBullet"/>
+      </w:pPr>
+      <w:r>
+        <w:t>2. We can decide the result without examining the changed input or the procedure.</w:t>
+      </w:r>
+    </w:p>
+    <w:p>
+      <w:pPr>
+        <w:pStyle w:val="ListBullet"/>
+      </w:pPr>
+      <w:r>
+        <w:t>3. This one example guarantees correct results for every future input.</w:t>
+      </w:r>
+    </w:p>
+    <w:p>
+      <w:pPr>
+        <w:pStyle w:val="Heading3"/>
+      </w:pPr>
+      <w:r>
+        <w:t>My selected conclusion, deciding fact and explanation</w:t>
+      </w:r>
+    </w:p>
+    <w:p>
+      <w:r>
+        <w:t>________________________________________________________________</w:t>
+      </w:r>
+    </w:p>
+    <w:p>
+      <w:r>
+        <w:t>________________________________________________________________</w:t>
+      </w:r>
+    </w:p>
+    <w:p>
+      <w:r>
+        <w:t>________________________________________________________________</w:t>
+      </w:r>
+    </w:p>
+    <w:p>
+      <w:r>
+        <w:t>________________________________________________________________</w:t>
+      </w:r>
+    </w:p>
+    <w:p>
+      <w:r>
+        <w:t>________________________________________________________________</w:t>
+      </w:r>
+    </w:p>
+    <w:p>
+      <w:pPr>
+        <w:pStyle w:val="ListBullet"/>
+      </w:pPr>
+      <w:r>
+        <w:t>Hint if needed: Use the changed condition and the deciding step in the pictorial trace. The answer must say what follows from those facts.</w:t>
+      </w:r>
+    </w:p>
+    <w:p>
+      <w:pPr>
+        <w:pStyle w:val="Heading2"/>
+      </w:pPr>
+      <w:r>
+        <w:t>Check after the changed attempt · reference / check after trying</w:t>
+      </w:r>
+    </w:p>
+    <w:p>
+      <w:pPr>
+        <w:spacing w:line="336" w:lineRule="auto" w:after="180"/>
+      </w:pPr>
+      <w:r>
+        <w:rPr>
+          <w:b w:val="0"/>
+        </w:rPr>
+        <w:t xml:space="preserve">After your attempt, compare with the supported explanation: Batch shape is [3, 2, 1, 3]. The new first dimension counts images; it does not add a fourth colour </w:t>
+      </w:r>
+      <w:r>
+        <w:rPr>
+          <w:b/>
+        </w:rPr>
+        <w:t>channel</w:t>
+      </w:r>
+      <w:r>
+        <w:rPr>
+          <w:b w:val="0"/>
+        </w:rPr>
+        <w:t>.</w:t>
+      </w:r>
+    </w:p>
+    <w:p>
+      <w:pPr>
+        <w:pStyle w:val="Heading2"/>
+      </w:pPr>
+      <w:r>
+        <w:t>Repair and retain the record</w:t>
+      </w:r>
+    </w:p>
+    <w:p>
+      <w:pPr>
+        <w:spacing w:line="336" w:lineRule="auto" w:after="180"/>
+      </w:pPr>
+      <w:r>
+        <w:rPr>
+          <w:b w:val="0"/>
+        </w:rPr>
+        <w:t xml:space="preserve">Review Learned representations (ai-5/19). Goal: Trace an </w:t>
+      </w:r>
+      <w:r>
+        <w:rPr>
+          <w:b/>
+        </w:rPr>
+        <w:t>input</w:t>
+      </w:r>
+      <w:r>
+        <w:rPr>
+          <w:b w:val="0"/>
+        </w:rPr>
+        <w:t xml:space="preserve"> through a hidden representation and a decision rule. Short practice: Why can no deterministic head using only the sum classify both correctly?</w:t>
+      </w:r>
+    </w:p>
+    <w:p>
+      <w:pPr>
+        <w:spacing w:line="336" w:lineRule="auto" w:after="180"/>
+      </w:pPr>
+      <w:r>
+        <w:rPr>
+          <w:b w:val="0"/>
+        </w:rPr>
+        <w:t xml:space="preserve">Point to the relevant step in the picture, then write the changed result and the rule or </w:t>
+      </w:r>
+      <w:r>
+        <w:rPr>
+          <w:b/>
+        </w:rPr>
+        <w:t>evidence</w:t>
+      </w:r>
+      <w:r>
+        <w:rPr>
+          <w:b w:val="0"/>
+        </w:rPr>
+        <w:t xml:space="preserve"> that supports it.. Return to this week and explain what you changed.</w:t>
+      </w:r>
+    </w:p>
+    <w:p>
+      <w:pPr>
+        <w:spacing w:line="336" w:lineRule="auto" w:after="180"/>
+      </w:pPr>
+      <w:r>
+        <w:rPr>
+          <w:b w:val="0"/>
+        </w:rPr>
+        <w:t xml:space="preserve">Review Initialisation and reproducibility (ai-5/17). Goal: Trace how starting values affect a fixed </w:t>
+      </w:r>
+      <w:r>
+        <w:rPr>
+          <w:b/>
+        </w:rPr>
+        <w:t>training</w:t>
+      </w:r>
+      <w:r>
+        <w:rPr>
+          <w:b w:val="0"/>
+        </w:rPr>
+        <w:t xml:space="preserve"> budget. Short practice: Does the matching final loss mean the parameter values are equal?</w:t>
+      </w:r>
+    </w:p>
+    <w:p>
+      <w:pPr>
+        <w:spacing w:line="336" w:lineRule="auto" w:after="180"/>
+      </w:pPr>
+      <w:r>
+        <w:rPr>
+          <w:b w:val="0"/>
+        </w:rPr>
+        <w:t xml:space="preserve">Point to the relevant step in the picture, then write the changed result and the rule or </w:t>
+      </w:r>
+      <w:r>
+        <w:rPr>
+          <w:b/>
+        </w:rPr>
+        <w:t>evidence</w:t>
+      </w:r>
+      <w:r>
+        <w:rPr>
+          <w:b w:val="0"/>
+        </w:rPr>
+        <w:t xml:space="preserve"> that supports it.. Return to this week and explain what you changed.</w:t>
+      </w:r>
+    </w:p>
+    <w:p>
+      <w:pPr>
+        <w:spacing w:line="336" w:lineRule="auto" w:after="180"/>
+      </w:pPr>
+      <w:r>
+        <w:rPr>
+          <w:b w:val="0"/>
+        </w:rPr>
+        <w:t>Review Learning rate experiments (ai-5/14). Goal: Run a controlled comparison of learning rates. Short practice: What should a fair rate comparison hold fixed?</w:t>
+      </w:r>
+    </w:p>
+    <w:p>
+      <w:pPr>
+        <w:spacing w:line="336" w:lineRule="auto" w:after="180"/>
+      </w:pPr>
+      <w:r>
+        <w:rPr>
+          <w:b w:val="0"/>
+        </w:rPr>
+        <w:t xml:space="preserve">Point to the relevant step in the picture, then write the changed result and the rule or </w:t>
+      </w:r>
+      <w:r>
+        <w:rPr>
+          <w:b/>
+        </w:rPr>
+        <w:t>evidence</w:t>
+      </w:r>
+      <w:r>
+        <w:rPr>
+          <w:b w:val="0"/>
+        </w:rPr>
+        <w:t xml:space="preserve"> that supports it.. Return to this week and explain what you changed.</w:t>
+      </w:r>
+    </w:p>
+    <w:p>
+      <w:pPr>
+        <w:spacing w:line="336" w:lineRule="auto" w:after="180"/>
+      </w:pPr>
+      <w:r>
+        <w:rPr>
+          <w:b w:val="0"/>
+        </w:rPr>
+        <w:t xml:space="preserve">The browser lab lets you edit the supported Python examples already included in this lesson. Predict first, run, inspect the actual </w:t>
+      </w:r>
+      <w:r>
+        <w:rPr>
+          <w:b/>
+        </w:rPr>
+        <w:t>output</w:t>
+      </w:r>
+      <w:r>
+        <w:rPr>
+          <w:b w:val="0"/>
+        </w:rPr>
+        <w:t xml:space="preserve"> or error, change one </w:t>
+      </w:r>
+      <w:r>
+        <w:rPr>
+          <w:b/>
+        </w:rPr>
+        <w:t>input</w:t>
+      </w:r>
+      <w:r>
+        <w:rPr>
+          <w:b w:val="0"/>
+        </w:rPr>
+        <w:t>, then run again.</w:t>
+      </w:r>
+    </w:p>
+    <w:p>
+      <w:pPr>
+        <w:spacing w:line="336" w:lineRule="auto" w:after="180"/>
+      </w:pPr>
+      <w:r>
+        <w:rPr>
+          <w:b w:val="0"/>
+        </w:rPr>
+        <w:t xml:space="preserve">Keep code, </w:t>
+      </w:r>
+      <w:r>
+        <w:rPr>
+          <w:b/>
+        </w:rPr>
+        <w:t>prediction</w:t>
+      </w:r>
+      <w:r>
+        <w:rPr>
+          <w:b w:val="0"/>
+        </w:rPr>
+        <w:t>s, actual results and a reasoned revision together. On paper, label your result as a trace rather than an execution.</w:t>
+      </w:r>
+    </w:p>
+    <w:p>
+      <w:pPr>
+        <w:spacing w:line="336" w:lineRule="auto" w:after="180"/>
+      </w:pPr>
+      <w:r>
+        <w:rPr>
+          <w:b w:val="0"/>
+        </w:rPr>
+        <w:t xml:space="preserve">Use Download completed work in the hosted lesson to export your answers, reflections, practice feedback and code-run </w:t>
+      </w:r>
+      <w:r>
+        <w:rPr>
+          <w:b/>
+        </w:rPr>
+        <w:t>evidence</w:t>
+      </w:r>
+      <w:r>
+        <w:rPr>
+          <w:b w:val="0"/>
+        </w:rPr>
+        <w:t>. Open the HTML copy to read or print it.</w:t>
+      </w:r>
+    </w:p>
+    <w:p>
+      <w:pPr>
+        <w:spacing w:line="336" w:lineRule="auto" w:after="180"/>
+      </w:pPr>
+      <w:r>
+        <w:rPr>
+          <w:b w:val="0"/>
+        </w:rPr>
+        <w:t>Drafts stay in this browser when storage is available; clear drafts on a shared device.</w:t>
+      </w:r>
+    </w:p>
+    <w:p>
+      <w:pPr>
+        <w:pStyle w:val="Heading3"/>
+      </w:pPr>
+      <w:r>
+        <w:t>What I repaired, the evidence I kept and the next test</w:t>
+      </w:r>
+    </w:p>
+    <w:p>
+      <w:r>
+        <w:t>________________________________________________________________</w:t>
+      </w:r>
+    </w:p>
+    <w:p>
+      <w:r>
+        <w:t>________________________________________________________________</w:t>
+      </w:r>
+    </w:p>
+    <w:p>
+      <w:r>
+        <w:t>________________________________________________________________</w:t>
+      </w:r>
+    </w:p>
+    <w:p>
+      <w:r>
+        <w:t>________________________________________________________________</w:t>
+      </w:r>
+    </w:p>
+    <w:p>
+      <w:r>
+        <w:t>________________________________________________________________</w:t>
+      </w:r>
+    </w:p>
+    <w:p>
+      <w:pPr>
+        <w:pStyle w:val="Heading2"/>
+      </w:pPr>
+      <w:r>
+        <w:t>Earlier wording, alternatives and picture transcripts · reference / check after trying</w:t>
       </w:r>
     </w:p>
     <w:p>
@@ -2072,80 +2253,10 @@
     </w:p>
     <w:p>
       <w:pPr>
-        <w:spacing w:line="336" w:lineRule="auto" w:after="180"/>
-      </w:pPr>
-      <w:r>
-        <w:rPr>
-          <w:b w:val="0"/>
-        </w:rPr>
-        <w:t xml:space="preserve">Move colour values between </w:t>
-      </w:r>
-      <w:r>
-        <w:rPr>
-          <w:b/>
-        </w:rPr>
-        <w:t>tensor</w:t>
-      </w:r>
-      <w:r>
-        <w:rPr>
-          <w:b w:val="0"/>
-        </w:rPr>
-        <w:t xml:space="preserve"> layouts without changing the pixels.</w:t>
-      </w:r>
-    </w:p>
-    <w:p>
-      <w:pPr>
         <w:pStyle w:val="Heading3"/>
       </w:pPr>
       <w:r>
-        <w:t>Practice 1: explain the deciding evidence</w:t>
-      </w:r>
-    </w:p>
-    <w:p>
-      <w:pPr>
-        <w:spacing w:line="336" w:lineRule="auto" w:after="180"/>
-      </w:pPr>
-      <w:r>
-        <w:rPr>
-          <w:b w:val="0"/>
-        </w:rPr>
-        <w:t>Which labelled step matches this detail? Bottom green is HWC [1, 0, 1]=5 and CHW [1, 1, 0]=5.</w:t>
-      </w:r>
-    </w:p>
-    <w:p>
-      <w:pPr>
-        <w:spacing w:line="336" w:lineRule="auto" w:after="180"/>
-        <w:shd w:fill="F4F9FC"/>
-      </w:pPr>
-      <w:r>
-        <w:rPr>
-          <w:b w:val="0"/>
-        </w:rPr>
-        <w:t>1. Record HWC shape</w:t>
-      </w:r>
-    </w:p>
-    <w:p>
-      <w:pPr>
-        <w:spacing w:line="336" w:lineRule="auto" w:after="180"/>
-        <w:shd w:fill="F4F9FC"/>
-      </w:pPr>
-      <w:r>
-        <w:rPr>
-          <w:b w:val="0"/>
-        </w:rPr>
-        <w:t>2. Reorder to CHW</w:t>
-      </w:r>
-    </w:p>
-    <w:p>
-      <w:pPr>
-        <w:spacing w:line="336" w:lineRule="auto" w:after="180"/>
-        <w:shd w:fill="F4F9FC"/>
-      </w:pPr>
-      <w:r>
-        <w:rPr>
-          <w:b w:val="0"/>
-        </w:rPr>
-        <w:t>3. Check same pixel</w:t>
+        <w:t>Repair a missing building block</w:t>
       </w:r>
     </w:p>
     <w:p>
@@ -2153,32 +2264,7 @@
         <w:pStyle w:val="Heading3"/>
       </w:pPr>
       <w:r>
-        <w:t>My selected conclusion, deciding fact and explanation</w:t>
-      </w:r>
-    </w:p>
-    <w:p>
-      <w:r>
-        <w:t>________________________________________________________________</w:t>
-      </w:r>
-    </w:p>
-    <w:p>
-      <w:r>
-        <w:t>________________________________________________________________</w:t>
-      </w:r>
-    </w:p>
-    <w:p>
-      <w:r>
-        <w:t>________________________________________________________________</w:t>
-      </w:r>
-    </w:p>
-    <w:p>
-      <w:r>
-        <w:t>________________________________________________________________</w:t>
-      </w:r>
-    </w:p>
-    <w:p>
-      <w:r>
-        <w:t>________________________________________________________________</w:t>
+        <w:t>Predict, run and debug</w:t>
       </w:r>
     </w:p>
     <w:p>
@@ -2186,553 +2272,25 @@
         <w:pStyle w:val="Heading3"/>
       </w:pPr>
       <w:r>
-        <w:t>Hint · try first</w:t>
-      </w:r>
-    </w:p>
-    <w:p>
-      <w:pPr>
-        <w:spacing w:line="336" w:lineRule="auto" w:after="180"/>
-        <w:shd w:fill="F1F6F8"/>
-      </w:pPr>
-      <w:r>
-        <w:rPr>
-          <w:b w:val="0"/>
-        </w:rPr>
-        <w:t>Hint if needed: Read the steps in the pictorial case. Match the supplied detail to the stage that performs or records it.</w:t>
-      </w:r>
-    </w:p>
-    <w:p>
-      <w:pPr>
-        <w:pStyle w:val="Heading3"/>
-      </w:pPr>
-      <w:r>
-        <w:t>Feedback · compare after trying</w:t>
-      </w:r>
-    </w:p>
-    <w:p>
-      <w:pPr>
-        <w:spacing w:line="336" w:lineRule="auto" w:after="180"/>
-        <w:shd w:fill="F1F6FC"/>
-      </w:pPr>
-      <w:r>
-        <w:rPr>
-          <w:b w:val="0"/>
-        </w:rPr>
-        <w:t xml:space="preserve">After your attempt, compare with the supported explanation: Check same pixel Bottom green is HWC [1, 0, 1]=5 and CHW [1, 1, 0]=5. A </w:t>
-      </w:r>
-      <w:r>
-        <w:rPr>
-          <w:b/>
-        </w:rPr>
-        <w:t>tensor</w:t>
-      </w:r>
-      <w:r>
-        <w:rPr>
-          <w:b w:val="0"/>
-        </w:rPr>
-        <w:t xml:space="preserve"> is an array with named dimensions.</w:t>
-      </w:r>
-    </w:p>
-    <w:p>
-      <w:pPr>
-        <w:spacing w:line="336" w:lineRule="auto" w:after="180"/>
-        <w:shd w:fill="F1F6FC"/>
-      </w:pPr>
-      <w:r>
-        <w:rPr>
-          <w:b w:val="0"/>
-        </w:rPr>
-        <w:t>HWC orders height, width and colour; CHW puts colour first. Rearranging the layout changes where values are stored, not the colour measurement itself. Trace a named pixel through both layouts using zero-based indices.</w:t>
-      </w:r>
-    </w:p>
-    <w:p>
-      <w:pPr>
-        <w:spacing w:line="336" w:lineRule="auto" w:after="180"/>
-        <w:shd w:fill="F1F6FC"/>
-      </w:pPr>
-      <w:r>
-        <w:rPr>
-          <w:b w:val="0"/>
-        </w:rPr>
-        <w:t xml:space="preserve">Adding a batch dimension counts images and does not add a new colour </w:t>
-      </w:r>
-      <w:r>
-        <w:rPr>
-          <w:b/>
-        </w:rPr>
-        <w:t>channel</w:t>
-      </w:r>
-      <w:r>
-        <w:rPr>
-          <w:b w:val="0"/>
-        </w:rPr>
-        <w:t>.</w:t>
-      </w:r>
-    </w:p>
-    <w:p>
-      <w:pPr>
-        <w:pStyle w:val="Heading3"/>
-      </w:pPr>
-      <w:r>
-        <w:t>Practice 2: explain the deciding evidence</w:t>
-      </w:r>
-    </w:p>
-    <w:p>
-      <w:pPr>
-        <w:pStyle w:val="Heading3"/>
-      </w:pPr>
-      <w:r>
-        <w:t>Changed case · predict first</w:t>
-      </w:r>
-    </w:p>
-    <w:p>
-      <w:pPr>
-        <w:spacing w:line="336" w:lineRule="auto" w:after="180"/>
-        <w:shd w:fill="F5F1FB"/>
-      </w:pPr>
-      <w:r>
-        <w:rPr>
-          <w:b w:val="0"/>
-        </w:rPr>
-        <w:t>Changed-case practice: Add a batch containing three identical images in NHWC layout. Which conclusion is supported by the supplied facts?</w:t>
-      </w:r>
-    </w:p>
-    <w:p>
-      <w:pPr>
-        <w:spacing w:line="336" w:lineRule="auto" w:after="180"/>
-        <w:shd w:fill="F4F9FC"/>
-      </w:pPr>
-      <w:r>
-        <w:rPr>
-          <w:b w:val="0"/>
-        </w:rPr>
-        <w:t>1. Batch shape is [3, 2, 1, 3].</w:t>
-      </w:r>
-    </w:p>
-    <w:p>
-      <w:pPr>
-        <w:spacing w:line="336" w:lineRule="auto" w:after="180"/>
-        <w:shd w:fill="F4F9FC"/>
-      </w:pPr>
-      <w:r>
-        <w:rPr>
-          <w:b w:val="0"/>
-        </w:rPr>
-        <w:t xml:space="preserve">2. We can decide the result without examining the changed </w:t>
-      </w:r>
-      <w:r>
-        <w:rPr>
-          <w:b/>
-        </w:rPr>
-        <w:t>input</w:t>
-      </w:r>
-      <w:r>
-        <w:rPr>
-          <w:b w:val="0"/>
-        </w:rPr>
-        <w:t xml:space="preserve"> or the procedure.</w:t>
-      </w:r>
-    </w:p>
-    <w:p>
-      <w:pPr>
-        <w:spacing w:line="336" w:lineRule="auto" w:after="180"/>
-        <w:shd w:fill="F4F9FC"/>
-      </w:pPr>
-      <w:r>
-        <w:rPr>
-          <w:b w:val="0"/>
-        </w:rPr>
-        <w:t xml:space="preserve">3. This one example guarantees correct results for every future </w:t>
-      </w:r>
-      <w:r>
-        <w:rPr>
-          <w:b/>
-        </w:rPr>
-        <w:t>input</w:t>
-      </w:r>
-      <w:r>
-        <w:rPr>
-          <w:b w:val="0"/>
-        </w:rPr>
-        <w:t>.</w:t>
-      </w:r>
-    </w:p>
-    <w:p>
-      <w:pPr>
-        <w:pStyle w:val="Heading3"/>
-      </w:pPr>
-      <w:r>
-        <w:t>My selected conclusion, deciding fact and explanation</w:t>
-      </w:r>
-    </w:p>
-    <w:p>
-      <w:r>
-        <w:t>________________________________________________________________</w:t>
-      </w:r>
-    </w:p>
-    <w:p>
-      <w:r>
-        <w:t>________________________________________________________________</w:t>
-      </w:r>
-    </w:p>
-    <w:p>
-      <w:r>
-        <w:t>________________________________________________________________</w:t>
-      </w:r>
-    </w:p>
-    <w:p>
-      <w:r>
-        <w:t>________________________________________________________________</w:t>
-      </w:r>
-    </w:p>
-    <w:p>
-      <w:r>
-        <w:t>________________________________________________________________</w:t>
-      </w:r>
-    </w:p>
-    <w:p>
-      <w:pPr>
-        <w:pStyle w:val="Heading3"/>
-      </w:pPr>
-      <w:r>
-        <w:t>Hint · try first</w:t>
-      </w:r>
-    </w:p>
-    <w:p>
-      <w:pPr>
-        <w:spacing w:line="336" w:lineRule="auto" w:after="180"/>
-        <w:shd w:fill="F1F6F8"/>
-      </w:pPr>
-      <w:r>
-        <w:rPr>
-          <w:b w:val="0"/>
-        </w:rPr>
-        <w:t>Hint if needed: Use the changed condition and the deciding step in the pictorial trace. The answer must say what follows from those facts.</w:t>
-      </w:r>
-    </w:p>
-    <w:p>
-      <w:pPr>
-        <w:pStyle w:val="Heading3"/>
-      </w:pPr>
-      <w:r>
-        <w:t>Feedback · compare after trying</w:t>
-      </w:r>
-    </w:p>
-    <w:p>
-      <w:pPr>
-        <w:spacing w:line="336" w:lineRule="auto" w:after="180"/>
-        <w:shd w:fill="F1F6FC"/>
-      </w:pPr>
-      <w:r>
-        <w:rPr>
-          <w:b w:val="0"/>
-        </w:rPr>
-        <w:t xml:space="preserve">After your attempt, compare with the supported explanation: Batch shape is [3, 2, 1, 3]. The new first dimension counts images; it does not add a fourth colour </w:t>
-      </w:r>
-      <w:r>
-        <w:rPr>
-          <w:b/>
-        </w:rPr>
-        <w:t>channel</w:t>
-      </w:r>
-      <w:r>
-        <w:rPr>
-          <w:b w:val="0"/>
-        </w:rPr>
-        <w:t>.</w:t>
-      </w:r>
-    </w:p>
-    <w:p>
-      <w:pPr>
-        <w:pStyle w:val="Heading3"/>
-      </w:pPr>
-      <w:r>
-        <w:t>Repair a missing building block</w:t>
-      </w:r>
-    </w:p>
-    <w:p>
-      <w:pPr>
-        <w:spacing w:line="336" w:lineRule="auto" w:after="180"/>
-      </w:pPr>
-      <w:r>
-        <w:rPr>
-          <w:b w:val="0"/>
-        </w:rPr>
-        <w:t xml:space="preserve">Review Learned representations (ai-5/19). Goal: Trace an </w:t>
-      </w:r>
-      <w:r>
-        <w:rPr>
-          <w:b/>
-        </w:rPr>
-        <w:t>input</w:t>
-      </w:r>
-      <w:r>
-        <w:rPr>
-          <w:b w:val="0"/>
-        </w:rPr>
-        <w:t xml:space="preserve"> through a hidden representation and a decision rule. Short practice: Why can no deterministic head using only the sum classify both correctly?</w:t>
-      </w:r>
-    </w:p>
-    <w:p>
-      <w:pPr>
-        <w:spacing w:line="336" w:lineRule="auto" w:after="180"/>
-      </w:pPr>
-      <w:r>
-        <w:rPr>
-          <w:b w:val="0"/>
-        </w:rPr>
-        <w:t xml:space="preserve">Point to the relevant step in the picture, then write the changed result and the rule or </w:t>
-      </w:r>
-      <w:r>
-        <w:rPr>
-          <w:b/>
-        </w:rPr>
-        <w:t>evidence</w:t>
-      </w:r>
-      <w:r>
-        <w:rPr>
-          <w:b w:val="0"/>
-        </w:rPr>
-        <w:t xml:space="preserve"> that supports it.. Return to this week and explain what you changed.</w:t>
-      </w:r>
-    </w:p>
-    <w:p>
-      <w:pPr>
-        <w:spacing w:line="336" w:lineRule="auto" w:after="180"/>
-      </w:pPr>
-      <w:r>
-        <w:rPr>
-          <w:b w:val="0"/>
-        </w:rPr>
-        <w:t xml:space="preserve">Review Initialisation and reproducibility (ai-5/17). Goal: Trace how starting values affect a fixed </w:t>
-      </w:r>
-      <w:r>
-        <w:rPr>
-          <w:b/>
-        </w:rPr>
-        <w:t>training</w:t>
-      </w:r>
-      <w:r>
-        <w:rPr>
-          <w:b w:val="0"/>
-        </w:rPr>
-        <w:t xml:space="preserve"> budget. Short practice: Does the matching final loss mean the parameter values are equal?</w:t>
-      </w:r>
-    </w:p>
-    <w:p>
-      <w:pPr>
-        <w:spacing w:line="336" w:lineRule="auto" w:after="180"/>
-      </w:pPr>
-      <w:r>
-        <w:rPr>
-          <w:b w:val="0"/>
-        </w:rPr>
-        <w:t xml:space="preserve">Point to the relevant step in the picture, then write the changed result and the rule or </w:t>
-      </w:r>
-      <w:r>
-        <w:rPr>
-          <w:b/>
-        </w:rPr>
-        <w:t>evidence</w:t>
-      </w:r>
-      <w:r>
-        <w:rPr>
-          <w:b w:val="0"/>
-        </w:rPr>
-        <w:t xml:space="preserve"> that supports it.. Return to this week and explain what you changed.</w:t>
-      </w:r>
-    </w:p>
-    <w:p>
-      <w:pPr>
-        <w:spacing w:line="336" w:lineRule="auto" w:after="180"/>
-      </w:pPr>
-      <w:r>
-        <w:rPr>
-          <w:b w:val="0"/>
-        </w:rPr>
-        <w:t>Review Learning rate experiments (ai-5/14). Goal: Run a controlled comparison of learning rates. Short practice: What should a fair rate comparison hold fixed?</w:t>
-      </w:r>
-    </w:p>
-    <w:p>
-      <w:pPr>
-        <w:spacing w:line="336" w:lineRule="auto" w:after="180"/>
-      </w:pPr>
-      <w:r>
-        <w:rPr>
-          <w:b w:val="0"/>
-        </w:rPr>
-        <w:t xml:space="preserve">Point to the relevant step in the picture, then write the changed result and the rule or </w:t>
-      </w:r>
-      <w:r>
-        <w:rPr>
-          <w:b/>
-        </w:rPr>
-        <w:t>evidence</w:t>
-      </w:r>
-      <w:r>
-        <w:rPr>
-          <w:b w:val="0"/>
-        </w:rPr>
-        <w:t xml:space="preserve"> that supports it.. Return to this week and explain what you changed.</w:t>
-      </w:r>
-    </w:p>
-    <w:p>
-      <w:pPr>
-        <w:pStyle w:val="Heading3"/>
-      </w:pPr>
-      <w:r>
-        <w:t>Predict, run and debug</w:t>
-      </w:r>
-    </w:p>
-    <w:p>
-      <w:pPr>
-        <w:spacing w:line="336" w:lineRule="auto" w:after="180"/>
-      </w:pPr>
-      <w:r>
-        <w:rPr>
-          <w:b w:val="0"/>
-        </w:rPr>
-        <w:t xml:space="preserve">The browser lab lets you edit the supported Python examples already included in this lesson. Predict first, run, inspect the actual </w:t>
-      </w:r>
-      <w:r>
-        <w:rPr>
-          <w:b/>
-        </w:rPr>
-        <w:t>output</w:t>
-      </w:r>
-      <w:r>
-        <w:rPr>
-          <w:b w:val="0"/>
-        </w:rPr>
-        <w:t xml:space="preserve"> or error, change one </w:t>
-      </w:r>
-      <w:r>
-        <w:rPr>
-          <w:b/>
-        </w:rPr>
-        <w:t>input</w:t>
-      </w:r>
-      <w:r>
-        <w:rPr>
-          <w:b w:val="0"/>
-        </w:rPr>
-        <w:t>, then run again.</w:t>
-      </w:r>
-    </w:p>
-    <w:p>
-      <w:pPr>
-        <w:spacing w:line="336" w:lineRule="auto" w:after="180"/>
-      </w:pPr>
-      <w:r>
-        <w:rPr>
-          <w:b w:val="0"/>
-        </w:rPr>
-        <w:t xml:space="preserve">Keep code, </w:t>
-      </w:r>
-      <w:r>
-        <w:rPr>
-          <w:b/>
-        </w:rPr>
-        <w:t>prediction</w:t>
-      </w:r>
-      <w:r>
-        <w:rPr>
-          <w:b w:val="0"/>
-        </w:rPr>
-        <w:t>s, actual results and a reasoned revision together. On paper, label your result as a trace rather than an execution.</w:t>
-      </w:r>
-    </w:p>
-    <w:p>
-      <w:pPr>
-        <w:pStyle w:val="Heading3"/>
-      </w:pPr>
-      <w:r>
         <w:t>Keep your completed work</w:t>
       </w:r>
     </w:p>
     <w:p>
       <w:pPr>
-        <w:spacing w:line="336" w:lineRule="auto" w:after="180"/>
-      </w:pPr>
-      <w:r>
-        <w:rPr>
-          <w:b w:val="0"/>
-        </w:rPr>
-        <w:t xml:space="preserve">Use Download completed work in the hosted lesson to export your answers, reflections, practice feedback and code-run </w:t>
-      </w:r>
-      <w:r>
-        <w:rPr>
-          <w:b/>
-        </w:rPr>
-        <w:t>evidence</w:t>
-      </w:r>
-      <w:r>
-        <w:rPr>
-          <w:b w:val="0"/>
-        </w:rPr>
-        <w:t>. Open the HTML copy to read or print it.</w:t>
-      </w:r>
-    </w:p>
-    <w:p>
-      <w:pPr>
-        <w:spacing w:line="336" w:lineRule="auto" w:after="180"/>
-      </w:pPr>
-      <w:r>
-        <w:rPr>
-          <w:b w:val="0"/>
-        </w:rPr>
-        <w:t>Drafts stay in this browser when storage is available; clear drafts on a shared device.</w:t>
-      </w:r>
-    </w:p>
-    <w:p>
-      <w:pPr>
-        <w:pStyle w:val="Heading3"/>
-      </w:pPr>
-      <w:r>
-        <w:t>What I repaired, the evidence I kept and the next test</w:t>
-      </w:r>
-    </w:p>
-    <w:p>
-      <w:r>
-        <w:t>________________________________________________________________</w:t>
-      </w:r>
-    </w:p>
-    <w:p>
-      <w:r>
-        <w:t>________________________________________________________________</w:t>
-      </w:r>
-    </w:p>
-    <w:p>
-      <w:r>
-        <w:t>________________________________________________________________</w:t>
-      </w:r>
-    </w:p>
-    <w:p>
-      <w:r>
-        <w:t>________________________________________________________________</w:t>
-      </w:r>
-    </w:p>
-    <w:p>
-      <w:r>
-        <w:t>________________________________________________________________</w:t>
-      </w:r>
-    </w:p>
-    <w:p>
-      <w:pPr>
         <w:pStyle w:val="Heading1"/>
       </w:pPr>
       <w:r>
-        <w:t>15. Visual concept journey</w:t>
-      </w:r>
-    </w:p>
-    <w:p>
-      <w:r>
-        <w:t>Explain each Image tensors and channels picture from its labels, then record a relevant limit.</w:t>
-      </w:r>
-    </w:p>
-    <w:p>
-      <w:pPr>
-        <w:pStyle w:val="Heading3"/>
+        <w:t>15. Reference · Six-picture response sheets</w:t>
+      </w:r>
+    </w:p>
+    <w:p>
+      <w:r>
+        <w:t>Choose the picture that helps explain the current step.</w:t>
+      </w:r>
+    </w:p>
+    <w:p>
+      <w:pPr>
+        <w:pStyle w:val="Heading2"/>
       </w:pPr>
       <w:r>
         <w:t>01. Image tensors and channels: the case</w:t>
@@ -2835,7 +2393,6 @@
     <w:p>
       <w:pPr>
         <w:spacing w:line="336" w:lineRule="auto" w:after="180"/>
-        <w:shd w:fill="F5F1FB"/>
       </w:pPr>
       <w:r>
         <w:rPr>
@@ -2874,7 +2431,7 @@
     </w:p>
     <w:p>
       <w:pPr>
-        <w:pStyle w:val="Heading3"/>
+        <w:pStyle w:val="Heading2"/>
       </w:pPr>
       <w:r>
         <w:t>02. Follow the deciding steps</w:t>
@@ -2930,7 +2487,6 @@
     <w:p>
       <w:pPr>
         <w:spacing w:line="336" w:lineRule="auto" w:after="180"/>
-        <w:shd w:fill="F5F1FB"/>
       </w:pPr>
       <w:r>
         <w:rPr>
@@ -2981,7 +2537,7 @@
     </w:p>
     <w:p>
       <w:pPr>
-        <w:pStyle w:val="Heading3"/>
+        <w:pStyle w:val="Heading2"/>
       </w:pPr>
       <w:r>
         <w:t>03. Two RGB pixels before layout conversion</w:t>
@@ -3037,7 +2593,6 @@
     <w:p>
       <w:pPr>
         <w:spacing w:line="336" w:lineRule="auto" w:after="180"/>
-        <w:shd w:fill="F5F1FB"/>
       </w:pPr>
       <w:r>
         <w:rPr>
@@ -3076,7 +2631,7 @@
     </w:p>
     <w:p>
       <w:pPr>
-        <w:pStyle w:val="Heading3"/>
+        <w:pStyle w:val="Heading2"/>
       </w:pPr>
       <w:r>
         <w:t>04. Change one thing. Trace what follows.</w:t>
@@ -3155,7 +2710,6 @@
     <w:p>
       <w:pPr>
         <w:spacing w:line="336" w:lineRule="auto" w:after="180"/>
-        <w:shd w:fill="F5F1FB"/>
       </w:pPr>
       <w:r>
         <w:rPr>
@@ -3194,7 +2748,7 @@
     </w:p>
     <w:p>
       <w:pPr>
-        <w:pStyle w:val="Heading3"/>
+        <w:pStyle w:val="Heading2"/>
       </w:pPr>
       <w:r>
         <w:t>05. Connect the explanation to its limit</w:t>
@@ -3320,7 +2874,6 @@
     <w:p>
       <w:pPr>
         <w:spacing w:line="336" w:lineRule="auto" w:after="180"/>
-        <w:shd w:fill="F5F1FB"/>
       </w:pPr>
       <w:r>
         <w:rPr>
@@ -3359,7 +2912,7 @@
     </w:p>
     <w:p>
       <w:pPr>
-        <w:pStyle w:val="Heading3"/>
+        <w:pStyle w:val="Heading2"/>
       </w:pPr>
       <w:r>
         <w:t>06. Make the idea visible in your project</w:t>
@@ -3473,7 +3026,6 @@
     <w:p>
       <w:pPr>
         <w:spacing w:line="336" w:lineRule="auto" w:after="180"/>
-        <w:shd w:fill="F5F1FB"/>
       </w:pPr>
       <w:r>
         <w:rPr>
@@ -3520,6 +3072,62 @@
     <w:p>
       <w:r>
         <w:t>________________________________________________________________</w:t>
+      </w:r>
+    </w:p>
+    <w:p>
+      <w:pPr>
+        <w:pStyle w:val="Heading2"/>
+      </w:pPr>
+      <w:r>
+        <w:t>Earlier wording, alternatives and picture transcripts · reference / check after trying</w:t>
+      </w:r>
+    </w:p>
+    <w:p>
+      <w:pPr>
+        <w:pStyle w:val="Heading3"/>
+      </w:pPr>
+      <w:r>
+        <w:t>01. Image tensors and channels: the case</w:t>
+      </w:r>
+    </w:p>
+    <w:p>
+      <w:pPr>
+        <w:pStyle w:val="Heading3"/>
+      </w:pPr>
+      <w:r>
+        <w:t>02. Follow the deciding steps</w:t>
+      </w:r>
+    </w:p>
+    <w:p>
+      <w:pPr>
+        <w:pStyle w:val="Heading3"/>
+      </w:pPr>
+      <w:r>
+        <w:t>03. Two RGB pixels before layout conversion</w:t>
+      </w:r>
+    </w:p>
+    <w:p>
+      <w:pPr>
+        <w:pStyle w:val="Heading3"/>
+      </w:pPr>
+      <w:r>
+        <w:t>04. Change one thing. Trace what follows.</w:t>
+      </w:r>
+    </w:p>
+    <w:p>
+      <w:pPr>
+        <w:pStyle w:val="Heading3"/>
+      </w:pPr>
+      <w:r>
+        <w:t>05. Connect the explanation to its limit</w:t>
+      </w:r>
+    </w:p>
+    <w:p>
+      <w:pPr>
+        <w:pStyle w:val="Heading3"/>
+      </w:pPr>
+      <w:r>
+        <w:t>06. Make the idea visible in your project</w:t>
       </w:r>
     </w:p>
     <w:sectPr>
